--- a/manuel-histoire-t7/Manuel_Histoire_T7_UNITE1.docx
+++ b/manuel-histoire-t7/Manuel_Histoire_T7_UNITE1.docx
@@ -157,7 +157,7 @@
           <w:szCs w:val="24"/>
           <w:rFonts w:ascii="Times New Roman" w:cs="Times New Roman" w:eastAsia="Times New Roman" w:hAnsi="Times New Roman"/>
         </w:rPr>
-        <w:t xml:space="preserve">Ce manuel accompagne l’enseignant dans la mise en œuvre du programme officiel d’Histoire de la classe de T7 (septième). Il couvre les sept thématiques du programme en six unités : l’Histoire orale et les grandes périodes de la Préhistoire, l’Antiquité, le Moyen-Âge, les origines du peuple malgache, le mode de vie des premiers Malgaches, et l’évolution de l’organisation politique à Madagascar du Vᵉ à la fin du XIXᵉ siècle, à raison de 2 heures par semaine. Conformément au programme, il développe la pensée historique et la démarche historique : exploiter des sources primaires, situer les faits dans le temps et dans l’espace, analyser les causes et les conséquences, et interpréter les réalités sociales pour comprendre le passé, expliquer le présent et améliorer le futur.</w:t>
+        <w:t xml:space="preserve">Ce manuel accompagne l’enseignant dans la mise en œuvre du programme officiel d’Histoire de la classe de T7 (cinquième). Il couvre les sept thématiques du programme en six unités : l’Histoire orale et les grandes périodes de la Préhistoire, l’Antiquité, le Moyen Âge, les origines du peuple malgache, le mode de vie des premiers Malgaches, et l’évolution de l’organisation politique à Madagascar du Vᵉ au XIXᵉ siècle, à raison de 2 heures par semaine. Conformément au programme, il développe la pensée historique et la démarche historique : exploiter des sources primaires, situer les faits dans le temps et dans l’espace, analyser les causes et les conséquences, et interpréter les réalités sociales pour comprendre le passé, expliquer le présent et améliorer le futur.</w:t>
       </w:r>
     </w:p>
     <w:p>
@@ -176,7 +176,7 @@
           <w:szCs w:val="24"/>
           <w:rFonts w:ascii="Times New Roman" w:cs="Times New Roman" w:eastAsia="Times New Roman" w:hAnsi="Times New Roman"/>
         </w:rPr>
-        <w:t xml:space="preserve">Chaque séance associe une fiche de préparation directement exploitable, une leçon structurée avec définitions rigoureuses et reformulations simples, des frises chronologiques et des schémas exacts, des exercices et un corrigé détaillé. Les contenus mobilisent les repères de Madagascar et véhiculent les valeurs portées par le programme : curiosité et esprit critique, union nationale et patriotisme, savoir vivre ensemble, respect des biens communs et de l’environnement.</w:t>
+        <w:t xml:space="preserve">Chaque séance associe une fiche de préparation directement exploitable et une leçon conçue pour l’Histoire : un récit vivant qui raconte les faits dans l’ordre du temps, une étude de document pour exercer l’esprit critique, un encadré de repères (dates, personnages, vocabulaire), des frises chronologiques et des schémas exacts, des exercices et un corrigé détaillé. Les contenus mobilisent les repères de Madagascar et véhiculent les valeurs portées par le programme : curiosité et esprit critique, union nationale et patriotisme, savoir vivre ensemble, respect des biens communs et de l’environnement.</w:t>
       </w:r>
     </w:p>
     <w:p>
@@ -235,7 +235,7 @@
           <w:szCs w:val="24"/>
           <w:rFonts w:ascii="Times New Roman" w:cs="Times New Roman" w:eastAsia="Times New Roman" w:hAnsi="Times New Roman"/>
         </w:rPr>
-        <w:t xml:space="preserve">Code couleur : titre de leçon en rouge ; sous-titres en vert ; « Définition » en vert et « Autrement dit » en bleu ; « Erreur à éviter » en ocre ; corrigés en bordeaux ; encadré « Le savais-tu ? » sur fond bleu clair.</w:t>
+        <w:t xml:space="preserve">Organisation de la leçon : des parties numérotées aux titres tirés du programme (en vert), avec les mots-clés mis en évidence en bleu gras dans le texte ; un encadré « Document à étudier » (texte, questions et réponses) ; un encadré « Le savais-tu ? » sur fond bleu clair ; un « Petit lexique » en tableau ; puis les exercices et leurs corrigés en bordeaux.</w:t>
       </w:r>
     </w:p>
     <w:p>
@@ -2213,152 +2213,152 @@
                 <w:szCs w:val="20"/>
                 <w:rFonts w:ascii="Times New Roman" w:cs="Times New Roman" w:eastAsia="Times New Roman" w:hAnsi="Times New Roman"/>
               </w:rPr>
-              <w:t xml:space="preserve">3. Observation</w:t>
-            </w:r>
-          </w:p>
-        </w:tc>
-        <w:tc>
-          <w:tcPr>
-            <w:tcMar>
-              <w:top w:type="dxa" w:w="80"/>
-              <w:left w:type="dxa" w:w="80"/>
-              <w:bottom w:type="dxa" w:w="80"/>
-              <w:right w:type="dxa" w:w="80"/>
-            </w:tcMar>
-          </w:tcPr>
-          <w:p>
-            <w:pPr>
-              <w:spacing w:after="40"/>
-              <w:jc w:val="left"/>
-            </w:pPr>
-            <w:r>
-              <w:rPr>
-                <w:b w:val="false"/>
-                <w:bCs w:val="false"/>
-                <w:i w:val="false"/>
-                <w:iCs w:val="false"/>
-                <w:color w:val="000000"/>
-                <w:sz w:val="20"/>
-                <w:szCs w:val="20"/>
-                <w:rFonts w:ascii="Times New Roman" w:cs="Times New Roman" w:eastAsia="Times New Roman" w:hAnsi="Times New Roman"/>
-              </w:rPr>
-              <w:t xml:space="preserve">Thème : « le marché de notre commune de 1990 à 2010 » ; questionnaire de huit questions ; personnes ressources : deux marchandes anciennes et le chef fokontany ; lieu : chez chacune ; rendez-vous pris une semaine à l’avance.</w:t>
-            </w:r>
-          </w:p>
-        </w:tc>
-        <w:tc>
-          <w:tcPr>
-            <w:tcMar>
-              <w:top w:type="dxa" w:w="80"/>
-              <w:left w:type="dxa" w:w="80"/>
-              <w:bottom w:type="dxa" w:w="80"/>
-              <w:right w:type="dxa" w:w="80"/>
-            </w:tcMar>
-          </w:tcPr>
-          <w:p>
-            <w:pPr>
-              <w:spacing w:after="40"/>
-              <w:jc w:val="left"/>
-            </w:pPr>
-            <w:r>
-              <w:rPr>
-                <w:b w:val="false"/>
-                <w:bCs w:val="false"/>
-                <w:i w:val="false"/>
-                <w:iCs w:val="false"/>
-                <w:color w:val="000000"/>
-                <w:sz w:val="20"/>
-                <w:szCs w:val="20"/>
-                <w:rFonts w:ascii="Times New Roman" w:cs="Times New Roman" w:eastAsia="Times New Roman" w:hAnsi="Times New Roman"/>
-              </w:rPr>
-              <w:t xml:space="preserve">Observent l’exemple résolu.</w:t>
-            </w:r>
-          </w:p>
-        </w:tc>
-        <w:tc>
-          <w:tcPr>
-            <w:tcMar>
-              <w:top w:type="dxa" w:w="80"/>
-              <w:left w:type="dxa" w:w="80"/>
-              <w:bottom w:type="dxa" w:w="80"/>
-              <w:right w:type="dxa" w:w="80"/>
-            </w:tcMar>
-          </w:tcPr>
-          <w:p>
-            <w:pPr>
-              <w:spacing w:after="40"/>
-              <w:jc w:val="left"/>
-            </w:pPr>
-            <w:r>
-              <w:rPr>
-                <w:b w:val="false"/>
-                <w:bCs w:val="false"/>
-                <w:i w:val="false"/>
-                <w:iCs w:val="false"/>
-                <w:color w:val="000000"/>
-                <w:sz w:val="20"/>
-                <w:szCs w:val="20"/>
-                <w:rFonts w:ascii="Times New Roman" w:cs="Times New Roman" w:eastAsia="Times New Roman" w:hAnsi="Times New Roman"/>
-              </w:rPr>
-              <w:t xml:space="preserve">Observation dirigée</w:t>
-            </w:r>
-          </w:p>
-        </w:tc>
-        <w:tc>
-          <w:tcPr>
-            <w:tcMar>
-              <w:top w:type="dxa" w:w="80"/>
-              <w:left w:type="dxa" w:w="80"/>
-              <w:bottom w:type="dxa" w:w="80"/>
-              <w:right w:type="dxa" w:w="80"/>
-            </w:tcMar>
-          </w:tcPr>
-          <w:p>
-            <w:pPr>
-              <w:spacing w:after="40"/>
-              <w:jc w:val="left"/>
-            </w:pPr>
-            <w:r>
-              <w:rPr>
-                <w:b w:val="false"/>
-                <w:bCs w:val="false"/>
-                <w:i w:val="false"/>
-                <w:iCs w:val="false"/>
-                <w:color w:val="000000"/>
-                <w:sz w:val="20"/>
-                <w:szCs w:val="20"/>
-                <w:rFonts w:ascii="Times New Roman" w:cs="Times New Roman" w:eastAsia="Times New Roman" w:hAnsi="Times New Roman"/>
-              </w:rPr>
-              <w:t xml:space="preserve">Document imprimé</w:t>
-            </w:r>
-          </w:p>
-        </w:tc>
-        <w:tc>
-          <w:tcPr>
-            <w:tcMar>
-              <w:top w:type="dxa" w:w="80"/>
-              <w:left w:type="dxa" w:w="80"/>
-              <w:bottom w:type="dxa" w:w="80"/>
-              <w:right w:type="dxa" w:w="80"/>
-            </w:tcMar>
-          </w:tcPr>
-          <w:p>
-            <w:pPr>
-              <w:spacing w:after="40"/>
-              <w:jc w:val="left"/>
-            </w:pPr>
-            <w:r>
-              <w:rPr>
-                <w:b w:val="false"/>
-                <w:bCs w:val="false"/>
-                <w:i w:val="false"/>
-                <w:iCs w:val="false"/>
-                <w:color w:val="000000"/>
-                <w:sz w:val="20"/>
-                <w:szCs w:val="20"/>
-                <w:rFonts w:ascii="Times New Roman" w:cs="Times New Roman" w:eastAsia="Times New Roman" w:hAnsi="Times New Roman"/>
-              </w:rPr>
-              <w:t xml:space="preserve">Compréhension</w:t>
+              <w:t xml:space="preserve">3. Développement</w:t>
+            </w:r>
+          </w:p>
+        </w:tc>
+        <w:tc>
+          <w:tcPr>
+            <w:tcMar>
+              <w:top w:type="dxa" w:w="80"/>
+              <w:left w:type="dxa" w:w="80"/>
+              <w:bottom w:type="dxa" w:w="80"/>
+              <w:right w:type="dxa" w:w="80"/>
+            </w:tcMar>
+          </w:tcPr>
+          <w:p>
+            <w:pPr>
+              <w:spacing w:after="40"/>
+              <w:jc w:val="left"/>
+            </w:pPr>
+            <w:r>
+              <w:rPr>
+                <w:b w:val="false"/>
+                <w:bCs w:val="false"/>
+                <w:i w:val="false"/>
+                <w:iCs w:val="false"/>
+                <w:color w:val="000000"/>
+                <w:sz w:val="20"/>
+                <w:szCs w:val="20"/>
+                <w:rFonts w:ascii="Times New Roman" w:cs="Times New Roman" w:eastAsia="Times New Roman" w:hAnsi="Times New Roman"/>
+              </w:rPr>
+              <w:t xml:space="preserve">Développe la leçon partie par partie : Qu’est-ce que l’Histoire orale ? ; Les cinq étapes du projet ; Mener l’enquête avec respect et esprit critique.</w:t>
+            </w:r>
+          </w:p>
+        </w:tc>
+        <w:tc>
+          <w:tcPr>
+            <w:tcMar>
+              <w:top w:type="dxa" w:w="80"/>
+              <w:left w:type="dxa" w:w="80"/>
+              <w:bottom w:type="dxa" w:w="80"/>
+              <w:right w:type="dxa" w:w="80"/>
+            </w:tcMar>
+          </w:tcPr>
+          <w:p>
+            <w:pPr>
+              <w:spacing w:after="40"/>
+              <w:jc w:val="left"/>
+            </w:pPr>
+            <w:r>
+              <w:rPr>
+                <w:b w:val="false"/>
+                <w:bCs w:val="false"/>
+                <w:i w:val="false"/>
+                <w:iCs w:val="false"/>
+                <w:color w:val="000000"/>
+                <w:sz w:val="20"/>
+                <w:szCs w:val="20"/>
+                <w:rFonts w:ascii="Times New Roman" w:cs="Times New Roman" w:eastAsia="Times New Roman" w:hAnsi="Times New Roman"/>
+              </w:rPr>
+              <w:t xml:space="preserve">Écoutent, répondent aux questions et notent les mots-clés.</w:t>
+            </w:r>
+          </w:p>
+        </w:tc>
+        <w:tc>
+          <w:tcPr>
+            <w:tcMar>
+              <w:top w:type="dxa" w:w="80"/>
+              <w:left w:type="dxa" w:w="80"/>
+              <w:bottom w:type="dxa" w:w="80"/>
+              <w:right w:type="dxa" w:w="80"/>
+            </w:tcMar>
+          </w:tcPr>
+          <w:p>
+            <w:pPr>
+              <w:spacing w:after="40"/>
+              <w:jc w:val="left"/>
+            </w:pPr>
+            <w:r>
+              <w:rPr>
+                <w:b w:val="false"/>
+                <w:bCs w:val="false"/>
+                <w:i w:val="false"/>
+                <w:iCs w:val="false"/>
+                <w:color w:val="000000"/>
+                <w:sz w:val="20"/>
+                <w:szCs w:val="20"/>
+                <w:rFonts w:ascii="Times New Roman" w:cs="Times New Roman" w:eastAsia="Times New Roman" w:hAnsi="Times New Roman"/>
+              </w:rPr>
+              <w:t xml:space="preserve">Exposé interactif, questions-réponses</w:t>
+            </w:r>
+          </w:p>
+        </w:tc>
+        <w:tc>
+          <w:tcPr>
+            <w:tcMar>
+              <w:top w:type="dxa" w:w="80"/>
+              <w:left w:type="dxa" w:w="80"/>
+              <w:bottom w:type="dxa" w:w="80"/>
+              <w:right w:type="dxa" w:w="80"/>
+            </w:tcMar>
+          </w:tcPr>
+          <w:p>
+            <w:pPr>
+              <w:spacing w:after="40"/>
+              <w:jc w:val="left"/>
+            </w:pPr>
+            <w:r>
+              <w:rPr>
+                <w:b w:val="false"/>
+                <w:bCs w:val="false"/>
+                <w:i w:val="false"/>
+                <w:iCs w:val="false"/>
+                <w:color w:val="000000"/>
+                <w:sz w:val="20"/>
+                <w:szCs w:val="20"/>
+                <w:rFonts w:ascii="Times New Roman" w:cs="Times New Roman" w:eastAsia="Times New Roman" w:hAnsi="Times New Roman"/>
+              </w:rPr>
+              <w:t xml:space="preserve">Tableau, frises, cartes</w:t>
+            </w:r>
+          </w:p>
+        </w:tc>
+        <w:tc>
+          <w:tcPr>
+            <w:tcMar>
+              <w:top w:type="dxa" w:w="80"/>
+              <w:left w:type="dxa" w:w="80"/>
+              <w:bottom w:type="dxa" w:w="80"/>
+              <w:right w:type="dxa" w:w="80"/>
+            </w:tcMar>
+          </w:tcPr>
+          <w:p>
+            <w:pPr>
+              <w:spacing w:after="40"/>
+              <w:jc w:val="left"/>
+            </w:pPr>
+            <w:r>
+              <w:rPr>
+                <w:b w:val="false"/>
+                <w:bCs w:val="false"/>
+                <w:i w:val="false"/>
+                <w:iCs w:val="false"/>
+                <w:color w:val="000000"/>
+                <w:sz w:val="20"/>
+                <w:szCs w:val="20"/>
+                <w:rFonts w:ascii="Times New Roman" w:cs="Times New Roman" w:eastAsia="Times New Roman" w:hAnsi="Times New Roman"/>
+              </w:rPr>
+              <w:t xml:space="preserve">Attention, participation</w:t>
             </w:r>
           </w:p>
         </w:tc>
@@ -2389,152 +2389,152 @@
                 <w:szCs w:val="20"/>
                 <w:rFonts w:ascii="Times New Roman" w:cs="Times New Roman" w:eastAsia="Times New Roman" w:hAnsi="Times New Roman"/>
               </w:rPr>
-              <w:t xml:space="preserve">4. Analyse</w:t>
-            </w:r>
-          </w:p>
-        </w:tc>
-        <w:tc>
-          <w:tcPr>
-            <w:tcMar>
-              <w:top w:type="dxa" w:w="80"/>
-              <w:left w:type="dxa" w:w="80"/>
-              <w:bottom w:type="dxa" w:w="80"/>
-              <w:right w:type="dxa" w:w="80"/>
-            </w:tcMar>
-          </w:tcPr>
-          <w:p>
-            <w:pPr>
-              <w:spacing w:after="40"/>
-              <w:jc w:val="left"/>
-            </w:pPr>
-            <w:r>
-              <w:rPr>
-                <w:b w:val="false"/>
-                <w:bCs w:val="false"/>
-                <w:i w:val="false"/>
-                <w:iCs w:val="false"/>
-                <w:color w:val="000000"/>
-                <w:sz w:val="20"/>
-                <w:szCs w:val="20"/>
-                <w:rFonts w:ascii="Times New Roman" w:cs="Times New Roman" w:eastAsia="Times New Roman" w:hAnsi="Times New Roman"/>
-              </w:rPr>
-              <w:t xml:space="preserve">Guide l’analyse : Étape 1 : le thème. « L’histoire du village » est trop vaste ; « l’école de notre fokontany de 1980 à 2000 » est délimité dans le temps ET dans l’espace — c’est un bon thème : histoire de la famille, généalogie, village, district, événement marquant. Étape 2 : le questionnaire. Des questions ouvertes (« Racontez-moi… », « Comment avez-vous vécu… »), ordonnées du général au précis, sans suggérer les réponses. Étape 3 : les personnes ressources — celles qui ont vécu les faits ou en gardent la mémoire : anciens, ray aman-dreny, notables ; il en faut plusieurs, pour croiser les témoignages comme le fait l’historien. Étape 4 : le lieu — calme, familier au témoin, souvent chez lui. Étape 5 : le rendez-vous — demandé poliment, à l’avance, en expliquant le projet ; à Madagascar, le respect des aînés commande d’être accompagné et de suivre les usages. Ensuite seulement vient l’enquête : écouter plus que parler, noter ou enregistrer avec permission, remercier — puis vérifier et restituer. L’Histoire orale exige l’esprit critique : un témoignage se compare toujours à d’autres sources.</w:t>
-            </w:r>
-          </w:p>
-        </w:tc>
-        <w:tc>
-          <w:tcPr>
-            <w:tcMar>
-              <w:top w:type="dxa" w:w="80"/>
-              <w:left w:type="dxa" w:w="80"/>
-              <w:bottom w:type="dxa" w:w="80"/>
-              <w:right w:type="dxa" w:w="80"/>
-            </w:tcMar>
-          </w:tcPr>
-          <w:p>
-            <w:pPr>
-              <w:spacing w:after="40"/>
-              <w:jc w:val="left"/>
-            </w:pPr>
-            <w:r>
-              <w:rPr>
-                <w:b w:val="false"/>
-                <w:bCs w:val="false"/>
-                <w:i w:val="false"/>
-                <w:iCs w:val="false"/>
-                <w:color w:val="000000"/>
-                <w:sz w:val="20"/>
-                <w:szCs w:val="20"/>
-                <w:rFonts w:ascii="Times New Roman" w:cs="Times New Roman" w:eastAsia="Times New Roman" w:hAnsi="Times New Roman"/>
-              </w:rPr>
-              <w:t xml:space="preserve">Expliquent la démarche et vérifient le résultat.</w:t>
-            </w:r>
-          </w:p>
-        </w:tc>
-        <w:tc>
-          <w:tcPr>
-            <w:tcMar>
-              <w:top w:type="dxa" w:w="80"/>
-              <w:left w:type="dxa" w:w="80"/>
-              <w:bottom w:type="dxa" w:w="80"/>
-              <w:right w:type="dxa" w:w="80"/>
-            </w:tcMar>
-          </w:tcPr>
-          <w:p>
-            <w:pPr>
-              <w:spacing w:after="40"/>
-              <w:jc w:val="left"/>
-            </w:pPr>
-            <w:r>
-              <w:rPr>
-                <w:b w:val="false"/>
-                <w:bCs w:val="false"/>
-                <w:i w:val="false"/>
-                <w:iCs w:val="false"/>
-                <w:color w:val="000000"/>
-                <w:sz w:val="20"/>
-                <w:szCs w:val="20"/>
-                <w:rFonts w:ascii="Times New Roman" w:cs="Times New Roman" w:eastAsia="Times New Roman" w:hAnsi="Times New Roman"/>
-              </w:rPr>
-              <w:t xml:space="preserve">Recherche en binômes</w:t>
-            </w:r>
-          </w:p>
-        </w:tc>
-        <w:tc>
-          <w:tcPr>
-            <w:tcMar>
-              <w:top w:type="dxa" w:w="80"/>
-              <w:left w:type="dxa" w:w="80"/>
-              <w:bottom w:type="dxa" w:w="80"/>
-              <w:right w:type="dxa" w:w="80"/>
-            </w:tcMar>
-          </w:tcPr>
-          <w:p>
-            <w:pPr>
-              <w:spacing w:after="40"/>
-              <w:jc w:val="left"/>
-            </w:pPr>
-            <w:r>
-              <w:rPr>
-                <w:b w:val="false"/>
-                <w:bCs w:val="false"/>
-                <w:i w:val="false"/>
-                <w:iCs w:val="false"/>
-                <w:color w:val="000000"/>
-                <w:sz w:val="20"/>
-                <w:szCs w:val="20"/>
-                <w:rFonts w:ascii="Times New Roman" w:cs="Times New Roman" w:eastAsia="Times New Roman" w:hAnsi="Times New Roman"/>
-              </w:rPr>
-              <w:t xml:space="preserve">Documents, cartes, frises</w:t>
-            </w:r>
-          </w:p>
-        </w:tc>
-        <w:tc>
-          <w:tcPr>
-            <w:tcMar>
-              <w:top w:type="dxa" w:w="80"/>
-              <w:left w:type="dxa" w:w="80"/>
-              <w:bottom w:type="dxa" w:w="80"/>
-              <w:right w:type="dxa" w:w="80"/>
-            </w:tcMar>
-          </w:tcPr>
-          <w:p>
-            <w:pPr>
-              <w:spacing w:after="40"/>
-              <w:jc w:val="left"/>
-            </w:pPr>
-            <w:r>
-              <w:rPr>
-                <w:b w:val="false"/>
-                <w:bCs w:val="false"/>
-                <w:i w:val="false"/>
-                <w:iCs w:val="false"/>
-                <w:color w:val="000000"/>
-                <w:sz w:val="20"/>
-                <w:szCs w:val="20"/>
-                <w:rFonts w:ascii="Times New Roman" w:cs="Times New Roman" w:eastAsia="Times New Roman" w:hAnsi="Times New Roman"/>
-              </w:rPr>
-              <w:t xml:space="preserve">Raisonnement</w:t>
+              <w:t xml:space="preserve">4. Étude de document</w:t>
+            </w:r>
+          </w:p>
+        </w:tc>
+        <w:tc>
+          <w:tcPr>
+            <w:tcMar>
+              <w:top w:type="dxa" w:w="80"/>
+              <w:left w:type="dxa" w:w="80"/>
+              <w:bottom w:type="dxa" w:w="80"/>
+              <w:right w:type="dxa" w:w="80"/>
+            </w:tcMar>
+          </w:tcPr>
+          <w:p>
+            <w:pPr>
+              <w:spacing w:after="40"/>
+              <w:jc w:val="left"/>
+            </w:pPr>
+            <w:r>
+              <w:rPr>
+                <w:b w:val="false"/>
+                <w:bCs w:val="false"/>
+                <w:i w:val="false"/>
+                <w:iCs w:val="false"/>
+                <w:color w:val="000000"/>
+                <w:sz w:val="20"/>
+                <w:szCs w:val="20"/>
+                <w:rFonts w:ascii="Times New Roman" w:cs="Times New Roman" w:eastAsia="Times New Roman" w:hAnsi="Times New Roman"/>
+              </w:rPr>
+              <w:t xml:space="preserve">Fait lire le document « Recueillir la parole des anciens » (d’après la démarche du R.P. François Callet, collecteur du Tantara ny Andriana (1878) — texte reconstitué), puis pose les questions.</w:t>
+            </w:r>
+          </w:p>
+        </w:tc>
+        <w:tc>
+          <w:tcPr>
+            <w:tcMar>
+              <w:top w:type="dxa" w:w="80"/>
+              <w:left w:type="dxa" w:w="80"/>
+              <w:bottom w:type="dxa" w:w="80"/>
+              <w:right w:type="dxa" w:w="80"/>
+            </w:tcMar>
+          </w:tcPr>
+          <w:p>
+            <w:pPr>
+              <w:spacing w:after="40"/>
+              <w:jc w:val="left"/>
+            </w:pPr>
+            <w:r>
+              <w:rPr>
+                <w:b w:val="false"/>
+                <w:bCs w:val="false"/>
+                <w:i w:val="false"/>
+                <w:iCs w:val="false"/>
+                <w:color w:val="000000"/>
+                <w:sz w:val="20"/>
+                <w:szCs w:val="20"/>
+                <w:rFonts w:ascii="Times New Roman" w:cs="Times New Roman" w:eastAsia="Times New Roman" w:hAnsi="Times New Roman"/>
+              </w:rPr>
+              <w:t xml:space="preserve">Lisent le document, répondent aux questions et critiquent la source.</w:t>
+            </w:r>
+          </w:p>
+        </w:tc>
+        <w:tc>
+          <w:tcPr>
+            <w:tcMar>
+              <w:top w:type="dxa" w:w="80"/>
+              <w:left w:type="dxa" w:w="80"/>
+              <w:bottom w:type="dxa" w:w="80"/>
+              <w:right w:type="dxa" w:w="80"/>
+            </w:tcMar>
+          </w:tcPr>
+          <w:p>
+            <w:pPr>
+              <w:spacing w:after="40"/>
+              <w:jc w:val="left"/>
+            </w:pPr>
+            <w:r>
+              <w:rPr>
+                <w:b w:val="false"/>
+                <w:bCs w:val="false"/>
+                <w:i w:val="false"/>
+                <w:iCs w:val="false"/>
+                <w:color w:val="000000"/>
+                <w:sz w:val="20"/>
+                <w:szCs w:val="20"/>
+                <w:rFonts w:ascii="Times New Roman" w:cs="Times New Roman" w:eastAsia="Times New Roman" w:hAnsi="Times New Roman"/>
+              </w:rPr>
+              <w:t xml:space="preserve">Observation dirigée, travail en binômes</w:t>
+            </w:r>
+          </w:p>
+        </w:tc>
+        <w:tc>
+          <w:tcPr>
+            <w:tcMar>
+              <w:top w:type="dxa" w:w="80"/>
+              <w:left w:type="dxa" w:w="80"/>
+              <w:bottom w:type="dxa" w:w="80"/>
+              <w:right w:type="dxa" w:w="80"/>
+            </w:tcMar>
+          </w:tcPr>
+          <w:p>
+            <w:pPr>
+              <w:spacing w:after="40"/>
+              <w:jc w:val="left"/>
+            </w:pPr>
+            <w:r>
+              <w:rPr>
+                <w:b w:val="false"/>
+                <w:bCs w:val="false"/>
+                <w:i w:val="false"/>
+                <w:iCs w:val="false"/>
+                <w:color w:val="000000"/>
+                <w:sz w:val="20"/>
+                <w:szCs w:val="20"/>
+                <w:rFonts w:ascii="Times New Roman" w:cs="Times New Roman" w:eastAsia="Times New Roman" w:hAnsi="Times New Roman"/>
+              </w:rPr>
+              <w:t xml:space="preserve">Document imprimé</w:t>
+            </w:r>
+          </w:p>
+        </w:tc>
+        <w:tc>
+          <w:tcPr>
+            <w:tcMar>
+              <w:top w:type="dxa" w:w="80"/>
+              <w:left w:type="dxa" w:w="80"/>
+              <w:bottom w:type="dxa" w:w="80"/>
+              <w:right w:type="dxa" w:w="80"/>
+            </w:tcMar>
+          </w:tcPr>
+          <w:p>
+            <w:pPr>
+              <w:spacing w:after="40"/>
+              <w:jc w:val="left"/>
+            </w:pPr>
+            <w:r>
+              <w:rPr>
+                <w:b w:val="false"/>
+                <w:bCs w:val="false"/>
+                <w:i w:val="false"/>
+                <w:iCs w:val="false"/>
+                <w:color w:val="000000"/>
+                <w:sz w:val="20"/>
+                <w:szCs w:val="20"/>
+                <w:rFonts w:ascii="Times New Roman" w:cs="Times New Roman" w:eastAsia="Times New Roman" w:hAnsi="Times New Roman"/>
+              </w:rPr>
+              <w:t xml:space="preserve">Esprit critique</w:t>
             </w:r>
           </w:p>
         </w:tc>
@@ -3140,7 +3140,26 @@
     </w:p>
     <w:p>
       <w:pPr>
-        <w:spacing w:after="110" w:line="300"/>
+        <w:spacing w:after="160" w:line="300"/>
+        <w:jc w:val="center"/>
+      </w:pPr>
+      <w:r>
+        <w:rPr>
+          <w:b w:val="false"/>
+          <w:bCs w:val="false"/>
+          <w:i/>
+          <w:iCs/>
+          <w:color w:val="000000"/>
+          <w:sz w:val="21"/>
+          <w:szCs w:val="21"/>
+          <w:rFonts w:ascii="Times New Roman" w:cs="Times New Roman" w:eastAsia="Times New Roman" w:hAnsi="Times New Roman"/>
+        </w:rPr>
+        <w:t xml:space="preserve">La mémoire de la grand-mère de Fara n’est écrite nulle part : si personne ne l’interroge, elle disparaîtra avec elle.</w:t>
+      </w:r>
+    </w:p>
+    <w:p>
+      <w:pPr>
+        <w:spacing w:after="80" w:line="300"/>
         <w:jc w:val="both"/>
       </w:pPr>
       <w:r>
@@ -3150,11 +3169,30 @@
           <w:i w:val="false"/>
           <w:iCs w:val="false"/>
           <w:color w:val="2E7D32"/>
-          <w:sz w:val="24"/>
-          <w:szCs w:val="24"/>
-          <w:rFonts w:ascii="Times New Roman" w:cs="Times New Roman" w:eastAsia="Times New Roman" w:hAnsi="Times New Roman"/>
-        </w:rPr>
-        <w:t xml:space="preserve">Définition — </w:t>
+          <w:sz w:val="26"/>
+          <w:szCs w:val="26"/>
+          <w:rFonts w:ascii="Times New Roman" w:cs="Times New Roman" w:eastAsia="Times New Roman" w:hAnsi="Times New Roman"/>
+        </w:rPr>
+        <w:t xml:space="preserve">1. Qu’est-ce que l’Histoire orale ?</w:t>
+      </w:r>
+    </w:p>
+    <w:p>
+      <w:pPr>
+        <w:spacing w:after="100" w:line="300"/>
+        <w:jc w:val="both"/>
+      </w:pPr>
+      <w:r>
+        <w:rPr>
+          <w:b w:val="false"/>
+          <w:bCs w:val="false"/>
+          <w:i w:val="false"/>
+          <w:iCs w:val="false"/>
+          <w:color w:val="000000"/>
+          <w:sz w:val="24"/>
+          <w:szCs w:val="24"/>
+          <w:rFonts w:ascii="Times New Roman" w:cs="Times New Roman" w:eastAsia="Times New Roman" w:hAnsi="Times New Roman"/>
+        </w:rPr>
+        <w:t xml:space="preserve">L’</w:t>
       </w:r>
       <w:r>
         <w:rPr>
@@ -3162,19 +3200,26 @@
           <w:bCs/>
           <w:i w:val="false"/>
           <w:iCs w:val="false"/>
+          <w:color w:val="1F4E79"/>
+          <w:sz w:val="24"/>
+          <w:szCs w:val="24"/>
+          <w:rFonts w:ascii="Times New Roman" w:cs="Times New Roman" w:eastAsia="Times New Roman" w:hAnsi="Times New Roman"/>
+        </w:rPr>
+        <w:t xml:space="preserve">Histoire orale</w:t>
+      </w:r>
+      <w:r>
+        <w:rPr>
+          <w:b w:val="false"/>
+          <w:bCs w:val="false"/>
+          <w:i w:val="false"/>
+          <w:iCs w:val="false"/>
           <w:color w:val="000000"/>
           <w:sz w:val="24"/>
           <w:szCs w:val="24"/>
           <w:rFonts w:ascii="Times New Roman" w:cs="Times New Roman" w:eastAsia="Times New Roman" w:hAnsi="Times New Roman"/>
         </w:rPr>
-        <w:t xml:space="preserve">L’Histoire orale est la collecte des témoignages parlés pour reconstituer le passé. Un projet d’Histoire orale suit cinq étapes : le choix d’un thème délimité dans le temps et dans l’espace, l’élaboration d’un questionnaire sur le thème, l’identification des personnes ressources et à enquêter, la détermination du lieu de rencontre, et la demande d’un rendez-vous auprès des personnes enquêtées.</w:t>
-      </w:r>
-    </w:p>
-    <w:p>
-      <w:pPr>
-        <w:spacing w:after="110" w:line="300"/>
-        <w:jc w:val="both"/>
-      </w:pPr>
+        <w:t xml:space="preserve"> est la collecte des </w:t>
+      </w:r>
       <w:r>
         <w:rPr>
           <w:b/>
@@ -3186,7 +3231,7 @@
           <w:szCs w:val="24"/>
           <w:rFonts w:ascii="Times New Roman" w:cs="Times New Roman" w:eastAsia="Times New Roman" w:hAnsi="Times New Roman"/>
         </w:rPr>
-        <w:t xml:space="preserve">Autrement dit : </w:t>
+        <w:t xml:space="preserve">témoignages</w:t>
       </w:r>
       <w:r>
         <w:rPr>
@@ -3199,12 +3244,31 @@
           <w:szCs w:val="24"/>
           <w:rFonts w:ascii="Times New Roman" w:cs="Times New Roman" w:eastAsia="Times New Roman" w:hAnsi="Times New Roman"/>
         </w:rPr>
-        <w:t xml:space="preserve">avant d’aller interroger les anciens, on prépare tout : un sujet précis, des questions écrites, les bonnes personnes, le bon endroit, le bon moment.</w:t>
-      </w:r>
-    </w:p>
-    <w:p>
-      <w:pPr>
-        <w:spacing w:after="110" w:line="300"/>
+        <w:t xml:space="preserve"> parlés pour reconstituer le passé. Elle permet d’écrire l’histoire de ceux qui n’ont pas laissé de documents écrits : une famille, un village, un événement vécu par les anciens.</w:t>
+      </w:r>
+    </w:p>
+    <w:p>
+      <w:pPr>
+        <w:spacing w:after="80" w:line="300"/>
+        <w:jc w:val="both"/>
+      </w:pPr>
+      <w:r>
+        <w:rPr>
+          <w:b/>
+          <w:bCs/>
+          <w:i w:val="false"/>
+          <w:iCs w:val="false"/>
+          <w:color w:val="2E7D32"/>
+          <w:sz w:val="26"/>
+          <w:szCs w:val="26"/>
+          <w:rFonts w:ascii="Times New Roman" w:cs="Times New Roman" w:eastAsia="Times New Roman" w:hAnsi="Times New Roman"/>
+        </w:rPr>
+        <w:t xml:space="preserve">2. Les cinq étapes du projet</w:t>
+      </w:r>
+    </w:p>
+    <w:p>
+      <w:pPr>
+        <w:spacing w:after="100" w:line="300"/>
         <w:jc w:val="both"/>
       </w:pPr>
       <w:r>
@@ -3218,7 +3282,367 @@
           <w:szCs w:val="24"/>
           <w:rFonts w:ascii="Times New Roman" w:cs="Times New Roman" w:eastAsia="Times New Roman" w:hAnsi="Times New Roman"/>
         </w:rPr>
-        <w:t xml:space="preserve">Étape 1 : le thème. « L’histoire du village » est trop vaste ; « l’école de notre fokontany de 1980 à 2000 » est délimité dans le temps ET dans l’espace — c’est un bon thème : histoire de la famille, généalogie, village, district, événement marquant. Étape 2 : le questionnaire. Des questions ouvertes (« Racontez-moi… », « Comment avez-vous vécu… »), ordonnées du général au précis, sans suggérer les réponses. Étape 3 : les personnes ressources — celles qui ont vécu les faits ou en gardent la mémoire : anciens, ray aman-dreny, notables ; il en faut plusieurs, pour croiser les témoignages comme le fait l’historien. Étape 4 : le lieu — calme, familier au témoin, souvent chez lui. Étape 5 : le rendez-vous — demandé poliment, à l’avance, en expliquant le projet ; à Madagascar, le respect des aînés commande d’être accompagné et de suivre les usages. Ensuite seulement vient l’enquête : écouter plus que parler, noter ou enregistrer avec permission, remercier — puis vérifier et restituer. L’Histoire orale exige l’esprit critique : un témoignage se compare toujours à d’autres sources.</w:t>
+        <w:t xml:space="preserve">Un projet d’</w:t>
+      </w:r>
+      <w:r>
+        <w:rPr>
+          <w:b/>
+          <w:bCs/>
+          <w:i w:val="false"/>
+          <w:iCs w:val="false"/>
+          <w:color w:val="1F4E79"/>
+          <w:sz w:val="24"/>
+          <w:szCs w:val="24"/>
+          <w:rFonts w:ascii="Times New Roman" w:cs="Times New Roman" w:eastAsia="Times New Roman" w:hAnsi="Times New Roman"/>
+        </w:rPr>
+        <w:t xml:space="preserve">Histoire orale</w:t>
+      </w:r>
+      <w:r>
+        <w:rPr>
+          <w:b w:val="false"/>
+          <w:bCs w:val="false"/>
+          <w:i w:val="false"/>
+          <w:iCs w:val="false"/>
+          <w:color w:val="000000"/>
+          <w:sz w:val="24"/>
+          <w:szCs w:val="24"/>
+          <w:rFonts w:ascii="Times New Roman" w:cs="Times New Roman" w:eastAsia="Times New Roman" w:hAnsi="Times New Roman"/>
+        </w:rPr>
+        <w:t xml:space="preserve"> se prépare comme une vraie enquête :</w:t>
+      </w:r>
+    </w:p>
+    <w:p>
+      <w:pPr>
+        <w:spacing w:after="60" w:line="300"/>
+        <w:jc w:val="both"/>
+      </w:pPr>
+      <w:r>
+        <w:rPr>
+          <w:b w:val="false"/>
+          <w:bCs w:val="false"/>
+          <w:i w:val="false"/>
+          <w:iCs w:val="false"/>
+          <w:color w:val="000000"/>
+          <w:sz w:val="24"/>
+          <w:szCs w:val="24"/>
+          <w:rFonts w:ascii="Times New Roman" w:cs="Times New Roman" w:eastAsia="Times New Roman" w:hAnsi="Times New Roman"/>
+        </w:rPr>
+        <w:t xml:space="preserve">• choisir un </w:t>
+      </w:r>
+      <w:r>
+        <w:rPr>
+          <w:b/>
+          <w:bCs/>
+          <w:i w:val="false"/>
+          <w:iCs w:val="false"/>
+          <w:color w:val="1F4E79"/>
+          <w:sz w:val="24"/>
+          <w:szCs w:val="24"/>
+          <w:rFonts w:ascii="Times New Roman" w:cs="Times New Roman" w:eastAsia="Times New Roman" w:hAnsi="Times New Roman"/>
+        </w:rPr>
+        <w:t xml:space="preserve">thème délimité</w:t>
+      </w:r>
+      <w:r>
+        <w:rPr>
+          <w:b w:val="false"/>
+          <w:bCs w:val="false"/>
+          <w:i w:val="false"/>
+          <w:iCs w:val="false"/>
+          <w:color w:val="000000"/>
+          <w:sz w:val="24"/>
+          <w:szCs w:val="24"/>
+          <w:rFonts w:ascii="Times New Roman" w:cs="Times New Roman" w:eastAsia="Times New Roman" w:hAnsi="Times New Roman"/>
+        </w:rPr>
+        <w:t xml:space="preserve"> dans le temps ET dans l’espace — « l’école de notre fokontany de 1980 à 2000 », et non « l’histoire du village » ;</w:t>
+      </w:r>
+    </w:p>
+    <w:p>
+      <w:pPr>
+        <w:spacing w:after="60" w:line="300"/>
+        <w:jc w:val="both"/>
+      </w:pPr>
+      <w:r>
+        <w:rPr>
+          <w:b w:val="false"/>
+          <w:bCs w:val="false"/>
+          <w:i w:val="false"/>
+          <w:iCs w:val="false"/>
+          <w:color w:val="000000"/>
+          <w:sz w:val="24"/>
+          <w:szCs w:val="24"/>
+          <w:rFonts w:ascii="Times New Roman" w:cs="Times New Roman" w:eastAsia="Times New Roman" w:hAnsi="Times New Roman"/>
+        </w:rPr>
+        <w:t xml:space="preserve">• élaborer un </w:t>
+      </w:r>
+      <w:r>
+        <w:rPr>
+          <w:b/>
+          <w:bCs/>
+          <w:i w:val="false"/>
+          <w:iCs w:val="false"/>
+          <w:color w:val="1F4E79"/>
+          <w:sz w:val="24"/>
+          <w:szCs w:val="24"/>
+          <w:rFonts w:ascii="Times New Roman" w:cs="Times New Roman" w:eastAsia="Times New Roman" w:hAnsi="Times New Roman"/>
+        </w:rPr>
+        <w:t xml:space="preserve">questionnaire</w:t>
+      </w:r>
+      <w:r>
+        <w:rPr>
+          <w:b w:val="false"/>
+          <w:bCs w:val="false"/>
+          <w:i w:val="false"/>
+          <w:iCs w:val="false"/>
+          <w:color w:val="000000"/>
+          <w:sz w:val="24"/>
+          <w:szCs w:val="24"/>
+          <w:rFonts w:ascii="Times New Roman" w:cs="Times New Roman" w:eastAsia="Times New Roman" w:hAnsi="Times New Roman"/>
+        </w:rPr>
+        <w:t xml:space="preserve"> sur le thème : des questions ouvertes (« Racontez-moi… », « Comment avez-vous vécu… »), ordonnées du général au précis, sans suggérer les réponses ;</w:t>
+      </w:r>
+    </w:p>
+    <w:p>
+      <w:pPr>
+        <w:spacing w:after="60" w:line="300"/>
+        <w:jc w:val="both"/>
+      </w:pPr>
+      <w:r>
+        <w:rPr>
+          <w:b w:val="false"/>
+          <w:bCs w:val="false"/>
+          <w:i w:val="false"/>
+          <w:iCs w:val="false"/>
+          <w:color w:val="000000"/>
+          <w:sz w:val="24"/>
+          <w:szCs w:val="24"/>
+          <w:rFonts w:ascii="Times New Roman" w:cs="Times New Roman" w:eastAsia="Times New Roman" w:hAnsi="Times New Roman"/>
+        </w:rPr>
+        <w:t xml:space="preserve">• identifier les </w:t>
+      </w:r>
+      <w:r>
+        <w:rPr>
+          <w:b/>
+          <w:bCs/>
+          <w:i w:val="false"/>
+          <w:iCs w:val="false"/>
+          <w:color w:val="1F4E79"/>
+          <w:sz w:val="24"/>
+          <w:szCs w:val="24"/>
+          <w:rFonts w:ascii="Times New Roman" w:cs="Times New Roman" w:eastAsia="Times New Roman" w:hAnsi="Times New Roman"/>
+        </w:rPr>
+        <w:t xml:space="preserve">personnes ressources</w:t>
+      </w:r>
+      <w:r>
+        <w:rPr>
+          <w:b w:val="false"/>
+          <w:bCs w:val="false"/>
+          <w:i w:val="false"/>
+          <w:iCs w:val="false"/>
+          <w:color w:val="000000"/>
+          <w:sz w:val="24"/>
+          <w:szCs w:val="24"/>
+          <w:rFonts w:ascii="Times New Roman" w:cs="Times New Roman" w:eastAsia="Times New Roman" w:hAnsi="Times New Roman"/>
+        </w:rPr>
+        <w:t xml:space="preserve"> : celles qui ont vécu les faits ou en gardent la mémoire — anciens, ray aman-dreny, notables ; il en faut plusieurs ;</w:t>
+      </w:r>
+    </w:p>
+    <w:p>
+      <w:pPr>
+        <w:spacing w:after="60" w:line="300"/>
+        <w:jc w:val="both"/>
+      </w:pPr>
+      <w:r>
+        <w:rPr>
+          <w:b w:val="false"/>
+          <w:bCs w:val="false"/>
+          <w:i w:val="false"/>
+          <w:iCs w:val="false"/>
+          <w:color w:val="000000"/>
+          <w:sz w:val="24"/>
+          <w:szCs w:val="24"/>
+          <w:rFonts w:ascii="Times New Roman" w:cs="Times New Roman" w:eastAsia="Times New Roman" w:hAnsi="Times New Roman"/>
+        </w:rPr>
+        <w:t xml:space="preserve">• déterminer le </w:t>
+      </w:r>
+      <w:r>
+        <w:rPr>
+          <w:b/>
+          <w:bCs/>
+          <w:i w:val="false"/>
+          <w:iCs w:val="false"/>
+          <w:color w:val="1F4E79"/>
+          <w:sz w:val="24"/>
+          <w:szCs w:val="24"/>
+          <w:rFonts w:ascii="Times New Roman" w:cs="Times New Roman" w:eastAsia="Times New Roman" w:hAnsi="Times New Roman"/>
+        </w:rPr>
+        <w:t xml:space="preserve">lieu de rencontre</w:t>
+      </w:r>
+      <w:r>
+        <w:rPr>
+          <w:b w:val="false"/>
+          <w:bCs w:val="false"/>
+          <w:i w:val="false"/>
+          <w:iCs w:val="false"/>
+          <w:color w:val="000000"/>
+          <w:sz w:val="24"/>
+          <w:szCs w:val="24"/>
+          <w:rFonts w:ascii="Times New Roman" w:cs="Times New Roman" w:eastAsia="Times New Roman" w:hAnsi="Times New Roman"/>
+        </w:rPr>
+        <w:t xml:space="preserve"> : calme, familier au témoin, souvent chez lui ;</w:t>
+      </w:r>
+    </w:p>
+    <w:p>
+      <w:pPr>
+        <w:spacing w:after="60" w:line="300"/>
+        <w:jc w:val="both"/>
+      </w:pPr>
+      <w:r>
+        <w:rPr>
+          <w:b w:val="false"/>
+          <w:bCs w:val="false"/>
+          <w:i w:val="false"/>
+          <w:iCs w:val="false"/>
+          <w:color w:val="000000"/>
+          <w:sz w:val="24"/>
+          <w:szCs w:val="24"/>
+          <w:rFonts w:ascii="Times New Roman" w:cs="Times New Roman" w:eastAsia="Times New Roman" w:hAnsi="Times New Roman"/>
+        </w:rPr>
+        <w:t xml:space="preserve">• demander un </w:t>
+      </w:r>
+      <w:r>
+        <w:rPr>
+          <w:b/>
+          <w:bCs/>
+          <w:i w:val="false"/>
+          <w:iCs w:val="false"/>
+          <w:color w:val="1F4E79"/>
+          <w:sz w:val="24"/>
+          <w:szCs w:val="24"/>
+          <w:rFonts w:ascii="Times New Roman" w:cs="Times New Roman" w:eastAsia="Times New Roman" w:hAnsi="Times New Roman"/>
+        </w:rPr>
+        <w:t xml:space="preserve">rendez-vous</w:t>
+      </w:r>
+      <w:r>
+        <w:rPr>
+          <w:b w:val="false"/>
+          <w:bCs w:val="false"/>
+          <w:i w:val="false"/>
+          <w:iCs w:val="false"/>
+          <w:color w:val="000000"/>
+          <w:sz w:val="24"/>
+          <w:szCs w:val="24"/>
+          <w:rFonts w:ascii="Times New Roman" w:cs="Times New Roman" w:eastAsia="Times New Roman" w:hAnsi="Times New Roman"/>
+        </w:rPr>
+        <w:t xml:space="preserve"> : poliment, à l’avance, en expliquant le projet.</w:t>
+      </w:r>
+    </w:p>
+    <w:p>
+      <w:pPr>
+        <w:spacing w:after="80" w:line="300"/>
+        <w:jc w:val="both"/>
+      </w:pPr>
+      <w:r>
+        <w:rPr>
+          <w:b/>
+          <w:bCs/>
+          <w:i w:val="false"/>
+          <w:iCs w:val="false"/>
+          <w:color w:val="2E7D32"/>
+          <w:sz w:val="26"/>
+          <w:szCs w:val="26"/>
+          <w:rFonts w:ascii="Times New Roman" w:cs="Times New Roman" w:eastAsia="Times New Roman" w:hAnsi="Times New Roman"/>
+        </w:rPr>
+        <w:t xml:space="preserve">3. Mener l’enquête avec respect et esprit critique</w:t>
+      </w:r>
+    </w:p>
+    <w:p>
+      <w:pPr>
+        <w:spacing w:after="100" w:line="300"/>
+        <w:jc w:val="both"/>
+      </w:pPr>
+      <w:r>
+        <w:rPr>
+          <w:b w:val="false"/>
+          <w:bCs w:val="false"/>
+          <w:i w:val="false"/>
+          <w:iCs w:val="false"/>
+          <w:color w:val="000000"/>
+          <w:sz w:val="24"/>
+          <w:szCs w:val="24"/>
+          <w:rFonts w:ascii="Times New Roman" w:cs="Times New Roman" w:eastAsia="Times New Roman" w:hAnsi="Times New Roman"/>
+        </w:rPr>
+        <w:t xml:space="preserve">Le jour de l’entretien : écouter plus que parler, noter ou enregistrer avec permission, remercier. À Madagascar, le respect des aînés commande d’être accompagné et de suivre les usages.</w:t>
+      </w:r>
+    </w:p>
+    <w:p>
+      <w:pPr>
+        <w:spacing w:after="100" w:line="300"/>
+        <w:jc w:val="both"/>
+      </w:pPr>
+      <w:r>
+        <w:rPr>
+          <w:b w:val="false"/>
+          <w:bCs w:val="false"/>
+          <w:i w:val="false"/>
+          <w:iCs w:val="false"/>
+          <w:color w:val="000000"/>
+          <w:sz w:val="24"/>
+          <w:szCs w:val="24"/>
+          <w:rFonts w:ascii="Times New Roman" w:cs="Times New Roman" w:eastAsia="Times New Roman" w:hAnsi="Times New Roman"/>
+        </w:rPr>
+        <w:t xml:space="preserve">Ensuite vient le travail de l’historien : </w:t>
+      </w:r>
+      <w:r>
+        <w:rPr>
+          <w:b/>
+          <w:bCs/>
+          <w:i w:val="false"/>
+          <w:iCs w:val="false"/>
+          <w:color w:val="1F4E79"/>
+          <w:sz w:val="24"/>
+          <w:szCs w:val="24"/>
+          <w:rFonts w:ascii="Times New Roman" w:cs="Times New Roman" w:eastAsia="Times New Roman" w:hAnsi="Times New Roman"/>
+        </w:rPr>
+        <w:t xml:space="preserve">croiser les témoignages</w:t>
+      </w:r>
+      <w:r>
+        <w:rPr>
+          <w:b w:val="false"/>
+          <w:bCs w:val="false"/>
+          <w:i w:val="false"/>
+          <w:iCs w:val="false"/>
+          <w:color w:val="000000"/>
+          <w:sz w:val="24"/>
+          <w:szCs w:val="24"/>
+          <w:rFonts w:ascii="Times New Roman" w:cs="Times New Roman" w:eastAsia="Times New Roman" w:hAnsi="Times New Roman"/>
+        </w:rPr>
+        <w:t xml:space="preserve"> — un souvenir se compare toujours à d’autres sources, car la mémoire peut se tromper. C’est l’</w:t>
+      </w:r>
+      <w:r>
+        <w:rPr>
+          <w:b/>
+          <w:bCs/>
+          <w:i w:val="false"/>
+          <w:iCs w:val="false"/>
+          <w:color w:val="1F4E79"/>
+          <w:sz w:val="24"/>
+          <w:szCs w:val="24"/>
+          <w:rFonts w:ascii="Times New Roman" w:cs="Times New Roman" w:eastAsia="Times New Roman" w:hAnsi="Times New Roman"/>
+        </w:rPr>
+        <w:t xml:space="preserve">esprit critique</w:t>
+      </w:r>
+      <w:r>
+        <w:rPr>
+          <w:b w:val="false"/>
+          <w:bCs w:val="false"/>
+          <w:i w:val="false"/>
+          <w:iCs w:val="false"/>
+          <w:color w:val="000000"/>
+          <w:sz w:val="24"/>
+          <w:szCs w:val="24"/>
+          <w:rFonts w:ascii="Times New Roman" w:cs="Times New Roman" w:eastAsia="Times New Roman" w:hAnsi="Times New Roman"/>
+        </w:rPr>
+        <w:t xml:space="preserve">.</w:t>
       </w:r>
     </w:p>
     <w:p>
@@ -3269,8 +3693,331 @@
     </w:p>
     <w:p>
       <w:pPr>
-        <w:spacing w:before="200" w:after="150"/>
-        <w:jc w:val="left"/>
+        <w:spacing w:after="120"/>
+      </w:pPr>
+    </w:p>
+    <w:tbl>
+      <w:tblPr>
+        <w:tblW w:type="dxa" w:w="9600"/>
+        <w:tblBorders>
+          <w:top w:val="single" w:color="B25000" w:sz="12"/>
+          <w:left w:val="single" w:color="B25000" w:sz="12"/>
+          <w:bottom w:val="single" w:color="B25000" w:sz="12"/>
+          <w:right w:val="single" w:color="B25000" w:sz="12"/>
+          <w:insideH w:val="none"/>
+          <w:insideV w:val="none"/>
+        </w:tblBorders>
+        <w:tblLayout w:type="fixed"/>
+      </w:tblPr>
+      <w:tblGrid>
+        <w:gridCol w:w="9600"/>
+      </w:tblGrid>
+      <w:tr>
+        <w:tc>
+          <w:tcPr>
+            <w:shd w:fill="FFF8EF" w:val="clear"/>
+            <w:tcMar>
+              <w:top w:type="dxa" w:w="140"/>
+              <w:left w:type="dxa" w:w="180"/>
+              <w:bottom w:type="dxa" w:w="140"/>
+              <w:right w:type="dxa" w:w="180"/>
+            </w:tcMar>
+          </w:tcPr>
+          <w:p>
+            <w:pPr>
+              <w:spacing w:after="90"/>
+            </w:pPr>
+            <w:r>
+              <w:rPr>
+                <w:b/>
+                <w:bCs/>
+                <w:i w:val="false"/>
+                <w:iCs w:val="false"/>
+                <w:color w:val="B25000"/>
+                <w:sz w:val="25"/>
+                <w:szCs w:val="25"/>
+                <w:rFonts w:ascii="Times New Roman" w:cs="Times New Roman" w:eastAsia="Times New Roman" w:hAnsi="Times New Roman"/>
+              </w:rPr>
+              <w:t xml:space="preserve">Document à étudier</w:t>
+            </w:r>
+          </w:p>
+          <w:p>
+            <w:pPr>
+              <w:spacing w:after="80" w:line="300"/>
+              <w:jc w:val="left"/>
+            </w:pPr>
+            <w:r>
+              <w:rPr>
+                <w:b/>
+                <w:bCs/>
+                <w:i w:val="false"/>
+                <w:iCs w:val="false"/>
+                <w:color w:val="000000"/>
+                <w:sz w:val="21"/>
+                <w:szCs w:val="21"/>
+                <w:rFonts w:ascii="Times New Roman" w:cs="Times New Roman" w:eastAsia="Times New Roman" w:hAnsi="Times New Roman"/>
+              </w:rPr>
+              <w:t xml:space="preserve">Recueillir la parole des anciens — d’après la démarche du R.P. François Callet, collecteur du Tantara ny Andriana (1878) — texte reconstitué</w:t>
+            </w:r>
+          </w:p>
+          <w:p>
+            <w:pPr>
+              <w:spacing w:after="100" w:line="300"/>
+              <w:jc w:val="both"/>
+            </w:pPr>
+            <w:r>
+              <w:rPr>
+                <w:b w:val="false"/>
+                <w:bCs w:val="false"/>
+                <w:i/>
+                <w:iCs/>
+                <w:color w:val="000000"/>
+                <w:sz w:val="24"/>
+                <w:szCs w:val="24"/>
+                <w:rFonts w:ascii="Times New Roman" w:cs="Times New Roman" w:eastAsia="Times New Roman" w:hAnsi="Times New Roman"/>
+              </w:rPr>
+              <w:t xml:space="preserve">« Je suis allé m’asseoir auprès des vieillards qui gardent la mémoire des royaumes. Je les ai écoutés longuement, sans les interrompre, et j’ai noté leurs paroles telles qu’ils les prononçaient. Quand deux récits ne s’accordaient pas, j’interrogeais un troisième ancien, puis un quatrième, pour approcher la vérité. C’est ainsi que les traditions des ancêtres, qui n’étaient écrites nulle part, sont devenues un livre. »</w:t>
+            </w:r>
+          </w:p>
+          <w:p>
+            <w:pPr>
+              <w:spacing w:after="40" w:line="300"/>
+              <w:jc w:val="both"/>
+            </w:pPr>
+            <w:r>
+              <w:rPr>
+                <w:b w:val="false"/>
+                <w:bCs w:val="false"/>
+                <w:i w:val="false"/>
+                <w:iCs w:val="false"/>
+                <w:color w:val="000000"/>
+                <w:sz w:val="24"/>
+                <w:szCs w:val="24"/>
+                <w:rFonts w:ascii="Times New Roman" w:cs="Times New Roman" w:eastAsia="Times New Roman" w:hAnsi="Times New Roman"/>
+              </w:rPr>
+              <w:t xml:space="preserve">1. Quelle attitude le collecteur adopte-t-il pendant l’entretien ?</w:t>
+            </w:r>
+          </w:p>
+          <w:p>
+            <w:pPr>
+              <w:spacing w:after="40" w:line="300"/>
+              <w:jc w:val="both"/>
+            </w:pPr>
+            <w:r>
+              <w:rPr>
+                <w:b w:val="false"/>
+                <w:bCs w:val="false"/>
+                <w:i w:val="false"/>
+                <w:iCs w:val="false"/>
+                <w:color w:val="000000"/>
+                <w:sz w:val="24"/>
+                <w:szCs w:val="24"/>
+                <w:rFonts w:ascii="Times New Roman" w:cs="Times New Roman" w:eastAsia="Times New Roman" w:hAnsi="Times New Roman"/>
+              </w:rPr>
+              <w:t xml:space="preserve">2. Que fait-il quand deux témoignages se contredisent ?</w:t>
+            </w:r>
+          </w:p>
+          <w:p>
+            <w:pPr>
+              <w:spacing w:after="40" w:line="300"/>
+              <w:jc w:val="both"/>
+            </w:pPr>
+            <w:r>
+              <w:rPr>
+                <w:b w:val="false"/>
+                <w:bCs w:val="false"/>
+                <w:i w:val="false"/>
+                <w:iCs w:val="false"/>
+                <w:color w:val="000000"/>
+                <w:sz w:val="24"/>
+                <w:szCs w:val="24"/>
+                <w:rFonts w:ascii="Times New Roman" w:cs="Times New Roman" w:eastAsia="Times New Roman" w:hAnsi="Times New Roman"/>
+              </w:rPr>
+              <w:t xml:space="preserve">3. En quoi sa démarche ressemble-t-elle à ton projet d’Histoire orale ?</w:t>
+            </w:r>
+          </w:p>
+          <w:p>
+            <w:pPr>
+              <w:spacing w:after="60"/>
+            </w:pPr>
+          </w:p>
+          <w:p>
+            <w:pPr>
+              <w:spacing w:after="40"/>
+            </w:pPr>
+            <w:r>
+              <w:rPr>
+                <w:b/>
+                <w:bCs/>
+                <w:i w:val="false"/>
+                <w:iCs w:val="false"/>
+                <w:color w:val="C2185B"/>
+                <w:sz w:val="22"/>
+                <w:szCs w:val="22"/>
+                <w:rFonts w:ascii="Times New Roman" w:cs="Times New Roman" w:eastAsia="Times New Roman" w:hAnsi="Times New Roman"/>
+              </w:rPr>
+              <w:t xml:space="preserve">Réponse 1. </w:t>
+            </w:r>
+            <w:r>
+              <w:rPr>
+                <w:b w:val="false"/>
+                <w:bCs w:val="false"/>
+                <w:i w:val="false"/>
+                <w:iCs w:val="false"/>
+                <w:color w:val="000000"/>
+                <w:sz w:val="22"/>
+                <w:szCs w:val="22"/>
+                <w:rFonts w:ascii="Times New Roman" w:cs="Times New Roman" w:eastAsia="Times New Roman" w:hAnsi="Times New Roman"/>
+              </w:rPr>
+              <w:t xml:space="preserve">Il écoute longuement sans interrompre et note fidèlement les paroles — l’attitude de l’enquêteur respectueux.</w:t>
+            </w:r>
+          </w:p>
+          <w:p>
+            <w:pPr>
+              <w:spacing w:after="40"/>
+            </w:pPr>
+            <w:r>
+              <w:rPr>
+                <w:b/>
+                <w:bCs/>
+                <w:i w:val="false"/>
+                <w:iCs w:val="false"/>
+                <w:color w:val="C2185B"/>
+                <w:sz w:val="22"/>
+                <w:szCs w:val="22"/>
+                <w:rFonts w:ascii="Times New Roman" w:cs="Times New Roman" w:eastAsia="Times New Roman" w:hAnsi="Times New Roman"/>
+              </w:rPr>
+              <w:t xml:space="preserve">Réponse 2. </w:t>
+            </w:r>
+            <w:r>
+              <w:rPr>
+                <w:b w:val="false"/>
+                <w:bCs w:val="false"/>
+                <w:i w:val="false"/>
+                <w:iCs w:val="false"/>
+                <w:color w:val="000000"/>
+                <w:sz w:val="22"/>
+                <w:szCs w:val="22"/>
+                <w:rFonts w:ascii="Times New Roman" w:cs="Times New Roman" w:eastAsia="Times New Roman" w:hAnsi="Times New Roman"/>
+              </w:rPr>
+              <w:t xml:space="preserve">Il interroge d’autres anciens pour croiser les témoignages : c’est l’esprit critique de l’historien.</w:t>
+            </w:r>
+          </w:p>
+          <w:p>
+            <w:pPr>
+              <w:spacing w:after="40"/>
+            </w:pPr>
+            <w:r>
+              <w:rPr>
+                <w:b/>
+                <w:bCs/>
+                <w:i w:val="false"/>
+                <w:iCs w:val="false"/>
+                <w:color w:val="C2185B"/>
+                <w:sz w:val="22"/>
+                <w:szCs w:val="22"/>
+                <w:rFonts w:ascii="Times New Roman" w:cs="Times New Roman" w:eastAsia="Times New Roman" w:hAnsi="Times New Roman"/>
+              </w:rPr>
+              <w:t xml:space="preserve">Réponse 3. </w:t>
+            </w:r>
+            <w:r>
+              <w:rPr>
+                <w:b w:val="false"/>
+                <w:bCs w:val="false"/>
+                <w:i w:val="false"/>
+                <w:iCs w:val="false"/>
+                <w:color w:val="000000"/>
+                <w:sz w:val="22"/>
+                <w:szCs w:val="22"/>
+                <w:rFonts w:ascii="Times New Roman" w:cs="Times New Roman" w:eastAsia="Times New Roman" w:hAnsi="Times New Roman"/>
+              </w:rPr>
+              <w:t xml:space="preserve">Mêmes étapes : choisir les personnes ressources, les écouter avec respect, noter, puis vérifier en comparant les récits.</w:t>
+            </w:r>
+          </w:p>
+        </w:tc>
+      </w:tr>
+    </w:tbl>
+    <w:p>
+      <w:pPr>
+        <w:spacing w:after="160"/>
+      </w:pPr>
+    </w:p>
+    <w:tbl>
+      <w:tblPr>
+        <w:tblW w:type="dxa" w:w="9600"/>
+        <w:tblBorders>
+          <w:top w:val="single" w:color="1565C0" w:sz="12"/>
+          <w:left w:val="single" w:color="1565C0" w:sz="12"/>
+          <w:bottom w:val="single" w:color="1565C0" w:sz="12"/>
+          <w:right w:val="single" w:color="1565C0" w:sz="12"/>
+          <w:insideH w:val="none"/>
+          <w:insideV w:val="none"/>
+        </w:tblBorders>
+        <w:tblLayout w:type="fixed"/>
+      </w:tblPr>
+      <w:tblGrid>
+        <w:gridCol w:w="9600"/>
+      </w:tblGrid>
+      <w:tr>
+        <w:tc>
+          <w:tcPr>
+            <w:shd w:fill="E3F2FD" w:val="clear"/>
+            <w:tcMar>
+              <w:top w:type="dxa" w:w="140"/>
+              <w:left w:type="dxa" w:w="180"/>
+              <w:bottom w:type="dxa" w:w="140"/>
+              <w:right w:type="dxa" w:w="180"/>
+            </w:tcMar>
+          </w:tcPr>
+          <w:p>
+            <w:pPr>
+              <w:spacing w:after="90"/>
+            </w:pPr>
+            <w:r>
+              <w:rPr>
+                <w:b/>
+                <w:bCs/>
+                <w:i w:val="false"/>
+                <w:iCs w:val="false"/>
+                <w:color w:val="1565C0"/>
+                <w:sz w:val="25"/>
+                <w:szCs w:val="25"/>
+                <w:rFonts w:ascii="Times New Roman" w:cs="Times New Roman" w:eastAsia="Times New Roman" w:hAnsi="Times New Roman"/>
+              </w:rPr>
+              <w:t xml:space="preserve">Le savais-tu ?</w:t>
+            </w:r>
+          </w:p>
+          <w:p>
+            <w:pPr>
+              <w:spacing w:after="0" w:line="300"/>
+              <w:jc w:val="both"/>
+            </w:pPr>
+            <w:r>
+              <w:rPr>
+                <w:b w:val="false"/>
+                <w:bCs w:val="false"/>
+                <w:i w:val="false"/>
+                <w:iCs w:val="false"/>
+                <w:color w:val="000000"/>
+                <w:sz w:val="22"/>
+                <w:szCs w:val="22"/>
+                <w:rFonts w:ascii="Times New Roman" w:cs="Times New Roman" w:eastAsia="Times New Roman" w:hAnsi="Times New Roman"/>
+              </w:rPr>
+              <w:t xml:space="preserve">À Madagascar, l’Histoire orale a précédé l’Histoire écrite : les tantara, les lovantsofina (« héritage des oreilles ») et les généalogies récitées ont conservé des siècles d’événements. Le pasteur Callet a recueilli au XIXᵉ siècle ces récits auprès des anciens : son « Tantara ny Andriana » reste une source majeure de l’histoire de l’Imerina — né de simples entretiens, comme ton projet !</w:t>
+            </w:r>
+          </w:p>
+        </w:tc>
+      </w:tr>
+    </w:tbl>
+    <w:p>
+      <w:pPr>
+        <w:spacing w:after="160"/>
+      </w:pPr>
+    </w:p>
+    <w:p>
+      <w:pPr>
+        <w:spacing w:after="80" w:line="300"/>
+        <w:jc w:val="both"/>
       </w:pPr>
       <w:r>
         <w:rPr>
@@ -3279,166 +4026,337 @@
           <w:i w:val="false"/>
           <w:iCs w:val="false"/>
           <w:color w:val="2E7D32"/>
-          <w:sz w:val="28"/>
-          <w:szCs w:val="28"/>
-          <w:rFonts w:ascii="Times New Roman" w:cs="Times New Roman" w:eastAsia="Times New Roman" w:hAnsi="Times New Roman"/>
-        </w:rPr>
-        <w:t xml:space="preserve">Méthode</w:t>
-      </w:r>
-    </w:p>
-    <w:p>
-      <w:pPr>
-        <w:spacing w:after="60" w:line="300"/>
-        <w:jc w:val="both"/>
-      </w:pPr>
-      <w:r>
-        <w:rPr>
-          <w:b w:val="false"/>
-          <w:bCs w:val="false"/>
-          <w:i w:val="false"/>
-          <w:iCs w:val="false"/>
-          <w:color w:val="000000"/>
-          <w:sz w:val="24"/>
-          <w:szCs w:val="24"/>
-          <w:rFonts w:ascii="Times New Roman" w:cs="Times New Roman" w:eastAsia="Times New Roman" w:hAnsi="Times New Roman"/>
-        </w:rPr>
-        <w:t xml:space="preserve">1. Délimiter le thème dans le temps et dans l’espace (une période, un lieu).</w:t>
-      </w:r>
-    </w:p>
-    <w:p>
-      <w:pPr>
-        <w:spacing w:after="60" w:line="300"/>
-        <w:jc w:val="both"/>
-      </w:pPr>
-      <w:r>
-        <w:rPr>
-          <w:b w:val="false"/>
-          <w:bCs w:val="false"/>
-          <w:i w:val="false"/>
-          <w:iCs w:val="false"/>
-          <w:color w:val="000000"/>
-          <w:sz w:val="24"/>
-          <w:szCs w:val="24"/>
-          <w:rFonts w:ascii="Times New Roman" w:cs="Times New Roman" w:eastAsia="Times New Roman" w:hAnsi="Times New Roman"/>
-        </w:rPr>
-        <w:t xml:space="preserve">2. Rédiger le questionnaire : questions ouvertes, ordonnées, neutres.</w:t>
-      </w:r>
-    </w:p>
-    <w:p>
-      <w:pPr>
-        <w:spacing w:after="60" w:line="300"/>
-        <w:jc w:val="both"/>
-      </w:pPr>
-      <w:r>
-        <w:rPr>
-          <w:b w:val="false"/>
-          <w:bCs w:val="false"/>
-          <w:i w:val="false"/>
-          <w:iCs w:val="false"/>
-          <w:color w:val="000000"/>
-          <w:sz w:val="24"/>
-          <w:szCs w:val="24"/>
-          <w:rFonts w:ascii="Times New Roman" w:cs="Times New Roman" w:eastAsia="Times New Roman" w:hAnsi="Times New Roman"/>
-        </w:rPr>
-        <w:t xml:space="preserve">3. Choisir les personnes ressources, fixer lieu et rendez-vous avec politesse.</w:t>
-      </w:r>
-    </w:p>
-    <w:p>
-      <w:pPr>
-        <w:spacing w:after="110" w:line="300"/>
-        <w:jc w:val="both"/>
-      </w:pPr>
-      <w:r>
-        <w:rPr>
-          <w:b/>
-          <w:bCs/>
-          <w:i w:val="false"/>
-          <w:iCs w:val="false"/>
-          <w:color w:val="1F4E79"/>
-          <w:sz w:val="24"/>
-          <w:szCs w:val="24"/>
-          <w:rFonts w:ascii="Times New Roman" w:cs="Times New Roman" w:eastAsia="Times New Roman" w:hAnsi="Times New Roman"/>
-        </w:rPr>
-        <w:t xml:space="preserve">Exemple — </w:t>
-      </w:r>
-      <w:r>
-        <w:rPr>
-          <w:b w:val="false"/>
-          <w:bCs w:val="false"/>
-          <w:i w:val="false"/>
-          <w:iCs w:val="false"/>
-          <w:color w:val="000000"/>
-          <w:sz w:val="24"/>
-          <w:szCs w:val="24"/>
-          <w:rFonts w:ascii="Times New Roman" w:cs="Times New Roman" w:eastAsia="Times New Roman" w:hAnsi="Times New Roman"/>
-        </w:rPr>
-        <w:t xml:space="preserve">Thème : « le marché de notre commune de 1990 à 2010 » ; questionnaire de huit questions ; personnes ressources : deux marchandes anciennes et le chef fokontany ; lieu : chez chacune ; rendez-vous pris une semaine à l’avance.</w:t>
-      </w:r>
-    </w:p>
-    <w:p>
-      <w:pPr>
-        <w:spacing w:after="110" w:line="300"/>
-        <w:jc w:val="both"/>
-      </w:pPr>
-      <w:r>
-        <w:rPr>
-          <w:b/>
-          <w:bCs/>
-          <w:i w:val="false"/>
-          <w:iCs w:val="false"/>
-          <w:color w:val="B25000"/>
-          <w:sz w:val="24"/>
-          <w:szCs w:val="24"/>
-          <w:rFonts w:ascii="Times New Roman" w:cs="Times New Roman" w:eastAsia="Times New Roman" w:hAnsi="Times New Roman"/>
-        </w:rPr>
-        <w:t xml:space="preserve">Erreur à éviter — </w:t>
-      </w:r>
-      <w:r>
-        <w:rPr>
-          <w:b w:val="false"/>
-          <w:bCs w:val="false"/>
-          <w:i w:val="false"/>
-          <w:iCs w:val="false"/>
-          <w:color w:val="000000"/>
-          <w:sz w:val="24"/>
-          <w:szCs w:val="24"/>
-          <w:rFonts w:ascii="Times New Roman" w:cs="Times New Roman" w:eastAsia="Times New Roman" w:hAnsi="Times New Roman"/>
-        </w:rPr>
-        <w:t xml:space="preserve">Arriver chez le témoin sans préparation, « pour discuter » : sans thème délimité ni questionnaire, l’entretien part dans tous les sens et les informations sont inutilisables. En Histoire orale, l’improvisation est l’ennemie de la mémoire.</w:t>
-      </w:r>
-    </w:p>
-    <w:p>
-      <w:pPr>
-        <w:shd w:fill="E3F2FD" w:val="clear"/>
-        <w:spacing w:after="110" w:line="300"/>
-        <w:jc w:val="both"/>
-      </w:pPr>
-      <w:r>
-        <w:rPr>
-          <w:b/>
-          <w:bCs/>
-          <w:i w:val="false"/>
-          <w:iCs w:val="false"/>
-          <w:color w:val="1565C0"/>
-          <w:sz w:val="24"/>
-          <w:szCs w:val="24"/>
-          <w:rFonts w:ascii="Times New Roman" w:cs="Times New Roman" w:eastAsia="Times New Roman" w:hAnsi="Times New Roman"/>
-        </w:rPr>
-        <w:t xml:space="preserve">Le savais-tu ? </w:t>
-      </w:r>
-      <w:r>
-        <w:rPr>
-          <w:b w:val="false"/>
-          <w:bCs w:val="false"/>
-          <w:i w:val="false"/>
-          <w:iCs w:val="false"/>
-          <w:color w:val="000000"/>
-          <w:sz w:val="24"/>
-          <w:szCs w:val="24"/>
-          <w:rFonts w:ascii="Times New Roman" w:cs="Times New Roman" w:eastAsia="Times New Roman" w:hAnsi="Times New Roman"/>
-        </w:rPr>
-        <w:t xml:space="preserve">À Madagascar, l’Histoire orale a précédé l’Histoire écrite : les tantara, les lovantsofina (« héritage des oreilles ») et les généalogies récitées ont conservé des siècles d’événements. Le pasteur Callet a recueilli au XIXᵉ siècle ces récits auprès des anciens : son « Tantara ny Andriana » reste une source majeure de l’histoire de l’Imerina — né de simples entretiens, comme ton projet !</w:t>
-      </w:r>
+          <w:sz w:val="26"/>
+          <w:szCs w:val="26"/>
+          <w:rFonts w:ascii="Times New Roman" w:cs="Times New Roman" w:eastAsia="Times New Roman" w:hAnsi="Times New Roman"/>
+        </w:rPr>
+        <w:t xml:space="preserve">Petit lexique</w:t>
+      </w:r>
+    </w:p>
+    <w:tbl>
+      <w:tblPr>
+        <w:tblW w:type="dxa" w:w="9600"/>
+        <w:tblBorders>
+          <w:top w:val="single" w:color="808080" w:sz="4"/>
+          <w:left w:val="single" w:color="808080" w:sz="4"/>
+          <w:bottom w:val="single" w:color="808080" w:sz="4"/>
+          <w:right w:val="single" w:color="808080" w:sz="4"/>
+          <w:insideH w:val="single" w:color="B0B0B0" w:sz="4"/>
+          <w:insideV w:val="single" w:color="B0B0B0" w:sz="4"/>
+        </w:tblBorders>
+        <w:tblLayout w:type="fixed"/>
+      </w:tblPr>
+      <w:tblGrid>
+        <w:gridCol w:w="2800"/>
+        <w:gridCol w:w="6800"/>
+      </w:tblGrid>
+      <w:tr>
+        <w:tc>
+          <w:tcPr>
+            <w:shd w:fill="E7E6E6" w:val="clear"/>
+            <w:tcMar>
+              <w:top w:type="dxa" w:w="80"/>
+              <w:left w:type="dxa" w:w="80"/>
+              <w:bottom w:type="dxa" w:w="80"/>
+              <w:right w:type="dxa" w:w="80"/>
+            </w:tcMar>
+          </w:tcPr>
+          <w:p>
+            <w:pPr>
+              <w:spacing w:after="40"/>
+              <w:jc w:val="left"/>
+            </w:pPr>
+            <w:r>
+              <w:rPr>
+                <w:b/>
+                <w:bCs/>
+                <w:i w:val="false"/>
+                <w:iCs w:val="false"/>
+                <w:color w:val="000000"/>
+                <w:sz w:val="20"/>
+                <w:szCs w:val="20"/>
+                <w:rFonts w:ascii="Times New Roman" w:cs="Times New Roman" w:eastAsia="Times New Roman" w:hAnsi="Times New Roman"/>
+              </w:rPr>
+              <w:t xml:space="preserve">Mot</w:t>
+            </w:r>
+          </w:p>
+        </w:tc>
+        <w:tc>
+          <w:tcPr>
+            <w:shd w:fill="E7E6E6" w:val="clear"/>
+            <w:tcMar>
+              <w:top w:type="dxa" w:w="80"/>
+              <w:left w:type="dxa" w:w="80"/>
+              <w:bottom w:type="dxa" w:w="80"/>
+              <w:right w:type="dxa" w:w="80"/>
+            </w:tcMar>
+          </w:tcPr>
+          <w:p>
+            <w:pPr>
+              <w:spacing w:after="40"/>
+              <w:jc w:val="left"/>
+            </w:pPr>
+            <w:r>
+              <w:rPr>
+                <w:b/>
+                <w:bCs/>
+                <w:i w:val="false"/>
+                <w:iCs w:val="false"/>
+                <w:color w:val="000000"/>
+                <w:sz w:val="20"/>
+                <w:szCs w:val="20"/>
+                <w:rFonts w:ascii="Times New Roman" w:cs="Times New Roman" w:eastAsia="Times New Roman" w:hAnsi="Times New Roman"/>
+              </w:rPr>
+              <w:t xml:space="preserve">Sens</w:t>
+            </w:r>
+          </w:p>
+        </w:tc>
+      </w:tr>
+      <w:tr>
+        <w:tc>
+          <w:tcPr>
+            <w:tcMar>
+              <w:top w:type="dxa" w:w="80"/>
+              <w:left w:type="dxa" w:w="80"/>
+              <w:bottom w:type="dxa" w:w="80"/>
+              <w:right w:type="dxa" w:w="80"/>
+            </w:tcMar>
+          </w:tcPr>
+          <w:p>
+            <w:pPr>
+              <w:spacing w:after="40"/>
+              <w:jc w:val="left"/>
+            </w:pPr>
+            <w:r>
+              <w:rPr>
+                <w:b/>
+                <w:bCs/>
+                <w:i w:val="false"/>
+                <w:iCs w:val="false"/>
+                <w:color w:val="000000"/>
+                <w:sz w:val="20"/>
+                <w:szCs w:val="20"/>
+                <w:rFonts w:ascii="Times New Roman" w:cs="Times New Roman" w:eastAsia="Times New Roman" w:hAnsi="Times New Roman"/>
+              </w:rPr>
+              <w:t xml:space="preserve">Histoire orale</w:t>
+            </w:r>
+          </w:p>
+        </w:tc>
+        <w:tc>
+          <w:tcPr>
+            <w:tcMar>
+              <w:top w:type="dxa" w:w="80"/>
+              <w:left w:type="dxa" w:w="80"/>
+              <w:bottom w:type="dxa" w:w="80"/>
+              <w:right w:type="dxa" w:w="80"/>
+            </w:tcMar>
+          </w:tcPr>
+          <w:p>
+            <w:pPr>
+              <w:spacing w:after="40"/>
+              <w:jc w:val="left"/>
+            </w:pPr>
+            <w:r>
+              <w:rPr>
+                <w:b w:val="false"/>
+                <w:bCs w:val="false"/>
+                <w:i w:val="false"/>
+                <w:iCs w:val="false"/>
+                <w:color w:val="000000"/>
+                <w:sz w:val="20"/>
+                <w:szCs w:val="20"/>
+                <w:rFonts w:ascii="Times New Roman" w:cs="Times New Roman" w:eastAsia="Times New Roman" w:hAnsi="Times New Roman"/>
+              </w:rPr>
+              <w:t xml:space="preserve">collecte des témoignages parlés pour reconstituer le passé</w:t>
+            </w:r>
+          </w:p>
+        </w:tc>
+      </w:tr>
+      <w:tr>
+        <w:tc>
+          <w:tcPr>
+            <w:tcMar>
+              <w:top w:type="dxa" w:w="80"/>
+              <w:left w:type="dxa" w:w="80"/>
+              <w:bottom w:type="dxa" w:w="80"/>
+              <w:right w:type="dxa" w:w="80"/>
+            </w:tcMar>
+          </w:tcPr>
+          <w:p>
+            <w:pPr>
+              <w:spacing w:after="40"/>
+              <w:jc w:val="left"/>
+            </w:pPr>
+            <w:r>
+              <w:rPr>
+                <w:b/>
+                <w:bCs/>
+                <w:i w:val="false"/>
+                <w:iCs w:val="false"/>
+                <w:color w:val="000000"/>
+                <w:sz w:val="20"/>
+                <w:szCs w:val="20"/>
+                <w:rFonts w:ascii="Times New Roman" w:cs="Times New Roman" w:eastAsia="Times New Roman" w:hAnsi="Times New Roman"/>
+              </w:rPr>
+              <w:t xml:space="preserve">Personne ressource</w:t>
+            </w:r>
+          </w:p>
+        </w:tc>
+        <w:tc>
+          <w:tcPr>
+            <w:tcMar>
+              <w:top w:type="dxa" w:w="80"/>
+              <w:left w:type="dxa" w:w="80"/>
+              <w:bottom w:type="dxa" w:w="80"/>
+              <w:right w:type="dxa" w:w="80"/>
+            </w:tcMar>
+          </w:tcPr>
+          <w:p>
+            <w:pPr>
+              <w:spacing w:after="40"/>
+              <w:jc w:val="left"/>
+            </w:pPr>
+            <w:r>
+              <w:rPr>
+                <w:b w:val="false"/>
+                <w:bCs w:val="false"/>
+                <w:i w:val="false"/>
+                <w:iCs w:val="false"/>
+                <w:color w:val="000000"/>
+                <w:sz w:val="20"/>
+                <w:szCs w:val="20"/>
+                <w:rFonts w:ascii="Times New Roman" w:cs="Times New Roman" w:eastAsia="Times New Roman" w:hAnsi="Times New Roman"/>
+              </w:rPr>
+              <w:t xml:space="preserve">personne qui a vécu les faits ou en garde la mémoire</w:t>
+            </w:r>
+          </w:p>
+        </w:tc>
+      </w:tr>
+      <w:tr>
+        <w:tc>
+          <w:tcPr>
+            <w:tcMar>
+              <w:top w:type="dxa" w:w="80"/>
+              <w:left w:type="dxa" w:w="80"/>
+              <w:bottom w:type="dxa" w:w="80"/>
+              <w:right w:type="dxa" w:w="80"/>
+            </w:tcMar>
+          </w:tcPr>
+          <w:p>
+            <w:pPr>
+              <w:spacing w:after="40"/>
+              <w:jc w:val="left"/>
+            </w:pPr>
+            <w:r>
+              <w:rPr>
+                <w:b/>
+                <w:bCs/>
+                <w:i w:val="false"/>
+                <w:iCs w:val="false"/>
+                <w:color w:val="000000"/>
+                <w:sz w:val="20"/>
+                <w:szCs w:val="20"/>
+                <w:rFonts w:ascii="Times New Roman" w:cs="Times New Roman" w:eastAsia="Times New Roman" w:hAnsi="Times New Roman"/>
+              </w:rPr>
+              <w:t xml:space="preserve">Questionnaire</w:t>
+            </w:r>
+          </w:p>
+        </w:tc>
+        <w:tc>
+          <w:tcPr>
+            <w:tcMar>
+              <w:top w:type="dxa" w:w="80"/>
+              <w:left w:type="dxa" w:w="80"/>
+              <w:bottom w:type="dxa" w:w="80"/>
+              <w:right w:type="dxa" w:w="80"/>
+            </w:tcMar>
+          </w:tcPr>
+          <w:p>
+            <w:pPr>
+              <w:spacing w:after="40"/>
+              <w:jc w:val="left"/>
+            </w:pPr>
+            <w:r>
+              <w:rPr>
+                <w:b w:val="false"/>
+                <w:bCs w:val="false"/>
+                <w:i w:val="false"/>
+                <w:iCs w:val="false"/>
+                <w:color w:val="000000"/>
+                <w:sz w:val="20"/>
+                <w:szCs w:val="20"/>
+                <w:rFonts w:ascii="Times New Roman" w:cs="Times New Roman" w:eastAsia="Times New Roman" w:hAnsi="Times New Roman"/>
+              </w:rPr>
+              <w:t xml:space="preserve">liste ordonnée de questions ouvertes et neutres</w:t>
+            </w:r>
+          </w:p>
+        </w:tc>
+      </w:tr>
+      <w:tr>
+        <w:tc>
+          <w:tcPr>
+            <w:tcMar>
+              <w:top w:type="dxa" w:w="80"/>
+              <w:left w:type="dxa" w:w="80"/>
+              <w:bottom w:type="dxa" w:w="80"/>
+              <w:right w:type="dxa" w:w="80"/>
+            </w:tcMar>
+          </w:tcPr>
+          <w:p>
+            <w:pPr>
+              <w:spacing w:after="40"/>
+              <w:jc w:val="left"/>
+            </w:pPr>
+            <w:r>
+              <w:rPr>
+                <w:b/>
+                <w:bCs/>
+                <w:i w:val="false"/>
+                <w:iCs w:val="false"/>
+                <w:color w:val="000000"/>
+                <w:sz w:val="20"/>
+                <w:szCs w:val="20"/>
+                <w:rFonts w:ascii="Times New Roman" w:cs="Times New Roman" w:eastAsia="Times New Roman" w:hAnsi="Times New Roman"/>
+              </w:rPr>
+              <w:t xml:space="preserve">Croiser les témoignages</w:t>
+            </w:r>
+          </w:p>
+        </w:tc>
+        <w:tc>
+          <w:tcPr>
+            <w:tcMar>
+              <w:top w:type="dxa" w:w="80"/>
+              <w:left w:type="dxa" w:w="80"/>
+              <w:bottom w:type="dxa" w:w="80"/>
+              <w:right w:type="dxa" w:w="80"/>
+            </w:tcMar>
+          </w:tcPr>
+          <w:p>
+            <w:pPr>
+              <w:spacing w:after="40"/>
+              <w:jc w:val="left"/>
+            </w:pPr>
+            <w:r>
+              <w:rPr>
+                <w:b w:val="false"/>
+                <w:bCs w:val="false"/>
+                <w:i w:val="false"/>
+                <w:iCs w:val="false"/>
+                <w:color w:val="000000"/>
+                <w:sz w:val="20"/>
+                <w:szCs w:val="20"/>
+                <w:rFonts w:ascii="Times New Roman" w:cs="Times New Roman" w:eastAsia="Times New Roman" w:hAnsi="Times New Roman"/>
+              </w:rPr>
+              <w:t xml:space="preserve">comparer plusieurs récits pour vérifier les faits</w:t>
+            </w:r>
+          </w:p>
+        </w:tc>
+      </w:tr>
+    </w:tbl>
+    <w:p>
+      <w:pPr>
+        <w:spacing w:after="120"/>
+      </w:pPr>
     </w:p>
     <w:p>
       <w:pPr>
@@ -5102,152 +6020,152 @@
                 <w:szCs w:val="20"/>
                 <w:rFonts w:ascii="Times New Roman" w:cs="Times New Roman" w:eastAsia="Times New Roman" w:hAnsi="Times New Roman"/>
               </w:rPr>
-              <w:t xml:space="preserve">3. Observation</w:t>
-            </w:r>
-          </w:p>
-        </w:tc>
-        <w:tc>
-          <w:tcPr>
-            <w:tcMar>
-              <w:top w:type="dxa" w:w="80"/>
-              <w:left w:type="dxa" w:w="80"/>
-              <w:bottom w:type="dxa" w:w="80"/>
-              <w:right w:type="dxa" w:w="80"/>
-            </w:tcMar>
-          </w:tcPr>
-          <w:p>
-            <w:pPr>
-              <w:spacing w:after="40"/>
-              <w:jc w:val="left"/>
-            </w:pPr>
-            <w:r>
-              <w:rPr>
-                <w:b w:val="false"/>
-                <w:bCs w:val="false"/>
-                <w:i w:val="false"/>
-                <w:iCs w:val="false"/>
-                <w:color w:val="000000"/>
-                <w:sz w:val="20"/>
-                <w:szCs w:val="20"/>
-                <w:rFonts w:ascii="Times New Roman" w:cs="Times New Roman" w:eastAsia="Times New Roman" w:hAnsi="Times New Roman"/>
-              </w:rPr>
-              <w:t xml:space="preserve">L’an 1000 est entre 476 et 1492 : Moyen Âge. L’année −5 000 est entre −12 000 et −3 000 : Néolithique, donc Préhistoire. L’indépendance de Madagascar (1960) est après 1789 : Époque contemporaine.</w:t>
-            </w:r>
-          </w:p>
-        </w:tc>
-        <w:tc>
-          <w:tcPr>
-            <w:tcMar>
-              <w:top w:type="dxa" w:w="80"/>
-              <w:left w:type="dxa" w:w="80"/>
-              <w:bottom w:type="dxa" w:w="80"/>
-              <w:right w:type="dxa" w:w="80"/>
-            </w:tcMar>
-          </w:tcPr>
-          <w:p>
-            <w:pPr>
-              <w:spacing w:after="40"/>
-              <w:jc w:val="left"/>
-            </w:pPr>
-            <w:r>
-              <w:rPr>
-                <w:b w:val="false"/>
-                <w:bCs w:val="false"/>
-                <w:i w:val="false"/>
-                <w:iCs w:val="false"/>
-                <w:color w:val="000000"/>
-                <w:sz w:val="20"/>
-                <w:szCs w:val="20"/>
-                <w:rFonts w:ascii="Times New Roman" w:cs="Times New Roman" w:eastAsia="Times New Roman" w:hAnsi="Times New Roman"/>
-              </w:rPr>
-              <w:t xml:space="preserve">Observent l’exemple résolu.</w:t>
-            </w:r>
-          </w:p>
-        </w:tc>
-        <w:tc>
-          <w:tcPr>
-            <w:tcMar>
-              <w:top w:type="dxa" w:w="80"/>
-              <w:left w:type="dxa" w:w="80"/>
-              <w:bottom w:type="dxa" w:w="80"/>
-              <w:right w:type="dxa" w:w="80"/>
-            </w:tcMar>
-          </w:tcPr>
-          <w:p>
-            <w:pPr>
-              <w:spacing w:after="40"/>
-              <w:jc w:val="left"/>
-            </w:pPr>
-            <w:r>
-              <w:rPr>
-                <w:b w:val="false"/>
-                <w:bCs w:val="false"/>
-                <w:i w:val="false"/>
-                <w:iCs w:val="false"/>
-                <w:color w:val="000000"/>
-                <w:sz w:val="20"/>
-                <w:szCs w:val="20"/>
-                <w:rFonts w:ascii="Times New Roman" w:cs="Times New Roman" w:eastAsia="Times New Roman" w:hAnsi="Times New Roman"/>
-              </w:rPr>
-              <w:t xml:space="preserve">Observation dirigée</w:t>
-            </w:r>
-          </w:p>
-        </w:tc>
-        <w:tc>
-          <w:tcPr>
-            <w:tcMar>
-              <w:top w:type="dxa" w:w="80"/>
-              <w:left w:type="dxa" w:w="80"/>
-              <w:bottom w:type="dxa" w:w="80"/>
-              <w:right w:type="dxa" w:w="80"/>
-            </w:tcMar>
-          </w:tcPr>
-          <w:p>
-            <w:pPr>
-              <w:spacing w:after="40"/>
-              <w:jc w:val="left"/>
-            </w:pPr>
-            <w:r>
-              <w:rPr>
-                <w:b w:val="false"/>
-                <w:bCs w:val="false"/>
-                <w:i w:val="false"/>
-                <w:iCs w:val="false"/>
-                <w:color w:val="000000"/>
-                <w:sz w:val="20"/>
-                <w:szCs w:val="20"/>
-                <w:rFonts w:ascii="Times New Roman" w:cs="Times New Roman" w:eastAsia="Times New Roman" w:hAnsi="Times New Roman"/>
-              </w:rPr>
-              <w:t xml:space="preserve">Document imprimé</w:t>
-            </w:r>
-          </w:p>
-        </w:tc>
-        <w:tc>
-          <w:tcPr>
-            <w:tcMar>
-              <w:top w:type="dxa" w:w="80"/>
-              <w:left w:type="dxa" w:w="80"/>
-              <w:bottom w:type="dxa" w:w="80"/>
-              <w:right w:type="dxa" w:w="80"/>
-            </w:tcMar>
-          </w:tcPr>
-          <w:p>
-            <w:pPr>
-              <w:spacing w:after="40"/>
-              <w:jc w:val="left"/>
-            </w:pPr>
-            <w:r>
-              <w:rPr>
-                <w:b w:val="false"/>
-                <w:bCs w:val="false"/>
-                <w:i w:val="false"/>
-                <w:iCs w:val="false"/>
-                <w:color w:val="000000"/>
-                <w:sz w:val="20"/>
-                <w:szCs w:val="20"/>
-                <w:rFonts w:ascii="Times New Roman" w:cs="Times New Roman" w:eastAsia="Times New Roman" w:hAnsi="Times New Roman"/>
-              </w:rPr>
-              <w:t xml:space="preserve">Compréhension</w:t>
+              <w:t xml:space="preserve">3. Développement</w:t>
+            </w:r>
+          </w:p>
+        </w:tc>
+        <w:tc>
+          <w:tcPr>
+            <w:tcMar>
+              <w:top w:type="dxa" w:w="80"/>
+              <w:left w:type="dxa" w:w="80"/>
+              <w:bottom w:type="dxa" w:w="80"/>
+              <w:right w:type="dxa" w:w="80"/>
+            </w:tcMar>
+          </w:tcPr>
+          <w:p>
+            <w:pPr>
+              <w:spacing w:after="40"/>
+              <w:jc w:val="left"/>
+            </w:pPr>
+            <w:r>
+              <w:rPr>
+                <w:b w:val="false"/>
+                <w:bCs w:val="false"/>
+                <w:i w:val="false"/>
+                <w:iCs w:val="false"/>
+                <w:color w:val="000000"/>
+                <w:sz w:val="20"/>
+                <w:szCs w:val="20"/>
+                <w:rFonts w:ascii="Times New Roman" w:cs="Times New Roman" w:eastAsia="Times New Roman" w:hAnsi="Times New Roman"/>
+              </w:rPr>
+              <w:t xml:space="preserve">Développe la leçon partie par partie : La Préhistoire et ses deux âges ; L’Histoire et ses quatre périodes ; Lire une frise chronologique.</w:t>
+            </w:r>
+          </w:p>
+        </w:tc>
+        <w:tc>
+          <w:tcPr>
+            <w:tcMar>
+              <w:top w:type="dxa" w:w="80"/>
+              <w:left w:type="dxa" w:w="80"/>
+              <w:bottom w:type="dxa" w:w="80"/>
+              <w:right w:type="dxa" w:w="80"/>
+            </w:tcMar>
+          </w:tcPr>
+          <w:p>
+            <w:pPr>
+              <w:spacing w:after="40"/>
+              <w:jc w:val="left"/>
+            </w:pPr>
+            <w:r>
+              <w:rPr>
+                <w:b w:val="false"/>
+                <w:bCs w:val="false"/>
+                <w:i w:val="false"/>
+                <w:iCs w:val="false"/>
+                <w:color w:val="000000"/>
+                <w:sz w:val="20"/>
+                <w:szCs w:val="20"/>
+                <w:rFonts w:ascii="Times New Roman" w:cs="Times New Roman" w:eastAsia="Times New Roman" w:hAnsi="Times New Roman"/>
+              </w:rPr>
+              <w:t xml:space="preserve">Écoutent, répondent aux questions et notent les mots-clés.</w:t>
+            </w:r>
+          </w:p>
+        </w:tc>
+        <w:tc>
+          <w:tcPr>
+            <w:tcMar>
+              <w:top w:type="dxa" w:w="80"/>
+              <w:left w:type="dxa" w:w="80"/>
+              <w:bottom w:type="dxa" w:w="80"/>
+              <w:right w:type="dxa" w:w="80"/>
+            </w:tcMar>
+          </w:tcPr>
+          <w:p>
+            <w:pPr>
+              <w:spacing w:after="40"/>
+              <w:jc w:val="left"/>
+            </w:pPr>
+            <w:r>
+              <w:rPr>
+                <w:b w:val="false"/>
+                <w:bCs w:val="false"/>
+                <w:i w:val="false"/>
+                <w:iCs w:val="false"/>
+                <w:color w:val="000000"/>
+                <w:sz w:val="20"/>
+                <w:szCs w:val="20"/>
+                <w:rFonts w:ascii="Times New Roman" w:cs="Times New Roman" w:eastAsia="Times New Roman" w:hAnsi="Times New Roman"/>
+              </w:rPr>
+              <w:t xml:space="preserve">Exposé interactif, questions-réponses</w:t>
+            </w:r>
+          </w:p>
+        </w:tc>
+        <w:tc>
+          <w:tcPr>
+            <w:tcMar>
+              <w:top w:type="dxa" w:w="80"/>
+              <w:left w:type="dxa" w:w="80"/>
+              <w:bottom w:type="dxa" w:w="80"/>
+              <w:right w:type="dxa" w:w="80"/>
+            </w:tcMar>
+          </w:tcPr>
+          <w:p>
+            <w:pPr>
+              <w:spacing w:after="40"/>
+              <w:jc w:val="left"/>
+            </w:pPr>
+            <w:r>
+              <w:rPr>
+                <w:b w:val="false"/>
+                <w:bCs w:val="false"/>
+                <w:i w:val="false"/>
+                <w:iCs w:val="false"/>
+                <w:color w:val="000000"/>
+                <w:sz w:val="20"/>
+                <w:szCs w:val="20"/>
+                <w:rFonts w:ascii="Times New Roman" w:cs="Times New Roman" w:eastAsia="Times New Roman" w:hAnsi="Times New Roman"/>
+              </w:rPr>
+              <w:t xml:space="preserve">Tableau, frises, cartes</w:t>
+            </w:r>
+          </w:p>
+        </w:tc>
+        <w:tc>
+          <w:tcPr>
+            <w:tcMar>
+              <w:top w:type="dxa" w:w="80"/>
+              <w:left w:type="dxa" w:w="80"/>
+              <w:bottom w:type="dxa" w:w="80"/>
+              <w:right w:type="dxa" w:w="80"/>
+            </w:tcMar>
+          </w:tcPr>
+          <w:p>
+            <w:pPr>
+              <w:spacing w:after="40"/>
+              <w:jc w:val="left"/>
+            </w:pPr>
+            <w:r>
+              <w:rPr>
+                <w:b w:val="false"/>
+                <w:bCs w:val="false"/>
+                <w:i w:val="false"/>
+                <w:iCs w:val="false"/>
+                <w:color w:val="000000"/>
+                <w:sz w:val="20"/>
+                <w:szCs w:val="20"/>
+                <w:rFonts w:ascii="Times New Roman" w:cs="Times New Roman" w:eastAsia="Times New Roman" w:hAnsi="Times New Roman"/>
+              </w:rPr>
+              <w:t xml:space="preserve">Attention, participation</w:t>
             </w:r>
           </w:p>
         </w:tc>
@@ -5278,152 +6196,152 @@
                 <w:szCs w:val="20"/>
                 <w:rFonts w:ascii="Times New Roman" w:cs="Times New Roman" w:eastAsia="Times New Roman" w:hAnsi="Times New Roman"/>
               </w:rPr>
-              <w:t xml:space="preserve">4. Analyse</w:t>
-            </w:r>
-          </w:p>
-        </w:tc>
-        <w:tc>
-          <w:tcPr>
-            <w:tcMar>
-              <w:top w:type="dxa" w:w="80"/>
-              <w:left w:type="dxa" w:w="80"/>
-              <w:bottom w:type="dxa" w:w="80"/>
-              <w:right w:type="dxa" w:w="80"/>
-            </w:tcMar>
-          </w:tcPr>
-          <w:p>
-            <w:pPr>
-              <w:spacing w:after="40"/>
-              <w:jc w:val="left"/>
-            </w:pPr>
-            <w:r>
-              <w:rPr>
-                <w:b w:val="false"/>
-                <w:bCs w:val="false"/>
-                <w:i w:val="false"/>
-                <w:iCs w:val="false"/>
-                <w:color w:val="000000"/>
-                <w:sz w:val="20"/>
-                <w:szCs w:val="20"/>
-                <w:rFonts w:ascii="Times New Roman" w:cs="Times New Roman" w:eastAsia="Times New Roman" w:hAnsi="Times New Roman"/>
-              </w:rPr>
-              <w:t xml:space="preserve">Guide l’analyse : Pourquoi l’écriture sert-elle de frontière ? Parce qu’avec elle, les hommes laissent des textes que l’historien peut lire : on passe des traces muettes (os, outils, cendres) aux témoignages directs. Le signe « moins » devant les dates signifie « avant Jésus-Christ » : −12 000 est plus ancien que −3 000 — sur la frise, les nombres négatifs se lisent à rebours. Chaque borne de l’Histoire est un événement : 476, la chute de l’Empire romain d’Occident, ouvre le Moyen Âge ; 1492, l’arrivée de Christophe Colomb en Amérique, ouvre les Temps modernes ; 1789, la Révolution française, ouvre l’Époque contemporaine — qui dure encore. Dans l’espace aussi, les périodes se situent : la Préhistoire commence en Afrique, berceau de l’humanité ; l’écriture naît en Mésopotamie ; et à Madagascar, le peuplement humain est si récent que l’île entre presque directement dans l’Histoire. Sur une frise, on vérifie toujours trois choses : l’échelle (combien d’années par centimètre ?), le sens (le temps coule vers la droite) et les bornes de chaque période.</w:t>
-            </w:r>
-          </w:p>
-        </w:tc>
-        <w:tc>
-          <w:tcPr>
-            <w:tcMar>
-              <w:top w:type="dxa" w:w="80"/>
-              <w:left w:type="dxa" w:w="80"/>
-              <w:bottom w:type="dxa" w:w="80"/>
-              <w:right w:type="dxa" w:w="80"/>
-            </w:tcMar>
-          </w:tcPr>
-          <w:p>
-            <w:pPr>
-              <w:spacing w:after="40"/>
-              <w:jc w:val="left"/>
-            </w:pPr>
-            <w:r>
-              <w:rPr>
-                <w:b w:val="false"/>
-                <w:bCs w:val="false"/>
-                <w:i w:val="false"/>
-                <w:iCs w:val="false"/>
-                <w:color w:val="000000"/>
-                <w:sz w:val="20"/>
-                <w:szCs w:val="20"/>
-                <w:rFonts w:ascii="Times New Roman" w:cs="Times New Roman" w:eastAsia="Times New Roman" w:hAnsi="Times New Roman"/>
-              </w:rPr>
-              <w:t xml:space="preserve">Expliquent la démarche et vérifient le résultat.</w:t>
-            </w:r>
-          </w:p>
-        </w:tc>
-        <w:tc>
-          <w:tcPr>
-            <w:tcMar>
-              <w:top w:type="dxa" w:w="80"/>
-              <w:left w:type="dxa" w:w="80"/>
-              <w:bottom w:type="dxa" w:w="80"/>
-              <w:right w:type="dxa" w:w="80"/>
-            </w:tcMar>
-          </w:tcPr>
-          <w:p>
-            <w:pPr>
-              <w:spacing w:after="40"/>
-              <w:jc w:val="left"/>
-            </w:pPr>
-            <w:r>
-              <w:rPr>
-                <w:b w:val="false"/>
-                <w:bCs w:val="false"/>
-                <w:i w:val="false"/>
-                <w:iCs w:val="false"/>
-                <w:color w:val="000000"/>
-                <w:sz w:val="20"/>
-                <w:szCs w:val="20"/>
-                <w:rFonts w:ascii="Times New Roman" w:cs="Times New Roman" w:eastAsia="Times New Roman" w:hAnsi="Times New Roman"/>
-              </w:rPr>
-              <w:t xml:space="preserve">Recherche en binômes</w:t>
-            </w:r>
-          </w:p>
-        </w:tc>
-        <w:tc>
-          <w:tcPr>
-            <w:tcMar>
-              <w:top w:type="dxa" w:w="80"/>
-              <w:left w:type="dxa" w:w="80"/>
-              <w:bottom w:type="dxa" w:w="80"/>
-              <w:right w:type="dxa" w:w="80"/>
-            </w:tcMar>
-          </w:tcPr>
-          <w:p>
-            <w:pPr>
-              <w:spacing w:after="40"/>
-              <w:jc w:val="left"/>
-            </w:pPr>
-            <w:r>
-              <w:rPr>
-                <w:b w:val="false"/>
-                <w:bCs w:val="false"/>
-                <w:i w:val="false"/>
-                <w:iCs w:val="false"/>
-                <w:color w:val="000000"/>
-                <w:sz w:val="20"/>
-                <w:szCs w:val="20"/>
-                <w:rFonts w:ascii="Times New Roman" w:cs="Times New Roman" w:eastAsia="Times New Roman" w:hAnsi="Times New Roman"/>
-              </w:rPr>
-              <w:t xml:space="preserve">Documents, cartes, frises</w:t>
-            </w:r>
-          </w:p>
-        </w:tc>
-        <w:tc>
-          <w:tcPr>
-            <w:tcMar>
-              <w:top w:type="dxa" w:w="80"/>
-              <w:left w:type="dxa" w:w="80"/>
-              <w:bottom w:type="dxa" w:w="80"/>
-              <w:right w:type="dxa" w:w="80"/>
-            </w:tcMar>
-          </w:tcPr>
-          <w:p>
-            <w:pPr>
-              <w:spacing w:after="40"/>
-              <w:jc w:val="left"/>
-            </w:pPr>
-            <w:r>
-              <w:rPr>
-                <w:b w:val="false"/>
-                <w:bCs w:val="false"/>
-                <w:i w:val="false"/>
-                <w:iCs w:val="false"/>
-                <w:color w:val="000000"/>
-                <w:sz w:val="20"/>
-                <w:szCs w:val="20"/>
-                <w:rFonts w:ascii="Times New Roman" w:cs="Times New Roman" w:eastAsia="Times New Roman" w:hAnsi="Times New Roman"/>
-              </w:rPr>
-              <w:t xml:space="preserve">Raisonnement</w:t>
+              <w:t xml:space="preserve">4. Étude de document</w:t>
+            </w:r>
+          </w:p>
+        </w:tc>
+        <w:tc>
+          <w:tcPr>
+            <w:tcMar>
+              <w:top w:type="dxa" w:w="80"/>
+              <w:left w:type="dxa" w:w="80"/>
+              <w:bottom w:type="dxa" w:w="80"/>
+              <w:right w:type="dxa" w:w="80"/>
+            </w:tcMar>
+          </w:tcPr>
+          <w:p>
+            <w:pPr>
+              <w:spacing w:after="40"/>
+              <w:jc w:val="left"/>
+            </w:pPr>
+            <w:r>
+              <w:rPr>
+                <w:b w:val="false"/>
+                <w:bCs w:val="false"/>
+                <w:i w:val="false"/>
+                <w:iCs w:val="false"/>
+                <w:color w:val="000000"/>
+                <w:sz w:val="20"/>
+                <w:szCs w:val="20"/>
+                <w:rFonts w:ascii="Times New Roman" w:cs="Times New Roman" w:eastAsia="Times New Roman" w:hAnsi="Times New Roman"/>
+              </w:rPr>
+              <w:t xml:space="preserve">Fait lire le document « Pourquoi découper le temps ? » (d’après les réflexions des historiens sur la périodisation — texte reconstitué), puis pose les questions.</w:t>
+            </w:r>
+          </w:p>
+        </w:tc>
+        <w:tc>
+          <w:tcPr>
+            <w:tcMar>
+              <w:top w:type="dxa" w:w="80"/>
+              <w:left w:type="dxa" w:w="80"/>
+              <w:bottom w:type="dxa" w:w="80"/>
+              <w:right w:type="dxa" w:w="80"/>
+            </w:tcMar>
+          </w:tcPr>
+          <w:p>
+            <w:pPr>
+              <w:spacing w:after="40"/>
+              <w:jc w:val="left"/>
+            </w:pPr>
+            <w:r>
+              <w:rPr>
+                <w:b w:val="false"/>
+                <w:bCs w:val="false"/>
+                <w:i w:val="false"/>
+                <w:iCs w:val="false"/>
+                <w:color w:val="000000"/>
+                <w:sz w:val="20"/>
+                <w:szCs w:val="20"/>
+                <w:rFonts w:ascii="Times New Roman" w:cs="Times New Roman" w:eastAsia="Times New Roman" w:hAnsi="Times New Roman"/>
+              </w:rPr>
+              <w:t xml:space="preserve">Lisent le document, répondent aux questions et critiquent la source.</w:t>
+            </w:r>
+          </w:p>
+        </w:tc>
+        <w:tc>
+          <w:tcPr>
+            <w:tcMar>
+              <w:top w:type="dxa" w:w="80"/>
+              <w:left w:type="dxa" w:w="80"/>
+              <w:bottom w:type="dxa" w:w="80"/>
+              <w:right w:type="dxa" w:w="80"/>
+            </w:tcMar>
+          </w:tcPr>
+          <w:p>
+            <w:pPr>
+              <w:spacing w:after="40"/>
+              <w:jc w:val="left"/>
+            </w:pPr>
+            <w:r>
+              <w:rPr>
+                <w:b w:val="false"/>
+                <w:bCs w:val="false"/>
+                <w:i w:val="false"/>
+                <w:iCs w:val="false"/>
+                <w:color w:val="000000"/>
+                <w:sz w:val="20"/>
+                <w:szCs w:val="20"/>
+                <w:rFonts w:ascii="Times New Roman" w:cs="Times New Roman" w:eastAsia="Times New Roman" w:hAnsi="Times New Roman"/>
+              </w:rPr>
+              <w:t xml:space="preserve">Observation dirigée, travail en binômes</w:t>
+            </w:r>
+          </w:p>
+        </w:tc>
+        <w:tc>
+          <w:tcPr>
+            <w:tcMar>
+              <w:top w:type="dxa" w:w="80"/>
+              <w:left w:type="dxa" w:w="80"/>
+              <w:bottom w:type="dxa" w:w="80"/>
+              <w:right w:type="dxa" w:w="80"/>
+            </w:tcMar>
+          </w:tcPr>
+          <w:p>
+            <w:pPr>
+              <w:spacing w:after="40"/>
+              <w:jc w:val="left"/>
+            </w:pPr>
+            <w:r>
+              <w:rPr>
+                <w:b w:val="false"/>
+                <w:bCs w:val="false"/>
+                <w:i w:val="false"/>
+                <w:iCs w:val="false"/>
+                <w:color w:val="000000"/>
+                <w:sz w:val="20"/>
+                <w:szCs w:val="20"/>
+                <w:rFonts w:ascii="Times New Roman" w:cs="Times New Roman" w:eastAsia="Times New Roman" w:hAnsi="Times New Roman"/>
+              </w:rPr>
+              <w:t xml:space="preserve">Document imprimé</w:t>
+            </w:r>
+          </w:p>
+        </w:tc>
+        <w:tc>
+          <w:tcPr>
+            <w:tcMar>
+              <w:top w:type="dxa" w:w="80"/>
+              <w:left w:type="dxa" w:w="80"/>
+              <w:bottom w:type="dxa" w:w="80"/>
+              <w:right w:type="dxa" w:w="80"/>
+            </w:tcMar>
+          </w:tcPr>
+          <w:p>
+            <w:pPr>
+              <w:spacing w:after="40"/>
+              <w:jc w:val="left"/>
+            </w:pPr>
+            <w:r>
+              <w:rPr>
+                <w:b w:val="false"/>
+                <w:bCs w:val="false"/>
+                <w:i w:val="false"/>
+                <w:iCs w:val="false"/>
+                <w:color w:val="000000"/>
+                <w:sz w:val="20"/>
+                <w:szCs w:val="20"/>
+                <w:rFonts w:ascii="Times New Roman" w:cs="Times New Roman" w:eastAsia="Times New Roman" w:hAnsi="Times New Roman"/>
+              </w:rPr>
+              <w:t xml:space="preserve">Esprit critique</w:t>
             </w:r>
           </w:p>
         </w:tc>
@@ -6029,7 +6947,26 @@
     </w:p>
     <w:p>
       <w:pPr>
-        <w:spacing w:after="110" w:line="300"/>
+        <w:spacing w:after="160" w:line="300"/>
+        <w:jc w:val="center"/>
+      </w:pPr>
+      <w:r>
+        <w:rPr>
+          <w:b w:val="false"/>
+          <w:bCs w:val="false"/>
+          <w:i/>
+          <w:iCs/>
+          <w:color w:val="000000"/>
+          <w:sz w:val="21"/>
+          <w:szCs w:val="21"/>
+          <w:rFonts w:ascii="Times New Roman" w:cs="Times New Roman" w:eastAsia="Times New Roman" w:hAnsi="Times New Roman"/>
+        </w:rPr>
+        <w:t xml:space="preserve">Des millions d’années à ranger sans se perdre : les historiens découpent le temps en grandes périodes.</w:t>
+      </w:r>
+    </w:p>
+    <w:p>
+      <w:pPr>
+        <w:spacing w:after="80" w:line="300"/>
         <w:jc w:val="both"/>
       </w:pPr>
       <w:r>
@@ -6039,11 +6976,30 @@
           <w:i w:val="false"/>
           <w:iCs w:val="false"/>
           <w:color w:val="2E7D32"/>
-          <w:sz w:val="24"/>
-          <w:szCs w:val="24"/>
-          <w:rFonts w:ascii="Times New Roman" w:cs="Times New Roman" w:eastAsia="Times New Roman" w:hAnsi="Times New Roman"/>
-        </w:rPr>
-        <w:t xml:space="preserve">Définition — </w:t>
+          <w:sz w:val="26"/>
+          <w:szCs w:val="26"/>
+          <w:rFonts w:ascii="Times New Roman" w:cs="Times New Roman" w:eastAsia="Times New Roman" w:hAnsi="Times New Roman"/>
+        </w:rPr>
+        <w:t xml:space="preserve">1. La Préhistoire et ses deux âges</w:t>
+      </w:r>
+    </w:p>
+    <w:p>
+      <w:pPr>
+        <w:spacing w:after="100" w:line="300"/>
+        <w:jc w:val="both"/>
+      </w:pPr>
+      <w:r>
+        <w:rPr>
+          <w:b w:val="false"/>
+          <w:bCs w:val="false"/>
+          <w:i w:val="false"/>
+          <w:iCs w:val="false"/>
+          <w:color w:val="000000"/>
+          <w:sz w:val="24"/>
+          <w:szCs w:val="24"/>
+          <w:rFonts w:ascii="Times New Roman" w:cs="Times New Roman" w:eastAsia="Times New Roman" w:hAnsi="Times New Roman"/>
+        </w:rPr>
+        <w:t xml:space="preserve">La </w:t>
       </w:r>
       <w:r>
         <w:rPr>
@@ -6051,19 +7007,26 @@
           <w:bCs/>
           <w:i w:val="false"/>
           <w:iCs w:val="false"/>
+          <w:color w:val="1F4E79"/>
+          <w:sz w:val="24"/>
+          <w:szCs w:val="24"/>
+          <w:rFonts w:ascii="Times New Roman" w:cs="Times New Roman" w:eastAsia="Times New Roman" w:hAnsi="Times New Roman"/>
+        </w:rPr>
+        <w:t xml:space="preserve">Préhistoire</w:t>
+      </w:r>
+      <w:r>
+        <w:rPr>
+          <w:b w:val="false"/>
+          <w:bCs w:val="false"/>
+          <w:i w:val="false"/>
+          <w:iCs w:val="false"/>
           <w:color w:val="000000"/>
           <w:sz w:val="24"/>
           <w:szCs w:val="24"/>
           <w:rFonts w:ascii="Times New Roman" w:cs="Times New Roman" w:eastAsia="Times New Roman" w:hAnsi="Times New Roman"/>
         </w:rPr>
-        <w:t xml:space="preserve">La Préhistoire s’étend de l’apparition de l’Homme à la découverte de l’écriture, vers −3 000. Elle comprend le Paléolithique (de l’apparition de l’Homme à −12 000) et le Néolithique (de −12 000 à −3 000). L’Histoire commence avec l’écriture et comprend quatre périodes : l’Antiquité (−3 000 à 476), le Moyen Âge (476 à 1492), les Temps modernes (1492 à 1789) et l’Époque contemporaine (1789 à nos jours).</w:t>
-      </w:r>
-    </w:p>
-    <w:p>
-      <w:pPr>
-        <w:spacing w:after="110" w:line="300"/>
-        <w:jc w:val="both"/>
-      </w:pPr>
+        <w:t xml:space="preserve"> s’étend de l’apparition de l’Homme à la découverte de l’</w:t>
+      </w:r>
       <w:r>
         <w:rPr>
           <w:b/>
@@ -6075,7 +7038,7 @@
           <w:szCs w:val="24"/>
           <w:rFonts w:ascii="Times New Roman" w:cs="Times New Roman" w:eastAsia="Times New Roman" w:hAnsi="Times New Roman"/>
         </w:rPr>
-        <w:t xml:space="preserve">Autrement dit : </w:t>
+        <w:t xml:space="preserve">écriture</w:t>
       </w:r>
       <w:r>
         <w:rPr>
@@ -6088,14 +7051,21 @@
           <w:szCs w:val="24"/>
           <w:rFonts w:ascii="Times New Roman" w:cs="Times New Roman" w:eastAsia="Times New Roman" w:hAnsi="Times New Roman"/>
         </w:rPr>
-        <w:t xml:space="preserve">avant l’écriture : la Préhistoire, en deux âges de la pierre ; après l’écriture : l’Histoire, en quatre périodes séparées par trois grandes dates — 476, 1492, 1789.</w:t>
-      </w:r>
-    </w:p>
-    <w:p>
-      <w:pPr>
-        <w:spacing w:after="110" w:line="300"/>
-        <w:jc w:val="both"/>
-      </w:pPr>
+        <w:t xml:space="preserve">, vers −3 000. Elle comprend le </w:t>
+      </w:r>
+      <w:r>
+        <w:rPr>
+          <w:b/>
+          <w:bCs/>
+          <w:i w:val="false"/>
+          <w:iCs w:val="false"/>
+          <w:color w:val="1F4E79"/>
+          <w:sz w:val="24"/>
+          <w:szCs w:val="24"/>
+          <w:rFonts w:ascii="Times New Roman" w:cs="Times New Roman" w:eastAsia="Times New Roman" w:hAnsi="Times New Roman"/>
+        </w:rPr>
+        <w:t xml:space="preserve">Paléolithique</w:t>
+      </w:r>
       <w:r>
         <w:rPr>
           <w:b w:val="false"/>
@@ -6107,7 +7077,509 @@
           <w:szCs w:val="24"/>
           <w:rFonts w:ascii="Times New Roman" w:cs="Times New Roman" w:eastAsia="Times New Roman" w:hAnsi="Times New Roman"/>
         </w:rPr>
-        <w:t xml:space="preserve">Pourquoi l’écriture sert-elle de frontière ? Parce qu’avec elle, les hommes laissent des textes que l’historien peut lire : on passe des traces muettes (os, outils, cendres) aux témoignages directs. Le signe « moins » devant les dates signifie « avant Jésus-Christ » : −12 000 est plus ancien que −3 000 — sur la frise, les nombres négatifs se lisent à rebours. Chaque borne de l’Histoire est un événement : 476, la chute de l’Empire romain d’Occident, ouvre le Moyen Âge ; 1492, l’arrivée de Christophe Colomb en Amérique, ouvre les Temps modernes ; 1789, la Révolution française, ouvre l’Époque contemporaine — qui dure encore. Dans l’espace aussi, les périodes se situent : la Préhistoire commence en Afrique, berceau de l’humanité ; l’écriture naît en Mésopotamie ; et à Madagascar, le peuplement humain est si récent que l’île entre presque directement dans l’Histoire. Sur une frise, on vérifie toujours trois choses : l’échelle (combien d’années par centimètre ?), le sens (le temps coule vers la droite) et les bornes de chaque période.</w:t>
+        <w:t xml:space="preserve"> (de l’apparition de l’Homme à −12 000) et le </w:t>
+      </w:r>
+      <w:r>
+        <w:rPr>
+          <w:b/>
+          <w:bCs/>
+          <w:i w:val="false"/>
+          <w:iCs w:val="false"/>
+          <w:color w:val="1F4E79"/>
+          <w:sz w:val="24"/>
+          <w:szCs w:val="24"/>
+          <w:rFonts w:ascii="Times New Roman" w:cs="Times New Roman" w:eastAsia="Times New Roman" w:hAnsi="Times New Roman"/>
+        </w:rPr>
+        <w:t xml:space="preserve">Néolithique</w:t>
+      </w:r>
+      <w:r>
+        <w:rPr>
+          <w:b w:val="false"/>
+          <w:bCs w:val="false"/>
+          <w:i w:val="false"/>
+          <w:iCs w:val="false"/>
+          <w:color w:val="000000"/>
+          <w:sz w:val="24"/>
+          <w:szCs w:val="24"/>
+          <w:rFonts w:ascii="Times New Roman" w:cs="Times New Roman" w:eastAsia="Times New Roman" w:hAnsi="Times New Roman"/>
+        </w:rPr>
+        <w:t xml:space="preserve"> (de −12 000 à −3 000).</w:t>
+      </w:r>
+    </w:p>
+    <w:p>
+      <w:pPr>
+        <w:spacing w:after="100" w:line="300"/>
+        <w:jc w:val="both"/>
+      </w:pPr>
+      <w:r>
+        <w:rPr>
+          <w:b w:val="false"/>
+          <w:bCs w:val="false"/>
+          <w:i w:val="false"/>
+          <w:iCs w:val="false"/>
+          <w:color w:val="000000"/>
+          <w:sz w:val="24"/>
+          <w:szCs w:val="24"/>
+          <w:rFonts w:ascii="Times New Roman" w:cs="Times New Roman" w:eastAsia="Times New Roman" w:hAnsi="Times New Roman"/>
+        </w:rPr>
+        <w:t xml:space="preserve">Pourquoi l’</w:t>
+      </w:r>
+      <w:r>
+        <w:rPr>
+          <w:b/>
+          <w:bCs/>
+          <w:i w:val="false"/>
+          <w:iCs w:val="false"/>
+          <w:color w:val="1F4E79"/>
+          <w:sz w:val="24"/>
+          <w:szCs w:val="24"/>
+          <w:rFonts w:ascii="Times New Roman" w:cs="Times New Roman" w:eastAsia="Times New Roman" w:hAnsi="Times New Roman"/>
+        </w:rPr>
+        <w:t xml:space="preserve">écriture</w:t>
+      </w:r>
+      <w:r>
+        <w:rPr>
+          <w:b w:val="false"/>
+          <w:bCs w:val="false"/>
+          <w:i w:val="false"/>
+          <w:iCs w:val="false"/>
+          <w:color w:val="000000"/>
+          <w:sz w:val="24"/>
+          <w:szCs w:val="24"/>
+          <w:rFonts w:ascii="Times New Roman" w:cs="Times New Roman" w:eastAsia="Times New Roman" w:hAnsi="Times New Roman"/>
+        </w:rPr>
+        <w:t xml:space="preserve"> sert-elle de frontière ? Parce qu’avec elle, les hommes laissent des textes que l’historien peut lire : on passe des traces muettes (os, outils, cendres) aux témoignages directs.</w:t>
+      </w:r>
+    </w:p>
+    <w:p>
+      <w:pPr>
+        <w:spacing w:after="80" w:line="300"/>
+        <w:jc w:val="both"/>
+      </w:pPr>
+      <w:r>
+        <w:rPr>
+          <w:b/>
+          <w:bCs/>
+          <w:i w:val="false"/>
+          <w:iCs w:val="false"/>
+          <w:color w:val="2E7D32"/>
+          <w:sz w:val="26"/>
+          <w:szCs w:val="26"/>
+          <w:rFonts w:ascii="Times New Roman" w:cs="Times New Roman" w:eastAsia="Times New Roman" w:hAnsi="Times New Roman"/>
+        </w:rPr>
+        <w:t xml:space="preserve">2. L’Histoire et ses quatre périodes</w:t>
+      </w:r>
+    </w:p>
+    <w:p>
+      <w:pPr>
+        <w:spacing w:after="100" w:line="300"/>
+        <w:jc w:val="both"/>
+      </w:pPr>
+      <w:r>
+        <w:rPr>
+          <w:b w:val="false"/>
+          <w:bCs w:val="false"/>
+          <w:i w:val="false"/>
+          <w:iCs w:val="false"/>
+          <w:color w:val="000000"/>
+          <w:sz w:val="24"/>
+          <w:szCs w:val="24"/>
+          <w:rFonts w:ascii="Times New Roman" w:cs="Times New Roman" w:eastAsia="Times New Roman" w:hAnsi="Times New Roman"/>
+        </w:rPr>
+        <w:t xml:space="preserve">L’</w:t>
+      </w:r>
+      <w:r>
+        <w:rPr>
+          <w:b/>
+          <w:bCs/>
+          <w:i w:val="false"/>
+          <w:iCs w:val="false"/>
+          <w:color w:val="1F4E79"/>
+          <w:sz w:val="24"/>
+          <w:szCs w:val="24"/>
+          <w:rFonts w:ascii="Times New Roman" w:cs="Times New Roman" w:eastAsia="Times New Roman" w:hAnsi="Times New Roman"/>
+        </w:rPr>
+        <w:t xml:space="preserve">Histoire</w:t>
+      </w:r>
+      <w:r>
+        <w:rPr>
+          <w:b w:val="false"/>
+          <w:bCs w:val="false"/>
+          <w:i w:val="false"/>
+          <w:iCs w:val="false"/>
+          <w:color w:val="000000"/>
+          <w:sz w:val="24"/>
+          <w:szCs w:val="24"/>
+          <w:rFonts w:ascii="Times New Roman" w:cs="Times New Roman" w:eastAsia="Times New Roman" w:hAnsi="Times New Roman"/>
+        </w:rPr>
+        <w:t xml:space="preserve"> commence avec l’</w:t>
+      </w:r>
+      <w:r>
+        <w:rPr>
+          <w:b/>
+          <w:bCs/>
+          <w:i w:val="false"/>
+          <w:iCs w:val="false"/>
+          <w:color w:val="1F4E79"/>
+          <w:sz w:val="24"/>
+          <w:szCs w:val="24"/>
+          <w:rFonts w:ascii="Times New Roman" w:cs="Times New Roman" w:eastAsia="Times New Roman" w:hAnsi="Times New Roman"/>
+        </w:rPr>
+        <w:t xml:space="preserve">écriture</w:t>
+      </w:r>
+      <w:r>
+        <w:rPr>
+          <w:b w:val="false"/>
+          <w:bCs w:val="false"/>
+          <w:i w:val="false"/>
+          <w:iCs w:val="false"/>
+          <w:color w:val="000000"/>
+          <w:sz w:val="24"/>
+          <w:szCs w:val="24"/>
+          <w:rFonts w:ascii="Times New Roman" w:cs="Times New Roman" w:eastAsia="Times New Roman" w:hAnsi="Times New Roman"/>
+        </w:rPr>
+        <w:t xml:space="preserve"> et se découpe en quatre périodes, séparées par trois grandes dates :</w:t>
+      </w:r>
+    </w:p>
+    <w:p>
+      <w:pPr>
+        <w:spacing w:after="60" w:line="300"/>
+        <w:jc w:val="both"/>
+      </w:pPr>
+      <w:r>
+        <w:rPr>
+          <w:b w:val="false"/>
+          <w:bCs w:val="false"/>
+          <w:i w:val="false"/>
+          <w:iCs w:val="false"/>
+          <w:color w:val="000000"/>
+          <w:sz w:val="24"/>
+          <w:szCs w:val="24"/>
+          <w:rFonts w:ascii="Times New Roman" w:cs="Times New Roman" w:eastAsia="Times New Roman" w:hAnsi="Times New Roman"/>
+        </w:rPr>
+        <w:t xml:space="preserve">• l’</w:t>
+      </w:r>
+      <w:r>
+        <w:rPr>
+          <w:b/>
+          <w:bCs/>
+          <w:i w:val="false"/>
+          <w:iCs w:val="false"/>
+          <w:color w:val="1F4E79"/>
+          <w:sz w:val="24"/>
+          <w:szCs w:val="24"/>
+          <w:rFonts w:ascii="Times New Roman" w:cs="Times New Roman" w:eastAsia="Times New Roman" w:hAnsi="Times New Roman"/>
+        </w:rPr>
+        <w:t xml:space="preserve">Antiquité</w:t>
+      </w:r>
+      <w:r>
+        <w:rPr>
+          <w:b w:val="false"/>
+          <w:bCs w:val="false"/>
+          <w:i w:val="false"/>
+          <w:iCs w:val="false"/>
+          <w:color w:val="000000"/>
+          <w:sz w:val="24"/>
+          <w:szCs w:val="24"/>
+          <w:rFonts w:ascii="Times New Roman" w:cs="Times New Roman" w:eastAsia="Times New Roman" w:hAnsi="Times New Roman"/>
+        </w:rPr>
+        <w:t xml:space="preserve"> : de −3 000 à 476 (chute de l’Empire romain d’Occident) ;</w:t>
+      </w:r>
+    </w:p>
+    <w:p>
+      <w:pPr>
+        <w:spacing w:after="60" w:line="300"/>
+        <w:jc w:val="both"/>
+      </w:pPr>
+      <w:r>
+        <w:rPr>
+          <w:b w:val="false"/>
+          <w:bCs w:val="false"/>
+          <w:i w:val="false"/>
+          <w:iCs w:val="false"/>
+          <w:color w:val="000000"/>
+          <w:sz w:val="24"/>
+          <w:szCs w:val="24"/>
+          <w:rFonts w:ascii="Times New Roman" w:cs="Times New Roman" w:eastAsia="Times New Roman" w:hAnsi="Times New Roman"/>
+        </w:rPr>
+        <w:t xml:space="preserve">• le </w:t>
+      </w:r>
+      <w:r>
+        <w:rPr>
+          <w:b/>
+          <w:bCs/>
+          <w:i w:val="false"/>
+          <w:iCs w:val="false"/>
+          <w:color w:val="1F4E79"/>
+          <w:sz w:val="24"/>
+          <w:szCs w:val="24"/>
+          <w:rFonts w:ascii="Times New Roman" w:cs="Times New Roman" w:eastAsia="Times New Roman" w:hAnsi="Times New Roman"/>
+        </w:rPr>
+        <w:t xml:space="preserve">Moyen Âge</w:t>
+      </w:r>
+      <w:r>
+        <w:rPr>
+          <w:b w:val="false"/>
+          <w:bCs w:val="false"/>
+          <w:i w:val="false"/>
+          <w:iCs w:val="false"/>
+          <w:color w:val="000000"/>
+          <w:sz w:val="24"/>
+          <w:szCs w:val="24"/>
+          <w:rFonts w:ascii="Times New Roman" w:cs="Times New Roman" w:eastAsia="Times New Roman" w:hAnsi="Times New Roman"/>
+        </w:rPr>
+        <w:t xml:space="preserve"> : de 476 à 1492 (arrivée de Christophe Colomb en Amérique) ;</w:t>
+      </w:r>
+    </w:p>
+    <w:p>
+      <w:pPr>
+        <w:spacing w:after="60" w:line="300"/>
+        <w:jc w:val="both"/>
+      </w:pPr>
+      <w:r>
+        <w:rPr>
+          <w:b w:val="false"/>
+          <w:bCs w:val="false"/>
+          <w:i w:val="false"/>
+          <w:iCs w:val="false"/>
+          <w:color w:val="000000"/>
+          <w:sz w:val="24"/>
+          <w:szCs w:val="24"/>
+          <w:rFonts w:ascii="Times New Roman" w:cs="Times New Roman" w:eastAsia="Times New Roman" w:hAnsi="Times New Roman"/>
+        </w:rPr>
+        <w:t xml:space="preserve">• les </w:t>
+      </w:r>
+      <w:r>
+        <w:rPr>
+          <w:b/>
+          <w:bCs/>
+          <w:i w:val="false"/>
+          <w:iCs w:val="false"/>
+          <w:color w:val="1F4E79"/>
+          <w:sz w:val="24"/>
+          <w:szCs w:val="24"/>
+          <w:rFonts w:ascii="Times New Roman" w:cs="Times New Roman" w:eastAsia="Times New Roman" w:hAnsi="Times New Roman"/>
+        </w:rPr>
+        <w:t xml:space="preserve">Temps modernes</w:t>
+      </w:r>
+      <w:r>
+        <w:rPr>
+          <w:b w:val="false"/>
+          <w:bCs w:val="false"/>
+          <w:i w:val="false"/>
+          <w:iCs w:val="false"/>
+          <w:color w:val="000000"/>
+          <w:sz w:val="24"/>
+          <w:szCs w:val="24"/>
+          <w:rFonts w:ascii="Times New Roman" w:cs="Times New Roman" w:eastAsia="Times New Roman" w:hAnsi="Times New Roman"/>
+        </w:rPr>
+        <w:t xml:space="preserve"> : de 1492 à 1789 (Révolution française) ;</w:t>
+      </w:r>
+    </w:p>
+    <w:p>
+      <w:pPr>
+        <w:spacing w:after="60" w:line="300"/>
+        <w:jc w:val="both"/>
+      </w:pPr>
+      <w:r>
+        <w:rPr>
+          <w:b w:val="false"/>
+          <w:bCs w:val="false"/>
+          <w:i w:val="false"/>
+          <w:iCs w:val="false"/>
+          <w:color w:val="000000"/>
+          <w:sz w:val="24"/>
+          <w:szCs w:val="24"/>
+          <w:rFonts w:ascii="Times New Roman" w:cs="Times New Roman" w:eastAsia="Times New Roman" w:hAnsi="Times New Roman"/>
+        </w:rPr>
+        <w:t xml:space="preserve">• l’</w:t>
+      </w:r>
+      <w:r>
+        <w:rPr>
+          <w:b/>
+          <w:bCs/>
+          <w:i w:val="false"/>
+          <w:iCs w:val="false"/>
+          <w:color w:val="1F4E79"/>
+          <w:sz w:val="24"/>
+          <w:szCs w:val="24"/>
+          <w:rFonts w:ascii="Times New Roman" w:cs="Times New Roman" w:eastAsia="Times New Roman" w:hAnsi="Times New Roman"/>
+        </w:rPr>
+        <w:t xml:space="preserve">Époque contemporaine</w:t>
+      </w:r>
+      <w:r>
+        <w:rPr>
+          <w:b w:val="false"/>
+          <w:bCs w:val="false"/>
+          <w:i w:val="false"/>
+          <w:iCs w:val="false"/>
+          <w:color w:val="000000"/>
+          <w:sz w:val="24"/>
+          <w:szCs w:val="24"/>
+          <w:rFonts w:ascii="Times New Roman" w:cs="Times New Roman" w:eastAsia="Times New Roman" w:hAnsi="Times New Roman"/>
+        </w:rPr>
+        <w:t xml:space="preserve"> : de 1789 à nos jours.</w:t>
+      </w:r>
+    </w:p>
+    <w:p>
+      <w:pPr>
+        <w:spacing w:after="80" w:line="300"/>
+        <w:jc w:val="both"/>
+      </w:pPr>
+      <w:r>
+        <w:rPr>
+          <w:b/>
+          <w:bCs/>
+          <w:i w:val="false"/>
+          <w:iCs w:val="false"/>
+          <w:color w:val="2E7D32"/>
+          <w:sz w:val="26"/>
+          <w:szCs w:val="26"/>
+          <w:rFonts w:ascii="Times New Roman" w:cs="Times New Roman" w:eastAsia="Times New Roman" w:hAnsi="Times New Roman"/>
+        </w:rPr>
+        <w:t xml:space="preserve">3. Lire une frise chronologique</w:t>
+      </w:r>
+    </w:p>
+    <w:p>
+      <w:pPr>
+        <w:spacing w:after="100" w:line="300"/>
+        <w:jc w:val="both"/>
+      </w:pPr>
+      <w:r>
+        <w:rPr>
+          <w:b w:val="false"/>
+          <w:bCs w:val="false"/>
+          <w:i w:val="false"/>
+          <w:iCs w:val="false"/>
+          <w:color w:val="000000"/>
+          <w:sz w:val="24"/>
+          <w:szCs w:val="24"/>
+          <w:rFonts w:ascii="Times New Roman" w:cs="Times New Roman" w:eastAsia="Times New Roman" w:hAnsi="Times New Roman"/>
+        </w:rPr>
+        <w:t xml:space="preserve">Le signe « moins » devant une date signifie « avant Jésus-Christ » : −12 000 est plus ancien que −3 000 — les dates négatives se lisent à rebours. Sur une frise, on vérifie toujours trois choses : l’échelle (combien d’années par centimètre ?), le sens (le temps coule vers la droite) et les </w:t>
+      </w:r>
+      <w:r>
+        <w:rPr>
+          <w:b/>
+          <w:bCs/>
+          <w:i w:val="false"/>
+          <w:iCs w:val="false"/>
+          <w:color w:val="1F4E79"/>
+          <w:sz w:val="24"/>
+          <w:szCs w:val="24"/>
+          <w:rFonts w:ascii="Times New Roman" w:cs="Times New Roman" w:eastAsia="Times New Roman" w:hAnsi="Times New Roman"/>
+        </w:rPr>
+        <w:t xml:space="preserve">bornes</w:t>
+      </w:r>
+      <w:r>
+        <w:rPr>
+          <w:b w:val="false"/>
+          <w:bCs w:val="false"/>
+          <w:i w:val="false"/>
+          <w:iCs w:val="false"/>
+          <w:color w:val="000000"/>
+          <w:sz w:val="24"/>
+          <w:szCs w:val="24"/>
+          <w:rFonts w:ascii="Times New Roman" w:cs="Times New Roman" w:eastAsia="Times New Roman" w:hAnsi="Times New Roman"/>
+        </w:rPr>
+        <w:t xml:space="preserve"> de chaque période.</w:t>
+      </w:r>
+    </w:p>
+    <w:p>
+      <w:pPr>
+        <w:spacing w:after="100" w:line="300"/>
+        <w:jc w:val="both"/>
+      </w:pPr>
+      <w:r>
+        <w:rPr>
+          <w:b w:val="false"/>
+          <w:bCs w:val="false"/>
+          <w:i w:val="false"/>
+          <w:iCs w:val="false"/>
+          <w:color w:val="000000"/>
+          <w:sz w:val="24"/>
+          <w:szCs w:val="24"/>
+          <w:rFonts w:ascii="Times New Roman" w:cs="Times New Roman" w:eastAsia="Times New Roman" w:hAnsi="Times New Roman"/>
+        </w:rPr>
+        <w:t xml:space="preserve">Dans l’espace aussi, les périodes se situent : la </w:t>
+      </w:r>
+      <w:r>
+        <w:rPr>
+          <w:b/>
+          <w:bCs/>
+          <w:i w:val="false"/>
+          <w:iCs w:val="false"/>
+          <w:color w:val="1F4E79"/>
+          <w:sz w:val="24"/>
+          <w:szCs w:val="24"/>
+          <w:rFonts w:ascii="Times New Roman" w:cs="Times New Roman" w:eastAsia="Times New Roman" w:hAnsi="Times New Roman"/>
+        </w:rPr>
+        <w:t xml:space="preserve">Préhistoire</w:t>
+      </w:r>
+      <w:r>
+        <w:rPr>
+          <w:b w:val="false"/>
+          <w:bCs w:val="false"/>
+          <w:i w:val="false"/>
+          <w:iCs w:val="false"/>
+          <w:color w:val="000000"/>
+          <w:sz w:val="24"/>
+          <w:szCs w:val="24"/>
+          <w:rFonts w:ascii="Times New Roman" w:cs="Times New Roman" w:eastAsia="Times New Roman" w:hAnsi="Times New Roman"/>
+        </w:rPr>
+        <w:t xml:space="preserve"> commence en Afrique, berceau de l’humanité ; l’</w:t>
+      </w:r>
+      <w:r>
+        <w:rPr>
+          <w:b/>
+          <w:bCs/>
+          <w:i w:val="false"/>
+          <w:iCs w:val="false"/>
+          <w:color w:val="1F4E79"/>
+          <w:sz w:val="24"/>
+          <w:szCs w:val="24"/>
+          <w:rFonts w:ascii="Times New Roman" w:cs="Times New Roman" w:eastAsia="Times New Roman" w:hAnsi="Times New Roman"/>
+        </w:rPr>
+        <w:t xml:space="preserve">écriture</w:t>
+      </w:r>
+      <w:r>
+        <w:rPr>
+          <w:b w:val="false"/>
+          <w:bCs w:val="false"/>
+          <w:i w:val="false"/>
+          <w:iCs w:val="false"/>
+          <w:color w:val="000000"/>
+          <w:sz w:val="24"/>
+          <w:szCs w:val="24"/>
+          <w:rFonts w:ascii="Times New Roman" w:cs="Times New Roman" w:eastAsia="Times New Roman" w:hAnsi="Times New Roman"/>
+        </w:rPr>
+        <w:t xml:space="preserve"> naît en Mésopotamie ; à Madagascar, le peuplement est si récent que l’île entre presque directement dans l’</w:t>
+      </w:r>
+      <w:r>
+        <w:rPr>
+          <w:b/>
+          <w:bCs/>
+          <w:i w:val="false"/>
+          <w:iCs w:val="false"/>
+          <w:color w:val="1F4E79"/>
+          <w:sz w:val="24"/>
+          <w:szCs w:val="24"/>
+          <w:rFonts w:ascii="Times New Roman" w:cs="Times New Roman" w:eastAsia="Times New Roman" w:hAnsi="Times New Roman"/>
+        </w:rPr>
+        <w:t xml:space="preserve">Histoire</w:t>
+      </w:r>
+      <w:r>
+        <w:rPr>
+          <w:b w:val="false"/>
+          <w:bCs w:val="false"/>
+          <w:i w:val="false"/>
+          <w:iCs w:val="false"/>
+          <w:color w:val="000000"/>
+          <w:sz w:val="24"/>
+          <w:szCs w:val="24"/>
+          <w:rFonts w:ascii="Times New Roman" w:cs="Times New Roman" w:eastAsia="Times New Roman" w:hAnsi="Times New Roman"/>
+        </w:rPr>
+        <w:t xml:space="preserve">.</w:t>
       </w:r>
     </w:p>
     <w:p>
@@ -6158,8 +7630,331 @@
     </w:p>
     <w:p>
       <w:pPr>
-        <w:spacing w:before="200" w:after="150"/>
-        <w:jc w:val="left"/>
+        <w:spacing w:after="120"/>
+      </w:pPr>
+    </w:p>
+    <w:tbl>
+      <w:tblPr>
+        <w:tblW w:type="dxa" w:w="9600"/>
+        <w:tblBorders>
+          <w:top w:val="single" w:color="B25000" w:sz="12"/>
+          <w:left w:val="single" w:color="B25000" w:sz="12"/>
+          <w:bottom w:val="single" w:color="B25000" w:sz="12"/>
+          <w:right w:val="single" w:color="B25000" w:sz="12"/>
+          <w:insideH w:val="none"/>
+          <w:insideV w:val="none"/>
+        </w:tblBorders>
+        <w:tblLayout w:type="fixed"/>
+      </w:tblPr>
+      <w:tblGrid>
+        <w:gridCol w:w="9600"/>
+      </w:tblGrid>
+      <w:tr>
+        <w:tc>
+          <w:tcPr>
+            <w:shd w:fill="FFF8EF" w:val="clear"/>
+            <w:tcMar>
+              <w:top w:type="dxa" w:w="140"/>
+              <w:left w:type="dxa" w:w="180"/>
+              <w:bottom w:type="dxa" w:w="140"/>
+              <w:right w:type="dxa" w:w="180"/>
+            </w:tcMar>
+          </w:tcPr>
+          <w:p>
+            <w:pPr>
+              <w:spacing w:after="90"/>
+            </w:pPr>
+            <w:r>
+              <w:rPr>
+                <w:b/>
+                <w:bCs/>
+                <w:i w:val="false"/>
+                <w:iCs w:val="false"/>
+                <w:color w:val="B25000"/>
+                <w:sz w:val="25"/>
+                <w:szCs w:val="25"/>
+                <w:rFonts w:ascii="Times New Roman" w:cs="Times New Roman" w:eastAsia="Times New Roman" w:hAnsi="Times New Roman"/>
+              </w:rPr>
+              <w:t xml:space="preserve">Document à étudier</w:t>
+            </w:r>
+          </w:p>
+          <w:p>
+            <w:pPr>
+              <w:spacing w:after="80" w:line="300"/>
+              <w:jc w:val="left"/>
+            </w:pPr>
+            <w:r>
+              <w:rPr>
+                <w:b/>
+                <w:bCs/>
+                <w:i w:val="false"/>
+                <w:iCs w:val="false"/>
+                <w:color w:val="000000"/>
+                <w:sz w:val="21"/>
+                <w:szCs w:val="21"/>
+                <w:rFonts w:ascii="Times New Roman" w:cs="Times New Roman" w:eastAsia="Times New Roman" w:hAnsi="Times New Roman"/>
+              </w:rPr>
+              <w:t xml:space="preserve">Pourquoi découper le temps ? — d’après les réflexions des historiens sur la périodisation — texte reconstitué</w:t>
+            </w:r>
+          </w:p>
+          <w:p>
+            <w:pPr>
+              <w:spacing w:after="100" w:line="300"/>
+              <w:jc w:val="both"/>
+            </w:pPr>
+            <w:r>
+              <w:rPr>
+                <w:b w:val="false"/>
+                <w:bCs w:val="false"/>
+                <w:i/>
+                <w:iCs/>
+                <w:color w:val="000000"/>
+                <w:sz w:val="24"/>
+                <w:szCs w:val="24"/>
+                <w:rFonts w:ascii="Times New Roman" w:cs="Times New Roman" w:eastAsia="Times New Roman" w:hAnsi="Times New Roman"/>
+              </w:rPr>
+              <w:t xml:space="preserve">« Le temps des hommes coule sans interruption : personne, un matin de l’année 476, ne s’est réveillé en s’écriant « le Moyen Âge commence ! ». Ce sont les historiens qui, longtemps après, ont posé des bornes sur la ligne du temps pour s’y retrouver. Ils ont choisi des événements si importants que le monde d’après ne ressemble plus au monde d’avant : la chute d’un empire, la découverte d’un continent, une révolution. Les périodes sont donc des outils de travail — non des murs. »</w:t>
+            </w:r>
+          </w:p>
+          <w:p>
+            <w:pPr>
+              <w:spacing w:after="40" w:line="300"/>
+              <w:jc w:val="both"/>
+            </w:pPr>
+            <w:r>
+              <w:rPr>
+                <w:b w:val="false"/>
+                <w:bCs w:val="false"/>
+                <w:i w:val="false"/>
+                <w:iCs w:val="false"/>
+                <w:color w:val="000000"/>
+                <w:sz w:val="24"/>
+                <w:szCs w:val="24"/>
+                <w:rFonts w:ascii="Times New Roman" w:cs="Times New Roman" w:eastAsia="Times New Roman" w:hAnsi="Times New Roman"/>
+              </w:rPr>
+              <w:t xml:space="preserve">1. Les hommes du passé savaient-ils qu’ils « changeaient de période » ? Justifie.</w:t>
+            </w:r>
+          </w:p>
+          <w:p>
+            <w:pPr>
+              <w:spacing w:after="40" w:line="300"/>
+              <w:jc w:val="both"/>
+            </w:pPr>
+            <w:r>
+              <w:rPr>
+                <w:b w:val="false"/>
+                <w:bCs w:val="false"/>
+                <w:i w:val="false"/>
+                <w:iCs w:val="false"/>
+                <w:color w:val="000000"/>
+                <w:sz w:val="24"/>
+                <w:szCs w:val="24"/>
+                <w:rFonts w:ascii="Times New Roman" w:cs="Times New Roman" w:eastAsia="Times New Roman" w:hAnsi="Times New Roman"/>
+              </w:rPr>
+              <w:t xml:space="preserve">2. Quels critères les historiens utilisent-ils pour choisir une borne ?</w:t>
+            </w:r>
+          </w:p>
+          <w:p>
+            <w:pPr>
+              <w:spacing w:after="40" w:line="300"/>
+              <w:jc w:val="both"/>
+            </w:pPr>
+            <w:r>
+              <w:rPr>
+                <w:b w:val="false"/>
+                <w:bCs w:val="false"/>
+                <w:i w:val="false"/>
+                <w:iCs w:val="false"/>
+                <w:color w:val="000000"/>
+                <w:sz w:val="24"/>
+                <w:szCs w:val="24"/>
+                <w:rFonts w:ascii="Times New Roman" w:cs="Times New Roman" w:eastAsia="Times New Roman" w:hAnsi="Times New Roman"/>
+              </w:rPr>
+              <w:t xml:space="preserve">3. Explique la phrase : « les périodes sont des outils de travail — non des murs ».</w:t>
+            </w:r>
+          </w:p>
+          <w:p>
+            <w:pPr>
+              <w:spacing w:after="60"/>
+            </w:pPr>
+          </w:p>
+          <w:p>
+            <w:pPr>
+              <w:spacing w:after="40"/>
+            </w:pPr>
+            <w:r>
+              <w:rPr>
+                <w:b/>
+                <w:bCs/>
+                <w:i w:val="false"/>
+                <w:iCs w:val="false"/>
+                <w:color w:val="C2185B"/>
+                <w:sz w:val="22"/>
+                <w:szCs w:val="22"/>
+                <w:rFonts w:ascii="Times New Roman" w:cs="Times New Roman" w:eastAsia="Times New Roman" w:hAnsi="Times New Roman"/>
+              </w:rPr>
+              <w:t xml:space="preserve">Réponse 1. </w:t>
+            </w:r>
+            <w:r>
+              <w:rPr>
+                <w:b w:val="false"/>
+                <w:bCs w:val="false"/>
+                <w:i w:val="false"/>
+                <w:iCs w:val="false"/>
+                <w:color w:val="000000"/>
+                <w:sz w:val="22"/>
+                <w:szCs w:val="22"/>
+                <w:rFonts w:ascii="Times New Roman" w:cs="Times New Roman" w:eastAsia="Times New Roman" w:hAnsi="Times New Roman"/>
+              </w:rPr>
+              <w:t xml:space="preserve">Non : le texte dit que personne ne s’est réveillé en 476 en annonçant le Moyen Âge ; les bornes sont posées longtemps après, par les historiens.</w:t>
+            </w:r>
+          </w:p>
+          <w:p>
+            <w:pPr>
+              <w:spacing w:after="40"/>
+            </w:pPr>
+            <w:r>
+              <w:rPr>
+                <w:b/>
+                <w:bCs/>
+                <w:i w:val="false"/>
+                <w:iCs w:val="false"/>
+                <w:color w:val="C2185B"/>
+                <w:sz w:val="22"/>
+                <w:szCs w:val="22"/>
+                <w:rFonts w:ascii="Times New Roman" w:cs="Times New Roman" w:eastAsia="Times New Roman" w:hAnsi="Times New Roman"/>
+              </w:rPr>
+              <w:t xml:space="preserve">Réponse 2. </w:t>
+            </w:r>
+            <w:r>
+              <w:rPr>
+                <w:b w:val="false"/>
+                <w:bCs w:val="false"/>
+                <w:i w:val="false"/>
+                <w:iCs w:val="false"/>
+                <w:color w:val="000000"/>
+                <w:sz w:val="22"/>
+                <w:szCs w:val="22"/>
+                <w:rFonts w:ascii="Times New Roman" w:cs="Times New Roman" w:eastAsia="Times New Roman" w:hAnsi="Times New Roman"/>
+              </w:rPr>
+              <w:t xml:space="preserve">Des événements si importants que le monde d’après ne ressemble plus au monde d’avant : chute d’un empire (476), découverte d’un continent (1492), révolution (1789).</w:t>
+            </w:r>
+          </w:p>
+          <w:p>
+            <w:pPr>
+              <w:spacing w:after="40"/>
+            </w:pPr>
+            <w:r>
+              <w:rPr>
+                <w:b/>
+                <w:bCs/>
+                <w:i w:val="false"/>
+                <w:iCs w:val="false"/>
+                <w:color w:val="C2185B"/>
+                <w:sz w:val="22"/>
+                <w:szCs w:val="22"/>
+                <w:rFonts w:ascii="Times New Roman" w:cs="Times New Roman" w:eastAsia="Times New Roman" w:hAnsi="Times New Roman"/>
+              </w:rPr>
+              <w:t xml:space="preserve">Réponse 3. </w:t>
+            </w:r>
+            <w:r>
+              <w:rPr>
+                <w:b w:val="false"/>
+                <w:bCs w:val="false"/>
+                <w:i w:val="false"/>
+                <w:iCs w:val="false"/>
+                <w:color w:val="000000"/>
+                <w:sz w:val="22"/>
+                <w:szCs w:val="22"/>
+                <w:rFonts w:ascii="Times New Roman" w:cs="Times New Roman" w:eastAsia="Times New Roman" w:hAnsi="Times New Roman"/>
+              </w:rPr>
+              <w:t xml:space="preserve">Elles servent à classer et à se repérer, mais la vie des hommes continue sans coupure brutale : les périodes aident l’historien, elles n’enferment pas le passé.</w:t>
+            </w:r>
+          </w:p>
+        </w:tc>
+      </w:tr>
+    </w:tbl>
+    <w:p>
+      <w:pPr>
+        <w:spacing w:after="160"/>
+      </w:pPr>
+    </w:p>
+    <w:tbl>
+      <w:tblPr>
+        <w:tblW w:type="dxa" w:w="9600"/>
+        <w:tblBorders>
+          <w:top w:val="single" w:color="1565C0" w:sz="12"/>
+          <w:left w:val="single" w:color="1565C0" w:sz="12"/>
+          <w:bottom w:val="single" w:color="1565C0" w:sz="12"/>
+          <w:right w:val="single" w:color="1565C0" w:sz="12"/>
+          <w:insideH w:val="none"/>
+          <w:insideV w:val="none"/>
+        </w:tblBorders>
+        <w:tblLayout w:type="fixed"/>
+      </w:tblPr>
+      <w:tblGrid>
+        <w:gridCol w:w="9600"/>
+      </w:tblGrid>
+      <w:tr>
+        <w:tc>
+          <w:tcPr>
+            <w:shd w:fill="E3F2FD" w:val="clear"/>
+            <w:tcMar>
+              <w:top w:type="dxa" w:w="140"/>
+              <w:left w:type="dxa" w:w="180"/>
+              <w:bottom w:type="dxa" w:w="140"/>
+              <w:right w:type="dxa" w:w="180"/>
+            </w:tcMar>
+          </w:tcPr>
+          <w:p>
+            <w:pPr>
+              <w:spacing w:after="90"/>
+            </w:pPr>
+            <w:r>
+              <w:rPr>
+                <w:b/>
+                <w:bCs/>
+                <w:i w:val="false"/>
+                <w:iCs w:val="false"/>
+                <w:color w:val="1565C0"/>
+                <w:sz w:val="25"/>
+                <w:szCs w:val="25"/>
+                <w:rFonts w:ascii="Times New Roman" w:cs="Times New Roman" w:eastAsia="Times New Roman" w:hAnsi="Times New Roman"/>
+              </w:rPr>
+              <w:t xml:space="preserve">Le savais-tu ?</w:t>
+            </w:r>
+          </w:p>
+          <w:p>
+            <w:pPr>
+              <w:spacing w:after="0" w:line="300"/>
+              <w:jc w:val="both"/>
+            </w:pPr>
+            <w:r>
+              <w:rPr>
+                <w:b w:val="false"/>
+                <w:bCs w:val="false"/>
+                <w:i w:val="false"/>
+                <w:iCs w:val="false"/>
+                <w:color w:val="000000"/>
+                <w:sz w:val="22"/>
+                <w:szCs w:val="22"/>
+                <w:rFonts w:ascii="Times New Roman" w:cs="Times New Roman" w:eastAsia="Times New Roman" w:hAnsi="Times New Roman"/>
+              </w:rPr>
+              <w:t xml:space="preserve">La frontière entre Préhistoire et Histoire n’est pas la même partout ! L’écriture apparaît vers −3 300 en Mésopotamie, mais certains peuples ne l’ont adoptée que des millénaires plus tard. À Madagascar, les premiers textes — les sorabe en caractères arabes — datent d’il y a quelques siècles seulement : l’essentiel du passé malgache se lit donc dans l’archéologie et la tradition orale, pas dans les livres !</w:t>
+            </w:r>
+          </w:p>
+        </w:tc>
+      </w:tr>
+    </w:tbl>
+    <w:p>
+      <w:pPr>
+        <w:spacing w:after="160"/>
+      </w:pPr>
+    </w:p>
+    <w:p>
+      <w:pPr>
+        <w:spacing w:after="80" w:line="300"/>
+        <w:jc w:val="both"/>
       </w:pPr>
       <w:r>
         <w:rPr>
@@ -6168,166 +7963,337 @@
           <w:i w:val="false"/>
           <w:iCs w:val="false"/>
           <w:color w:val="2E7D32"/>
-          <w:sz w:val="28"/>
-          <w:szCs w:val="28"/>
-          <w:rFonts w:ascii="Times New Roman" w:cs="Times New Roman" w:eastAsia="Times New Roman" w:hAnsi="Times New Roman"/>
-        </w:rPr>
-        <w:t xml:space="preserve">Méthode</w:t>
-      </w:r>
-    </w:p>
-    <w:p>
-      <w:pPr>
-        <w:spacing w:after="60" w:line="300"/>
-        <w:jc w:val="both"/>
-      </w:pPr>
-      <w:r>
-        <w:rPr>
-          <w:b w:val="false"/>
-          <w:bCs w:val="false"/>
-          <w:i w:val="false"/>
-          <w:iCs w:val="false"/>
-          <w:color w:val="000000"/>
-          <w:sz w:val="24"/>
-          <w:szCs w:val="24"/>
-          <w:rFonts w:ascii="Times New Roman" w:cs="Times New Roman" w:eastAsia="Times New Roman" w:hAnsi="Times New Roman"/>
-        </w:rPr>
-        <w:t xml:space="preserve">1. Tracer la ligne du temps, choisir l’échelle, orienter vers la droite.</w:t>
-      </w:r>
-    </w:p>
-    <w:p>
-      <w:pPr>
-        <w:spacing w:after="60" w:line="300"/>
-        <w:jc w:val="both"/>
-      </w:pPr>
-      <w:r>
-        <w:rPr>
-          <w:b w:val="false"/>
-          <w:bCs w:val="false"/>
-          <w:i w:val="false"/>
-          <w:iCs w:val="false"/>
-          <w:color w:val="000000"/>
-          <w:sz w:val="24"/>
-          <w:szCs w:val="24"/>
-          <w:rFonts w:ascii="Times New Roman" w:cs="Times New Roman" w:eastAsia="Times New Roman" w:hAnsi="Times New Roman"/>
-        </w:rPr>
-        <w:t xml:space="preserve">2. Placer les bornes : −12 000, −3 000, 476, 1492, 1789.</w:t>
-      </w:r>
-    </w:p>
-    <w:p>
-      <w:pPr>
-        <w:spacing w:after="60" w:line="300"/>
-        <w:jc w:val="both"/>
-      </w:pPr>
-      <w:r>
-        <w:rPr>
-          <w:b w:val="false"/>
-          <w:bCs w:val="false"/>
-          <w:i w:val="false"/>
-          <w:iCs w:val="false"/>
-          <w:color w:val="000000"/>
-          <w:sz w:val="24"/>
-          <w:szCs w:val="24"/>
-          <w:rFonts w:ascii="Times New Roman" w:cs="Times New Roman" w:eastAsia="Times New Roman" w:hAnsi="Times New Roman"/>
-        </w:rPr>
-        <w:t xml:space="preserve">3. Nommer chaque période entre deux bornes et y situer le fait étudié.</w:t>
-      </w:r>
-    </w:p>
-    <w:p>
-      <w:pPr>
-        <w:spacing w:after="110" w:line="300"/>
-        <w:jc w:val="both"/>
-      </w:pPr>
-      <w:r>
-        <w:rPr>
-          <w:b/>
-          <w:bCs/>
-          <w:i w:val="false"/>
-          <w:iCs w:val="false"/>
-          <w:color w:val="1F4E79"/>
-          <w:sz w:val="24"/>
-          <w:szCs w:val="24"/>
-          <w:rFonts w:ascii="Times New Roman" w:cs="Times New Roman" w:eastAsia="Times New Roman" w:hAnsi="Times New Roman"/>
-        </w:rPr>
-        <w:t xml:space="preserve">Exemple — </w:t>
-      </w:r>
-      <w:r>
-        <w:rPr>
-          <w:b w:val="false"/>
-          <w:bCs w:val="false"/>
-          <w:i w:val="false"/>
-          <w:iCs w:val="false"/>
-          <w:color w:val="000000"/>
-          <w:sz w:val="24"/>
-          <w:szCs w:val="24"/>
-          <w:rFonts w:ascii="Times New Roman" w:cs="Times New Roman" w:eastAsia="Times New Roman" w:hAnsi="Times New Roman"/>
-        </w:rPr>
-        <w:t xml:space="preserve">L’an 1000 est entre 476 et 1492 : Moyen Âge. L’année −5 000 est entre −12 000 et −3 000 : Néolithique, donc Préhistoire. L’indépendance de Madagascar (1960) est après 1789 : Époque contemporaine.</w:t>
-      </w:r>
-    </w:p>
-    <w:p>
-      <w:pPr>
-        <w:spacing w:after="110" w:line="300"/>
-        <w:jc w:val="both"/>
-      </w:pPr>
-      <w:r>
-        <w:rPr>
-          <w:b/>
-          <w:bCs/>
-          <w:i w:val="false"/>
-          <w:iCs w:val="false"/>
-          <w:color w:val="B25000"/>
-          <w:sz w:val="24"/>
-          <w:szCs w:val="24"/>
-          <w:rFonts w:ascii="Times New Roman" w:cs="Times New Roman" w:eastAsia="Times New Roman" w:hAnsi="Times New Roman"/>
-        </w:rPr>
-        <w:t xml:space="preserve">Erreur à éviter — </w:t>
-      </w:r>
-      <w:r>
-        <w:rPr>
-          <w:b w:val="false"/>
-          <w:bCs w:val="false"/>
-          <w:i w:val="false"/>
-          <w:iCs w:val="false"/>
-          <w:color w:val="000000"/>
-          <w:sz w:val="24"/>
-          <w:szCs w:val="24"/>
-          <w:rFonts w:ascii="Times New Roman" w:cs="Times New Roman" w:eastAsia="Times New Roman" w:hAnsi="Times New Roman"/>
-        </w:rPr>
-        <w:t xml:space="preserve">Croire que −12 000 est plus récent que −3 000 parce que 12 000 est plus grand : avant Jésus-Christ, plus le nombre est grand, plus la date est ancienne. Toujours lire les dates négatives à rebours.</w:t>
-      </w:r>
-    </w:p>
-    <w:p>
-      <w:pPr>
-        <w:shd w:fill="E3F2FD" w:val="clear"/>
-        <w:spacing w:after="110" w:line="300"/>
-        <w:jc w:val="both"/>
-      </w:pPr>
-      <w:r>
-        <w:rPr>
-          <w:b/>
-          <w:bCs/>
-          <w:i w:val="false"/>
-          <w:iCs w:val="false"/>
-          <w:color w:val="1565C0"/>
-          <w:sz w:val="24"/>
-          <w:szCs w:val="24"/>
-          <w:rFonts w:ascii="Times New Roman" w:cs="Times New Roman" w:eastAsia="Times New Roman" w:hAnsi="Times New Roman"/>
-        </w:rPr>
-        <w:t xml:space="preserve">Le savais-tu ? </w:t>
-      </w:r>
-      <w:r>
-        <w:rPr>
-          <w:b w:val="false"/>
-          <w:bCs w:val="false"/>
-          <w:i w:val="false"/>
-          <w:iCs w:val="false"/>
-          <w:color w:val="000000"/>
-          <w:sz w:val="24"/>
-          <w:szCs w:val="24"/>
-          <w:rFonts w:ascii="Times New Roman" w:cs="Times New Roman" w:eastAsia="Times New Roman" w:hAnsi="Times New Roman"/>
-        </w:rPr>
-        <w:t xml:space="preserve">La frontière entre Préhistoire et Histoire n’est pas la même partout ! L’écriture apparaît vers −3 300 en Mésopotamie, mais certains peuples ne l’ont adoptée que des millénaires plus tard. À Madagascar, les premiers textes — les sorabe en caractères arabes — datent d’il y a quelques siècles seulement : l’essentiel du passé malgache se lit donc dans l’archéologie et la tradition orale, pas dans les livres !</w:t>
-      </w:r>
+          <w:sz w:val="26"/>
+          <w:szCs w:val="26"/>
+          <w:rFonts w:ascii="Times New Roman" w:cs="Times New Roman" w:eastAsia="Times New Roman" w:hAnsi="Times New Roman"/>
+        </w:rPr>
+        <w:t xml:space="preserve">Petit lexique</w:t>
+      </w:r>
+    </w:p>
+    <w:tbl>
+      <w:tblPr>
+        <w:tblW w:type="dxa" w:w="9600"/>
+        <w:tblBorders>
+          <w:top w:val="single" w:color="808080" w:sz="4"/>
+          <w:left w:val="single" w:color="808080" w:sz="4"/>
+          <w:bottom w:val="single" w:color="808080" w:sz="4"/>
+          <w:right w:val="single" w:color="808080" w:sz="4"/>
+          <w:insideH w:val="single" w:color="B0B0B0" w:sz="4"/>
+          <w:insideV w:val="single" w:color="B0B0B0" w:sz="4"/>
+        </w:tblBorders>
+        <w:tblLayout w:type="fixed"/>
+      </w:tblPr>
+      <w:tblGrid>
+        <w:gridCol w:w="2800"/>
+        <w:gridCol w:w="6800"/>
+      </w:tblGrid>
+      <w:tr>
+        <w:tc>
+          <w:tcPr>
+            <w:shd w:fill="E7E6E6" w:val="clear"/>
+            <w:tcMar>
+              <w:top w:type="dxa" w:w="80"/>
+              <w:left w:type="dxa" w:w="80"/>
+              <w:bottom w:type="dxa" w:w="80"/>
+              <w:right w:type="dxa" w:w="80"/>
+            </w:tcMar>
+          </w:tcPr>
+          <w:p>
+            <w:pPr>
+              <w:spacing w:after="40"/>
+              <w:jc w:val="left"/>
+            </w:pPr>
+            <w:r>
+              <w:rPr>
+                <w:b/>
+                <w:bCs/>
+                <w:i w:val="false"/>
+                <w:iCs w:val="false"/>
+                <w:color w:val="000000"/>
+                <w:sz w:val="20"/>
+                <w:szCs w:val="20"/>
+                <w:rFonts w:ascii="Times New Roman" w:cs="Times New Roman" w:eastAsia="Times New Roman" w:hAnsi="Times New Roman"/>
+              </w:rPr>
+              <w:t xml:space="preserve">Mot</w:t>
+            </w:r>
+          </w:p>
+        </w:tc>
+        <w:tc>
+          <w:tcPr>
+            <w:shd w:fill="E7E6E6" w:val="clear"/>
+            <w:tcMar>
+              <w:top w:type="dxa" w:w="80"/>
+              <w:left w:type="dxa" w:w="80"/>
+              <w:bottom w:type="dxa" w:w="80"/>
+              <w:right w:type="dxa" w:w="80"/>
+            </w:tcMar>
+          </w:tcPr>
+          <w:p>
+            <w:pPr>
+              <w:spacing w:after="40"/>
+              <w:jc w:val="left"/>
+            </w:pPr>
+            <w:r>
+              <w:rPr>
+                <w:b/>
+                <w:bCs/>
+                <w:i w:val="false"/>
+                <w:iCs w:val="false"/>
+                <w:color w:val="000000"/>
+                <w:sz w:val="20"/>
+                <w:szCs w:val="20"/>
+                <w:rFonts w:ascii="Times New Roman" w:cs="Times New Roman" w:eastAsia="Times New Roman" w:hAnsi="Times New Roman"/>
+              </w:rPr>
+              <w:t xml:space="preserve">Sens</w:t>
+            </w:r>
+          </w:p>
+        </w:tc>
+      </w:tr>
+      <w:tr>
+        <w:tc>
+          <w:tcPr>
+            <w:tcMar>
+              <w:top w:type="dxa" w:w="80"/>
+              <w:left w:type="dxa" w:w="80"/>
+              <w:bottom w:type="dxa" w:w="80"/>
+              <w:right w:type="dxa" w:w="80"/>
+            </w:tcMar>
+          </w:tcPr>
+          <w:p>
+            <w:pPr>
+              <w:spacing w:after="40"/>
+              <w:jc w:val="left"/>
+            </w:pPr>
+            <w:r>
+              <w:rPr>
+                <w:b/>
+                <w:bCs/>
+                <w:i w:val="false"/>
+                <w:iCs w:val="false"/>
+                <w:color w:val="000000"/>
+                <w:sz w:val="20"/>
+                <w:szCs w:val="20"/>
+                <w:rFonts w:ascii="Times New Roman" w:cs="Times New Roman" w:eastAsia="Times New Roman" w:hAnsi="Times New Roman"/>
+              </w:rPr>
+              <w:t xml:space="preserve">Frise chronologique</w:t>
+            </w:r>
+          </w:p>
+        </w:tc>
+        <w:tc>
+          <w:tcPr>
+            <w:tcMar>
+              <w:top w:type="dxa" w:w="80"/>
+              <w:left w:type="dxa" w:w="80"/>
+              <w:bottom w:type="dxa" w:w="80"/>
+              <w:right w:type="dxa" w:w="80"/>
+            </w:tcMar>
+          </w:tcPr>
+          <w:p>
+            <w:pPr>
+              <w:spacing w:after="40"/>
+              <w:jc w:val="left"/>
+            </w:pPr>
+            <w:r>
+              <w:rPr>
+                <w:b w:val="false"/>
+                <w:bCs w:val="false"/>
+                <w:i w:val="false"/>
+                <w:iCs w:val="false"/>
+                <w:color w:val="000000"/>
+                <w:sz w:val="20"/>
+                <w:szCs w:val="20"/>
+                <w:rFonts w:ascii="Times New Roman" w:cs="Times New Roman" w:eastAsia="Times New Roman" w:hAnsi="Times New Roman"/>
+              </w:rPr>
+              <w:t xml:space="preserve">ligne du temps graduée où l’on place les événements</w:t>
+            </w:r>
+          </w:p>
+        </w:tc>
+      </w:tr>
+      <w:tr>
+        <w:tc>
+          <w:tcPr>
+            <w:tcMar>
+              <w:top w:type="dxa" w:w="80"/>
+              <w:left w:type="dxa" w:w="80"/>
+              <w:bottom w:type="dxa" w:w="80"/>
+              <w:right w:type="dxa" w:w="80"/>
+            </w:tcMar>
+          </w:tcPr>
+          <w:p>
+            <w:pPr>
+              <w:spacing w:after="40"/>
+              <w:jc w:val="left"/>
+            </w:pPr>
+            <w:r>
+              <w:rPr>
+                <w:b/>
+                <w:bCs/>
+                <w:i w:val="false"/>
+                <w:iCs w:val="false"/>
+                <w:color w:val="000000"/>
+                <w:sz w:val="20"/>
+                <w:szCs w:val="20"/>
+                <w:rFonts w:ascii="Times New Roman" w:cs="Times New Roman" w:eastAsia="Times New Roman" w:hAnsi="Times New Roman"/>
+              </w:rPr>
+              <w:t xml:space="preserve">Borne</w:t>
+            </w:r>
+          </w:p>
+        </w:tc>
+        <w:tc>
+          <w:tcPr>
+            <w:tcMar>
+              <w:top w:type="dxa" w:w="80"/>
+              <w:left w:type="dxa" w:w="80"/>
+              <w:bottom w:type="dxa" w:w="80"/>
+              <w:right w:type="dxa" w:w="80"/>
+            </w:tcMar>
+          </w:tcPr>
+          <w:p>
+            <w:pPr>
+              <w:spacing w:after="40"/>
+              <w:jc w:val="left"/>
+            </w:pPr>
+            <w:r>
+              <w:rPr>
+                <w:b w:val="false"/>
+                <w:bCs w:val="false"/>
+                <w:i w:val="false"/>
+                <w:iCs w:val="false"/>
+                <w:color w:val="000000"/>
+                <w:sz w:val="20"/>
+                <w:szCs w:val="20"/>
+                <w:rFonts w:ascii="Times New Roman" w:cs="Times New Roman" w:eastAsia="Times New Roman" w:hAnsi="Times New Roman"/>
+              </w:rPr>
+              <w:t xml:space="preserve">date-événement qui sépare deux périodes</w:t>
+            </w:r>
+          </w:p>
+        </w:tc>
+      </w:tr>
+      <w:tr>
+        <w:tc>
+          <w:tcPr>
+            <w:tcMar>
+              <w:top w:type="dxa" w:w="80"/>
+              <w:left w:type="dxa" w:w="80"/>
+              <w:bottom w:type="dxa" w:w="80"/>
+              <w:right w:type="dxa" w:w="80"/>
+            </w:tcMar>
+          </w:tcPr>
+          <w:p>
+            <w:pPr>
+              <w:spacing w:after="40"/>
+              <w:jc w:val="left"/>
+            </w:pPr>
+            <w:r>
+              <w:rPr>
+                <w:b/>
+                <w:bCs/>
+                <w:i w:val="false"/>
+                <w:iCs w:val="false"/>
+                <w:color w:val="000000"/>
+                <w:sz w:val="20"/>
+                <w:szCs w:val="20"/>
+                <w:rFonts w:ascii="Times New Roman" w:cs="Times New Roman" w:eastAsia="Times New Roman" w:hAnsi="Times New Roman"/>
+              </w:rPr>
+              <w:t xml:space="preserve">Avant J.-C. (−)</w:t>
+            </w:r>
+          </w:p>
+        </w:tc>
+        <w:tc>
+          <w:tcPr>
+            <w:tcMar>
+              <w:top w:type="dxa" w:w="80"/>
+              <w:left w:type="dxa" w:w="80"/>
+              <w:bottom w:type="dxa" w:w="80"/>
+              <w:right w:type="dxa" w:w="80"/>
+            </w:tcMar>
+          </w:tcPr>
+          <w:p>
+            <w:pPr>
+              <w:spacing w:after="40"/>
+              <w:jc w:val="left"/>
+            </w:pPr>
+            <w:r>
+              <w:rPr>
+                <w:b w:val="false"/>
+                <w:bCs w:val="false"/>
+                <w:i w:val="false"/>
+                <w:iCs w:val="false"/>
+                <w:color w:val="000000"/>
+                <w:sz w:val="20"/>
+                <w:szCs w:val="20"/>
+                <w:rFonts w:ascii="Times New Roman" w:cs="Times New Roman" w:eastAsia="Times New Roman" w:hAnsi="Times New Roman"/>
+              </w:rPr>
+              <w:t xml:space="preserve">date antérieure à la naissance de Jésus-Christ, lue à rebours</w:t>
+            </w:r>
+          </w:p>
+        </w:tc>
+      </w:tr>
+      <w:tr>
+        <w:tc>
+          <w:tcPr>
+            <w:tcMar>
+              <w:top w:type="dxa" w:w="80"/>
+              <w:left w:type="dxa" w:w="80"/>
+              <w:bottom w:type="dxa" w:w="80"/>
+              <w:right w:type="dxa" w:w="80"/>
+            </w:tcMar>
+          </w:tcPr>
+          <w:p>
+            <w:pPr>
+              <w:spacing w:after="40"/>
+              <w:jc w:val="left"/>
+            </w:pPr>
+            <w:r>
+              <w:rPr>
+                <w:b/>
+                <w:bCs/>
+                <w:i w:val="false"/>
+                <w:iCs w:val="false"/>
+                <w:color w:val="000000"/>
+                <w:sz w:val="20"/>
+                <w:szCs w:val="20"/>
+                <w:rFonts w:ascii="Times New Roman" w:cs="Times New Roman" w:eastAsia="Times New Roman" w:hAnsi="Times New Roman"/>
+              </w:rPr>
+              <w:t xml:space="preserve">Périodisation</w:t>
+            </w:r>
+          </w:p>
+        </w:tc>
+        <w:tc>
+          <w:tcPr>
+            <w:tcMar>
+              <w:top w:type="dxa" w:w="80"/>
+              <w:left w:type="dxa" w:w="80"/>
+              <w:bottom w:type="dxa" w:w="80"/>
+              <w:right w:type="dxa" w:w="80"/>
+            </w:tcMar>
+          </w:tcPr>
+          <w:p>
+            <w:pPr>
+              <w:spacing w:after="40"/>
+              <w:jc w:val="left"/>
+            </w:pPr>
+            <w:r>
+              <w:rPr>
+                <w:b w:val="false"/>
+                <w:bCs w:val="false"/>
+                <w:i w:val="false"/>
+                <w:iCs w:val="false"/>
+                <w:color w:val="000000"/>
+                <w:sz w:val="20"/>
+                <w:szCs w:val="20"/>
+                <w:rFonts w:ascii="Times New Roman" w:cs="Times New Roman" w:eastAsia="Times New Roman" w:hAnsi="Times New Roman"/>
+              </w:rPr>
+              <w:t xml:space="preserve">découpage du temps en grandes périodes</w:t>
+            </w:r>
+          </w:p>
+        </w:tc>
+      </w:tr>
+    </w:tbl>
+    <w:p>
+      <w:pPr>
+        <w:spacing w:after="120"/>
+      </w:pPr>
     </w:p>
     <w:p>
       <w:pPr>
@@ -7991,152 +9957,152 @@
                 <w:szCs w:val="20"/>
                 <w:rFonts w:ascii="Times New Roman" w:cs="Times New Roman" w:eastAsia="Times New Roman" w:hAnsi="Times New Roman"/>
               </w:rPr>
-              <w:t xml:space="preserve">3. Observation</w:t>
-            </w:r>
-          </w:p>
-        </w:tc>
-        <w:tc>
-          <w:tcPr>
-            <w:tcMar>
-              <w:top w:type="dxa" w:w="80"/>
-              <w:left w:type="dxa" w:w="80"/>
-              <w:bottom w:type="dxa" w:w="80"/>
-              <w:right w:type="dxa" w:w="80"/>
-            </w:tcMar>
-          </w:tcPr>
-          <w:p>
-            <w:pPr>
-              <w:spacing w:after="40"/>
-              <w:jc w:val="left"/>
-            </w:pPr>
-            <w:r>
-              <w:rPr>
-                <w:b w:val="false"/>
-                <w:bCs w:val="false"/>
-                <w:i w:val="false"/>
-                <w:iCs w:val="false"/>
-                <w:color w:val="000000"/>
-                <w:sz w:val="20"/>
-                <w:szCs w:val="20"/>
-                <w:rFonts w:ascii="Times New Roman" w:cs="Times New Roman" w:eastAsia="Times New Roman" w:hAnsi="Times New Roman"/>
-              </w:rPr>
-              <w:t xml:space="preserve">Un site livre des faucilles, des meules et des restes de maisons : outils agricoles + habitat fixe → Néolithique. Un autre livre des bifaces et des foyers dans une grotte : pierre taillée + abri temporaire → Paléolithique.</w:t>
-            </w:r>
-          </w:p>
-        </w:tc>
-        <w:tc>
-          <w:tcPr>
-            <w:tcMar>
-              <w:top w:type="dxa" w:w="80"/>
-              <w:left w:type="dxa" w:w="80"/>
-              <w:bottom w:type="dxa" w:w="80"/>
-              <w:right w:type="dxa" w:w="80"/>
-            </w:tcMar>
-          </w:tcPr>
-          <w:p>
-            <w:pPr>
-              <w:spacing w:after="40"/>
-              <w:jc w:val="left"/>
-            </w:pPr>
-            <w:r>
-              <w:rPr>
-                <w:b w:val="false"/>
-                <w:bCs w:val="false"/>
-                <w:i w:val="false"/>
-                <w:iCs w:val="false"/>
-                <w:color w:val="000000"/>
-                <w:sz w:val="20"/>
-                <w:szCs w:val="20"/>
-                <w:rFonts w:ascii="Times New Roman" w:cs="Times New Roman" w:eastAsia="Times New Roman" w:hAnsi="Times New Roman"/>
-              </w:rPr>
-              <w:t xml:space="preserve">Observent l’exemple résolu.</w:t>
-            </w:r>
-          </w:p>
-        </w:tc>
-        <w:tc>
-          <w:tcPr>
-            <w:tcMar>
-              <w:top w:type="dxa" w:w="80"/>
-              <w:left w:type="dxa" w:w="80"/>
-              <w:bottom w:type="dxa" w:w="80"/>
-              <w:right w:type="dxa" w:w="80"/>
-            </w:tcMar>
-          </w:tcPr>
-          <w:p>
-            <w:pPr>
-              <w:spacing w:after="40"/>
-              <w:jc w:val="left"/>
-            </w:pPr>
-            <w:r>
-              <w:rPr>
-                <w:b w:val="false"/>
-                <w:bCs w:val="false"/>
-                <w:i w:val="false"/>
-                <w:iCs w:val="false"/>
-                <w:color w:val="000000"/>
-                <w:sz w:val="20"/>
-                <w:szCs w:val="20"/>
-                <w:rFonts w:ascii="Times New Roman" w:cs="Times New Roman" w:eastAsia="Times New Roman" w:hAnsi="Times New Roman"/>
-              </w:rPr>
-              <w:t xml:space="preserve">Observation dirigée</w:t>
-            </w:r>
-          </w:p>
-        </w:tc>
-        <w:tc>
-          <w:tcPr>
-            <w:tcMar>
-              <w:top w:type="dxa" w:w="80"/>
-              <w:left w:type="dxa" w:w="80"/>
-              <w:bottom w:type="dxa" w:w="80"/>
-              <w:right w:type="dxa" w:w="80"/>
-            </w:tcMar>
-          </w:tcPr>
-          <w:p>
-            <w:pPr>
-              <w:spacing w:after="40"/>
-              <w:jc w:val="left"/>
-            </w:pPr>
-            <w:r>
-              <w:rPr>
-                <w:b w:val="false"/>
-                <w:bCs w:val="false"/>
-                <w:i w:val="false"/>
-                <w:iCs w:val="false"/>
-                <w:color w:val="000000"/>
-                <w:sz w:val="20"/>
-                <w:szCs w:val="20"/>
-                <w:rFonts w:ascii="Times New Roman" w:cs="Times New Roman" w:eastAsia="Times New Roman" w:hAnsi="Times New Roman"/>
-              </w:rPr>
-              <w:t xml:space="preserve">Document imprimé</w:t>
-            </w:r>
-          </w:p>
-        </w:tc>
-        <w:tc>
-          <w:tcPr>
-            <w:tcMar>
-              <w:top w:type="dxa" w:w="80"/>
-              <w:left w:type="dxa" w:w="80"/>
-              <w:bottom w:type="dxa" w:w="80"/>
-              <w:right w:type="dxa" w:w="80"/>
-            </w:tcMar>
-          </w:tcPr>
-          <w:p>
-            <w:pPr>
-              <w:spacing w:after="40"/>
-              <w:jc w:val="left"/>
-            </w:pPr>
-            <w:r>
-              <w:rPr>
-                <w:b w:val="false"/>
-                <w:bCs w:val="false"/>
-                <w:i w:val="false"/>
-                <w:iCs w:val="false"/>
-                <w:color w:val="000000"/>
-                <w:sz w:val="20"/>
-                <w:szCs w:val="20"/>
-                <w:rFonts w:ascii="Times New Roman" w:cs="Times New Roman" w:eastAsia="Times New Roman" w:hAnsi="Times New Roman"/>
-              </w:rPr>
-              <w:t xml:space="preserve">Compréhension</w:t>
+              <w:t xml:space="preserve">3. Développement</w:t>
+            </w:r>
+          </w:p>
+        </w:tc>
+        <w:tc>
+          <w:tcPr>
+            <w:tcMar>
+              <w:top w:type="dxa" w:w="80"/>
+              <w:left w:type="dxa" w:w="80"/>
+              <w:bottom w:type="dxa" w:w="80"/>
+              <w:right w:type="dxa" w:w="80"/>
+            </w:tcMar>
+          </w:tcPr>
+          <w:p>
+            <w:pPr>
+              <w:spacing w:after="40"/>
+              <w:jc w:val="left"/>
+            </w:pPr>
+            <w:r>
+              <w:rPr>
+                <w:b w:val="false"/>
+                <w:bCs w:val="false"/>
+                <w:i w:val="false"/>
+                <w:iCs w:val="false"/>
+                <w:color w:val="000000"/>
+                <w:sz w:val="20"/>
+                <w:szCs w:val="20"/>
+                <w:rFonts w:ascii="Times New Roman" w:cs="Times New Roman" w:eastAsia="Times New Roman" w:hAnsi="Times New Roman"/>
+              </w:rPr>
+              <w:t xml:space="preserve">Développe la leçon partie par partie : Le Paléolithique : l’âge de la pierre taillée ; Le Néolithique : l’âge de la pierre polie ; La révolution néolithique.</w:t>
+            </w:r>
+          </w:p>
+        </w:tc>
+        <w:tc>
+          <w:tcPr>
+            <w:tcMar>
+              <w:top w:type="dxa" w:w="80"/>
+              <w:left w:type="dxa" w:w="80"/>
+              <w:bottom w:type="dxa" w:w="80"/>
+              <w:right w:type="dxa" w:w="80"/>
+            </w:tcMar>
+          </w:tcPr>
+          <w:p>
+            <w:pPr>
+              <w:spacing w:after="40"/>
+              <w:jc w:val="left"/>
+            </w:pPr>
+            <w:r>
+              <w:rPr>
+                <w:b w:val="false"/>
+                <w:bCs w:val="false"/>
+                <w:i w:val="false"/>
+                <w:iCs w:val="false"/>
+                <w:color w:val="000000"/>
+                <w:sz w:val="20"/>
+                <w:szCs w:val="20"/>
+                <w:rFonts w:ascii="Times New Roman" w:cs="Times New Roman" w:eastAsia="Times New Roman" w:hAnsi="Times New Roman"/>
+              </w:rPr>
+              <w:t xml:space="preserve">Écoutent, répondent aux questions et notent les mots-clés.</w:t>
+            </w:r>
+          </w:p>
+        </w:tc>
+        <w:tc>
+          <w:tcPr>
+            <w:tcMar>
+              <w:top w:type="dxa" w:w="80"/>
+              <w:left w:type="dxa" w:w="80"/>
+              <w:bottom w:type="dxa" w:w="80"/>
+              <w:right w:type="dxa" w:w="80"/>
+            </w:tcMar>
+          </w:tcPr>
+          <w:p>
+            <w:pPr>
+              <w:spacing w:after="40"/>
+              <w:jc w:val="left"/>
+            </w:pPr>
+            <w:r>
+              <w:rPr>
+                <w:b w:val="false"/>
+                <w:bCs w:val="false"/>
+                <w:i w:val="false"/>
+                <w:iCs w:val="false"/>
+                <w:color w:val="000000"/>
+                <w:sz w:val="20"/>
+                <w:szCs w:val="20"/>
+                <w:rFonts w:ascii="Times New Roman" w:cs="Times New Roman" w:eastAsia="Times New Roman" w:hAnsi="Times New Roman"/>
+              </w:rPr>
+              <w:t xml:space="preserve">Exposé interactif, questions-réponses</w:t>
+            </w:r>
+          </w:p>
+        </w:tc>
+        <w:tc>
+          <w:tcPr>
+            <w:tcMar>
+              <w:top w:type="dxa" w:w="80"/>
+              <w:left w:type="dxa" w:w="80"/>
+              <w:bottom w:type="dxa" w:w="80"/>
+              <w:right w:type="dxa" w:w="80"/>
+            </w:tcMar>
+          </w:tcPr>
+          <w:p>
+            <w:pPr>
+              <w:spacing w:after="40"/>
+              <w:jc w:val="left"/>
+            </w:pPr>
+            <w:r>
+              <w:rPr>
+                <w:b w:val="false"/>
+                <w:bCs w:val="false"/>
+                <w:i w:val="false"/>
+                <w:iCs w:val="false"/>
+                <w:color w:val="000000"/>
+                <w:sz w:val="20"/>
+                <w:szCs w:val="20"/>
+                <w:rFonts w:ascii="Times New Roman" w:cs="Times New Roman" w:eastAsia="Times New Roman" w:hAnsi="Times New Roman"/>
+              </w:rPr>
+              <w:t xml:space="preserve">Tableau, frises, cartes</w:t>
+            </w:r>
+          </w:p>
+        </w:tc>
+        <w:tc>
+          <w:tcPr>
+            <w:tcMar>
+              <w:top w:type="dxa" w:w="80"/>
+              <w:left w:type="dxa" w:w="80"/>
+              <w:bottom w:type="dxa" w:w="80"/>
+              <w:right w:type="dxa" w:w="80"/>
+            </w:tcMar>
+          </w:tcPr>
+          <w:p>
+            <w:pPr>
+              <w:spacing w:after="40"/>
+              <w:jc w:val="left"/>
+            </w:pPr>
+            <w:r>
+              <w:rPr>
+                <w:b w:val="false"/>
+                <w:bCs w:val="false"/>
+                <w:i w:val="false"/>
+                <w:iCs w:val="false"/>
+                <w:color w:val="000000"/>
+                <w:sz w:val="20"/>
+                <w:szCs w:val="20"/>
+                <w:rFonts w:ascii="Times New Roman" w:cs="Times New Roman" w:eastAsia="Times New Roman" w:hAnsi="Times New Roman"/>
+              </w:rPr>
+              <w:t xml:space="preserve">Attention, participation</w:t>
             </w:r>
           </w:p>
         </w:tc>
@@ -8167,152 +10133,152 @@
                 <w:szCs w:val="20"/>
                 <w:rFonts w:ascii="Times New Roman" w:cs="Times New Roman" w:eastAsia="Times New Roman" w:hAnsi="Times New Roman"/>
               </w:rPr>
-              <w:t xml:space="preserve">4. Analyse</w:t>
-            </w:r>
-          </w:p>
-        </w:tc>
-        <w:tc>
-          <w:tcPr>
-            <w:tcMar>
-              <w:top w:type="dxa" w:w="80"/>
-              <w:left w:type="dxa" w:w="80"/>
-              <w:bottom w:type="dxa" w:w="80"/>
-              <w:right w:type="dxa" w:w="80"/>
-            </w:tcMar>
-          </w:tcPr>
-          <w:p>
-            <w:pPr>
-              <w:spacing w:after="40"/>
-              <w:jc w:val="left"/>
-            </w:pPr>
-            <w:r>
-              <w:rPr>
-                <w:b w:val="false"/>
-                <w:bCs w:val="false"/>
-                <w:i w:val="false"/>
-                <w:iCs w:val="false"/>
-                <w:color w:val="000000"/>
-                <w:sz w:val="20"/>
-                <w:szCs w:val="20"/>
-                <w:rFonts w:ascii="Times New Roman" w:cs="Times New Roman" w:eastAsia="Times New Roman" w:hAnsi="Times New Roman"/>
-              </w:rPr>
-              <w:t xml:space="preserve">Guide l’analyse : Au Paléolithique, l’homme dépend entièrement de la nature : il prend ce qu’elle offre. Ses outils sont des pierres taillées à grands éclats — bifaces, grattoirs, pointes ; il chasse, pêche et cueille ; quand le gibier part, il part aussi : c’est le nomadisme, la vie en déplacement, dans des grottes et des abris. Sa plus grande conquête est le feu : il éclaire, chauffe, cuit les aliments, éloigne les bêtes — et rassemble le groupe le soir, berceau des premiers récits. Vers −12 000, le climat se réchauffe et tout bascule : l’homme découvre qu’une graine semée devient une récolte, qu’un animal capturé peut être élevé. C’est la révolution néolithique : agriculture et élevage font de l’homme un producteur de sa nourriture. Qui cultive un champ doit rester près de lui : c’est la sédentarisation — villages, maisons, greniers. Les outils s’améliorent : pierre polie, plus régulière et plus efficace, puis houes, faucilles, meules ; la poterie conserve le grain, le tissage habille. En produisant plus qu’il ne consomme, l’homme libère du temps : les métiers se spécialisent, les villages grossissent — jusqu’aux premières villes, où naîtra l’écriture, fin de la Préhistoire.</w:t>
-            </w:r>
-          </w:p>
-        </w:tc>
-        <w:tc>
-          <w:tcPr>
-            <w:tcMar>
-              <w:top w:type="dxa" w:w="80"/>
-              <w:left w:type="dxa" w:w="80"/>
-              <w:bottom w:type="dxa" w:w="80"/>
-              <w:right w:type="dxa" w:w="80"/>
-            </w:tcMar>
-          </w:tcPr>
-          <w:p>
-            <w:pPr>
-              <w:spacing w:after="40"/>
-              <w:jc w:val="left"/>
-            </w:pPr>
-            <w:r>
-              <w:rPr>
-                <w:b w:val="false"/>
-                <w:bCs w:val="false"/>
-                <w:i w:val="false"/>
-                <w:iCs w:val="false"/>
-                <w:color w:val="000000"/>
-                <w:sz w:val="20"/>
-                <w:szCs w:val="20"/>
-                <w:rFonts w:ascii="Times New Roman" w:cs="Times New Roman" w:eastAsia="Times New Roman" w:hAnsi="Times New Roman"/>
-              </w:rPr>
-              <w:t xml:space="preserve">Expliquent la démarche et vérifient le résultat.</w:t>
-            </w:r>
-          </w:p>
-        </w:tc>
-        <w:tc>
-          <w:tcPr>
-            <w:tcMar>
-              <w:top w:type="dxa" w:w="80"/>
-              <w:left w:type="dxa" w:w="80"/>
-              <w:bottom w:type="dxa" w:w="80"/>
-              <w:right w:type="dxa" w:w="80"/>
-            </w:tcMar>
-          </w:tcPr>
-          <w:p>
-            <w:pPr>
-              <w:spacing w:after="40"/>
-              <w:jc w:val="left"/>
-            </w:pPr>
-            <w:r>
-              <w:rPr>
-                <w:b w:val="false"/>
-                <w:bCs w:val="false"/>
-                <w:i w:val="false"/>
-                <w:iCs w:val="false"/>
-                <w:color w:val="000000"/>
-                <w:sz w:val="20"/>
-                <w:szCs w:val="20"/>
-                <w:rFonts w:ascii="Times New Roman" w:cs="Times New Roman" w:eastAsia="Times New Roman" w:hAnsi="Times New Roman"/>
-              </w:rPr>
-              <w:t xml:space="preserve">Recherche en binômes</w:t>
-            </w:r>
-          </w:p>
-        </w:tc>
-        <w:tc>
-          <w:tcPr>
-            <w:tcMar>
-              <w:top w:type="dxa" w:w="80"/>
-              <w:left w:type="dxa" w:w="80"/>
-              <w:bottom w:type="dxa" w:w="80"/>
-              <w:right w:type="dxa" w:w="80"/>
-            </w:tcMar>
-          </w:tcPr>
-          <w:p>
-            <w:pPr>
-              <w:spacing w:after="40"/>
-              <w:jc w:val="left"/>
-            </w:pPr>
-            <w:r>
-              <w:rPr>
-                <w:b w:val="false"/>
-                <w:bCs w:val="false"/>
-                <w:i w:val="false"/>
-                <w:iCs w:val="false"/>
-                <w:color w:val="000000"/>
-                <w:sz w:val="20"/>
-                <w:szCs w:val="20"/>
-                <w:rFonts w:ascii="Times New Roman" w:cs="Times New Roman" w:eastAsia="Times New Roman" w:hAnsi="Times New Roman"/>
-              </w:rPr>
-              <w:t xml:space="preserve">Documents, cartes, frises</w:t>
-            </w:r>
-          </w:p>
-        </w:tc>
-        <w:tc>
-          <w:tcPr>
-            <w:tcMar>
-              <w:top w:type="dxa" w:w="80"/>
-              <w:left w:type="dxa" w:w="80"/>
-              <w:bottom w:type="dxa" w:w="80"/>
-              <w:right w:type="dxa" w:w="80"/>
-            </w:tcMar>
-          </w:tcPr>
-          <w:p>
-            <w:pPr>
-              <w:spacing w:after="40"/>
-              <w:jc w:val="left"/>
-            </w:pPr>
-            <w:r>
-              <w:rPr>
-                <w:b w:val="false"/>
-                <w:bCs w:val="false"/>
-                <w:i w:val="false"/>
-                <w:iCs w:val="false"/>
-                <w:color w:val="000000"/>
-                <w:sz w:val="20"/>
-                <w:szCs w:val="20"/>
-                <w:rFonts w:ascii="Times New Roman" w:cs="Times New Roman" w:eastAsia="Times New Roman" w:hAnsi="Times New Roman"/>
-              </w:rPr>
-              <w:t xml:space="preserve">Raisonnement</w:t>
+              <w:t xml:space="preserve">4. Étude de document</w:t>
+            </w:r>
+          </w:p>
+        </w:tc>
+        <w:tc>
+          <w:tcPr>
+            <w:tcMar>
+              <w:top w:type="dxa" w:w="80"/>
+              <w:left w:type="dxa" w:w="80"/>
+              <w:bottom w:type="dxa" w:w="80"/>
+              <w:right w:type="dxa" w:w="80"/>
+            </w:tcMar>
+          </w:tcPr>
+          <w:p>
+            <w:pPr>
+              <w:spacing w:after="40"/>
+              <w:jc w:val="left"/>
+            </w:pPr>
+            <w:r>
+              <w:rPr>
+                <w:b w:val="false"/>
+                <w:bCs w:val="false"/>
+                <w:i w:val="false"/>
+                <w:iCs w:val="false"/>
+                <w:color w:val="000000"/>
+                <w:sz w:val="20"/>
+                <w:szCs w:val="20"/>
+                <w:rFonts w:ascii="Times New Roman" w:cs="Times New Roman" w:eastAsia="Times New Roman" w:hAnsi="Times New Roman"/>
+              </w:rPr>
+              <w:t xml:space="preserve">Fait lire le document « La grotte de Lascaux, « chapelle Sixtine de la Préhistoire » » (d’après la présentation officielle du site de Lascaux (France) — extrait adapté), puis pose les questions.</w:t>
+            </w:r>
+          </w:p>
+        </w:tc>
+        <w:tc>
+          <w:tcPr>
+            <w:tcMar>
+              <w:top w:type="dxa" w:w="80"/>
+              <w:left w:type="dxa" w:w="80"/>
+              <w:bottom w:type="dxa" w:w="80"/>
+              <w:right w:type="dxa" w:w="80"/>
+            </w:tcMar>
+          </w:tcPr>
+          <w:p>
+            <w:pPr>
+              <w:spacing w:after="40"/>
+              <w:jc w:val="left"/>
+            </w:pPr>
+            <w:r>
+              <w:rPr>
+                <w:b w:val="false"/>
+                <w:bCs w:val="false"/>
+                <w:i w:val="false"/>
+                <w:iCs w:val="false"/>
+                <w:color w:val="000000"/>
+                <w:sz w:val="20"/>
+                <w:szCs w:val="20"/>
+                <w:rFonts w:ascii="Times New Roman" w:cs="Times New Roman" w:eastAsia="Times New Roman" w:hAnsi="Times New Roman"/>
+              </w:rPr>
+              <w:t xml:space="preserve">Lisent le document, répondent aux questions et critiquent la source.</w:t>
+            </w:r>
+          </w:p>
+        </w:tc>
+        <w:tc>
+          <w:tcPr>
+            <w:tcMar>
+              <w:top w:type="dxa" w:w="80"/>
+              <w:left w:type="dxa" w:w="80"/>
+              <w:bottom w:type="dxa" w:w="80"/>
+              <w:right w:type="dxa" w:w="80"/>
+            </w:tcMar>
+          </w:tcPr>
+          <w:p>
+            <w:pPr>
+              <w:spacing w:after="40"/>
+              <w:jc w:val="left"/>
+            </w:pPr>
+            <w:r>
+              <w:rPr>
+                <w:b w:val="false"/>
+                <w:bCs w:val="false"/>
+                <w:i w:val="false"/>
+                <w:iCs w:val="false"/>
+                <w:color w:val="000000"/>
+                <w:sz w:val="20"/>
+                <w:szCs w:val="20"/>
+                <w:rFonts w:ascii="Times New Roman" w:cs="Times New Roman" w:eastAsia="Times New Roman" w:hAnsi="Times New Roman"/>
+              </w:rPr>
+              <w:t xml:space="preserve">Observation dirigée, travail en binômes</w:t>
+            </w:r>
+          </w:p>
+        </w:tc>
+        <w:tc>
+          <w:tcPr>
+            <w:tcMar>
+              <w:top w:type="dxa" w:w="80"/>
+              <w:left w:type="dxa" w:w="80"/>
+              <w:bottom w:type="dxa" w:w="80"/>
+              <w:right w:type="dxa" w:w="80"/>
+            </w:tcMar>
+          </w:tcPr>
+          <w:p>
+            <w:pPr>
+              <w:spacing w:after="40"/>
+              <w:jc w:val="left"/>
+            </w:pPr>
+            <w:r>
+              <w:rPr>
+                <w:b w:val="false"/>
+                <w:bCs w:val="false"/>
+                <w:i w:val="false"/>
+                <w:iCs w:val="false"/>
+                <w:color w:val="000000"/>
+                <w:sz w:val="20"/>
+                <w:szCs w:val="20"/>
+                <w:rFonts w:ascii="Times New Roman" w:cs="Times New Roman" w:eastAsia="Times New Roman" w:hAnsi="Times New Roman"/>
+              </w:rPr>
+              <w:t xml:space="preserve">Document imprimé</w:t>
+            </w:r>
+          </w:p>
+        </w:tc>
+        <w:tc>
+          <w:tcPr>
+            <w:tcMar>
+              <w:top w:type="dxa" w:w="80"/>
+              <w:left w:type="dxa" w:w="80"/>
+              <w:bottom w:type="dxa" w:w="80"/>
+              <w:right w:type="dxa" w:w="80"/>
+            </w:tcMar>
+          </w:tcPr>
+          <w:p>
+            <w:pPr>
+              <w:spacing w:after="40"/>
+              <w:jc w:val="left"/>
+            </w:pPr>
+            <w:r>
+              <w:rPr>
+                <w:b w:val="false"/>
+                <w:bCs w:val="false"/>
+                <w:i w:val="false"/>
+                <w:iCs w:val="false"/>
+                <w:color w:val="000000"/>
+                <w:sz w:val="20"/>
+                <w:szCs w:val="20"/>
+                <w:rFonts w:ascii="Times New Roman" w:cs="Times New Roman" w:eastAsia="Times New Roman" w:hAnsi="Times New Roman"/>
+              </w:rPr>
+              <w:t xml:space="preserve">Esprit critique</w:t>
             </w:r>
           </w:p>
         </w:tc>
@@ -8918,7 +10884,26 @@
     </w:p>
     <w:p>
       <w:pPr>
-        <w:spacing w:after="110" w:line="300"/>
+        <w:spacing w:after="160" w:line="300"/>
+        <w:jc w:val="center"/>
+      </w:pPr>
+      <w:r>
+        <w:rPr>
+          <w:b w:val="false"/>
+          <w:bCs w:val="false"/>
+          <w:i/>
+          <w:iCs/>
+          <w:color w:val="000000"/>
+          <w:sz w:val="21"/>
+          <w:szCs w:val="21"/>
+          <w:rFonts w:ascii="Times New Roman" w:cs="Times New Roman" w:eastAsia="Times New Roman" w:hAnsi="Times New Roman"/>
+        </w:rPr>
+        <w:t xml:space="preserve">Deux campements, des millénaires d’écart : des chasseurs nomades à la grotte, des familles sédentaires au village.</w:t>
+      </w:r>
+    </w:p>
+    <w:p>
+      <w:pPr>
+        <w:spacing w:after="80" w:line="300"/>
         <w:jc w:val="both"/>
       </w:pPr>
       <w:r>
@@ -8928,11 +10913,30 @@
           <w:i w:val="false"/>
           <w:iCs w:val="false"/>
           <w:color w:val="2E7D32"/>
-          <w:sz w:val="24"/>
-          <w:szCs w:val="24"/>
-          <w:rFonts w:ascii="Times New Roman" w:cs="Times New Roman" w:eastAsia="Times New Roman" w:hAnsi="Times New Roman"/>
-        </w:rPr>
-        <w:t xml:space="preserve">Définition — </w:t>
+          <w:sz w:val="26"/>
+          <w:szCs w:val="26"/>
+          <w:rFonts w:ascii="Times New Roman" w:cs="Times New Roman" w:eastAsia="Times New Roman" w:hAnsi="Times New Roman"/>
+        </w:rPr>
+        <w:t xml:space="preserve">1. Le Paléolithique : l’âge de la pierre taillée</w:t>
+      </w:r>
+    </w:p>
+    <w:p>
+      <w:pPr>
+        <w:spacing w:after="100" w:line="300"/>
+        <w:jc w:val="both"/>
+      </w:pPr>
+      <w:r>
+        <w:rPr>
+          <w:b w:val="false"/>
+          <w:bCs w:val="false"/>
+          <w:i w:val="false"/>
+          <w:iCs w:val="false"/>
+          <w:color w:val="000000"/>
+          <w:sz w:val="24"/>
+          <w:szCs w:val="24"/>
+          <w:rFonts w:ascii="Times New Roman" w:cs="Times New Roman" w:eastAsia="Times New Roman" w:hAnsi="Times New Roman"/>
+        </w:rPr>
+        <w:t xml:space="preserve">Le </w:t>
       </w:r>
       <w:r>
         <w:rPr>
@@ -8940,19 +10944,26 @@
           <w:bCs/>
           <w:i w:val="false"/>
           <w:iCs w:val="false"/>
+          <w:color w:val="1F4E79"/>
+          <w:sz w:val="24"/>
+          <w:szCs w:val="24"/>
+          <w:rFonts w:ascii="Times New Roman" w:cs="Times New Roman" w:eastAsia="Times New Roman" w:hAnsi="Times New Roman"/>
+        </w:rPr>
+        <w:t xml:space="preserve">Paléolithique</w:t>
+      </w:r>
+      <w:r>
+        <w:rPr>
+          <w:b w:val="false"/>
+          <w:bCs w:val="false"/>
+          <w:i w:val="false"/>
+          <w:iCs w:val="false"/>
           <w:color w:val="000000"/>
           <w:sz w:val="24"/>
           <w:szCs w:val="24"/>
           <w:rFonts w:ascii="Times New Roman" w:cs="Times New Roman" w:eastAsia="Times New Roman" w:hAnsi="Times New Roman"/>
         </w:rPr>
-        <w:t xml:space="preserve">La Préhistoire est la période qui va de l’apparition de l’Homme à la découverte de l’écriture, vers −3 000. Le Paléolithique (du grec palaios, « ancien », et lithos, « pierre » : l’âge de la pierre taillée) est marqué par l’outillage primitif, la chasse et la cueillette, la découverte du feu et le nomadisme. Le Néolithique (neos, « nouveau » : l’âge de la pierre polie) est marqué par l’amélioration de l’outillage, la pratique de l’agriculture et la sédentarisation.</w:t>
-      </w:r>
-    </w:p>
-    <w:p>
-      <w:pPr>
-        <w:spacing w:after="110" w:line="300"/>
-        <w:jc w:val="both"/>
-      </w:pPr>
+        <w:t xml:space="preserve"> (du grec palaios, « ancien », et lithos, « pierre ») est l’âge de la </w:t>
+      </w:r>
       <w:r>
         <w:rPr>
           <w:b/>
@@ -8964,7 +10975,7 @@
           <w:szCs w:val="24"/>
           <w:rFonts w:ascii="Times New Roman" w:cs="Times New Roman" w:eastAsia="Times New Roman" w:hAnsi="Times New Roman"/>
         </w:rPr>
-        <w:t xml:space="preserve">Autrement dit : </w:t>
+        <w:t xml:space="preserve">pierre taillée</w:t>
       </w:r>
       <w:r>
         <w:rPr>
@@ -8977,12 +10988,12 @@
           <w:szCs w:val="24"/>
           <w:rFonts w:ascii="Times New Roman" w:cs="Times New Roman" w:eastAsia="Times New Roman" w:hAnsi="Times New Roman"/>
         </w:rPr>
-        <w:t xml:space="preserve">au Paléolithique, l’homme taille la pierre, chasse, cueille et se déplace sans cesse ; au Néolithique, il polit la pierre, cultive, élève — et se fixe dans des villages.</w:t>
-      </w:r>
-    </w:p>
-    <w:p>
-      <w:pPr>
-        <w:spacing w:after="110" w:line="300"/>
+        <w:t xml:space="preserve">. L’homme y dépend entièrement de la nature : il prend ce qu’elle offre.</w:t>
+      </w:r>
+    </w:p>
+    <w:p>
+      <w:pPr>
+        <w:spacing w:after="60" w:line="300"/>
         <w:jc w:val="both"/>
       </w:pPr>
       <w:r>
@@ -8996,7 +11007,424 @@
           <w:szCs w:val="24"/>
           <w:rFonts w:ascii="Times New Roman" w:cs="Times New Roman" w:eastAsia="Times New Roman" w:hAnsi="Times New Roman"/>
         </w:rPr>
-        <w:t xml:space="preserve">Au Paléolithique, l’homme dépend entièrement de la nature : il prend ce qu’elle offre. Ses outils sont des pierres taillées à grands éclats — bifaces, grattoirs, pointes ; il chasse, pêche et cueille ; quand le gibier part, il part aussi : c’est le nomadisme, la vie en déplacement, dans des grottes et des abris. Sa plus grande conquête est le feu : il éclaire, chauffe, cuit les aliments, éloigne les bêtes — et rassemble le groupe le soir, berceau des premiers récits. Vers −12 000, le climat se réchauffe et tout bascule : l’homme découvre qu’une graine semée devient une récolte, qu’un animal capturé peut être élevé. C’est la révolution néolithique : agriculture et élevage font de l’homme un producteur de sa nourriture. Qui cultive un champ doit rester près de lui : c’est la sédentarisation — villages, maisons, greniers. Les outils s’améliorent : pierre polie, plus régulière et plus efficace, puis houes, faucilles, meules ; la poterie conserve le grain, le tissage habille. En produisant plus qu’il ne consomme, l’homme libère du temps : les métiers se spécialisent, les villages grossissent — jusqu’aux premières villes, où naîtra l’écriture, fin de la Préhistoire.</w:t>
+        <w:t xml:space="preserve">• un outillage primitif : bifaces, grattoirs, pointes taillés à grands éclats ;</w:t>
+      </w:r>
+    </w:p>
+    <w:p>
+      <w:pPr>
+        <w:spacing w:after="60" w:line="300"/>
+        <w:jc w:val="both"/>
+      </w:pPr>
+      <w:r>
+        <w:rPr>
+          <w:b w:val="false"/>
+          <w:bCs w:val="false"/>
+          <w:i w:val="false"/>
+          <w:iCs w:val="false"/>
+          <w:color w:val="000000"/>
+          <w:sz w:val="24"/>
+          <w:szCs w:val="24"/>
+          <w:rFonts w:ascii="Times New Roman" w:cs="Times New Roman" w:eastAsia="Times New Roman" w:hAnsi="Times New Roman"/>
+        </w:rPr>
+        <w:t xml:space="preserve">• la </w:t>
+      </w:r>
+      <w:r>
+        <w:rPr>
+          <w:b/>
+          <w:bCs/>
+          <w:i w:val="false"/>
+          <w:iCs w:val="false"/>
+          <w:color w:val="1F4E79"/>
+          <w:sz w:val="24"/>
+          <w:szCs w:val="24"/>
+          <w:rFonts w:ascii="Times New Roman" w:cs="Times New Roman" w:eastAsia="Times New Roman" w:hAnsi="Times New Roman"/>
+        </w:rPr>
+        <w:t xml:space="preserve">chasse</w:t>
+      </w:r>
+      <w:r>
+        <w:rPr>
+          <w:b w:val="false"/>
+          <w:bCs w:val="false"/>
+          <w:i w:val="false"/>
+          <w:iCs w:val="false"/>
+          <w:color w:val="000000"/>
+          <w:sz w:val="24"/>
+          <w:szCs w:val="24"/>
+          <w:rFonts w:ascii="Times New Roman" w:cs="Times New Roman" w:eastAsia="Times New Roman" w:hAnsi="Times New Roman"/>
+        </w:rPr>
+        <w:t xml:space="preserve">, la pêche et la </w:t>
+      </w:r>
+      <w:r>
+        <w:rPr>
+          <w:b/>
+          <w:bCs/>
+          <w:i w:val="false"/>
+          <w:iCs w:val="false"/>
+          <w:color w:val="1F4E79"/>
+          <w:sz w:val="24"/>
+          <w:szCs w:val="24"/>
+          <w:rFonts w:ascii="Times New Roman" w:cs="Times New Roman" w:eastAsia="Times New Roman" w:hAnsi="Times New Roman"/>
+        </w:rPr>
+        <w:t xml:space="preserve">cueillette</w:t>
+      </w:r>
+      <w:r>
+        <w:rPr>
+          <w:b w:val="false"/>
+          <w:bCs w:val="false"/>
+          <w:i w:val="false"/>
+          <w:iCs w:val="false"/>
+          <w:color w:val="000000"/>
+          <w:sz w:val="24"/>
+          <w:szCs w:val="24"/>
+          <w:rFonts w:ascii="Times New Roman" w:cs="Times New Roman" w:eastAsia="Times New Roman" w:hAnsi="Times New Roman"/>
+        </w:rPr>
+        <w:t xml:space="preserve"> pour se nourrir ;</w:t>
+      </w:r>
+    </w:p>
+    <w:p>
+      <w:pPr>
+        <w:spacing w:after="60" w:line="300"/>
+        <w:jc w:val="both"/>
+      </w:pPr>
+      <w:r>
+        <w:rPr>
+          <w:b w:val="false"/>
+          <w:bCs w:val="false"/>
+          <w:i w:val="false"/>
+          <w:iCs w:val="false"/>
+          <w:color w:val="000000"/>
+          <w:sz w:val="24"/>
+          <w:szCs w:val="24"/>
+          <w:rFonts w:ascii="Times New Roman" w:cs="Times New Roman" w:eastAsia="Times New Roman" w:hAnsi="Times New Roman"/>
+        </w:rPr>
+        <w:t xml:space="preserve">• la découverte du </w:t>
+      </w:r>
+      <w:r>
+        <w:rPr>
+          <w:b/>
+          <w:bCs/>
+          <w:i w:val="false"/>
+          <w:iCs w:val="false"/>
+          <w:color w:val="1F4E79"/>
+          <w:sz w:val="24"/>
+          <w:szCs w:val="24"/>
+          <w:rFonts w:ascii="Times New Roman" w:cs="Times New Roman" w:eastAsia="Times New Roman" w:hAnsi="Times New Roman"/>
+        </w:rPr>
+        <w:t xml:space="preserve">feu</w:t>
+      </w:r>
+      <w:r>
+        <w:rPr>
+          <w:b w:val="false"/>
+          <w:bCs w:val="false"/>
+          <w:i w:val="false"/>
+          <w:iCs w:val="false"/>
+          <w:color w:val="000000"/>
+          <w:sz w:val="24"/>
+          <w:szCs w:val="24"/>
+          <w:rFonts w:ascii="Times New Roman" w:cs="Times New Roman" w:eastAsia="Times New Roman" w:hAnsi="Times New Roman"/>
+        </w:rPr>
+        <w:t xml:space="preserve"> : il éclaire, chauffe, cuit les aliments, éloigne les bêtes ;</w:t>
+      </w:r>
+    </w:p>
+    <w:p>
+      <w:pPr>
+        <w:spacing w:after="60" w:line="300"/>
+        <w:jc w:val="both"/>
+      </w:pPr>
+      <w:r>
+        <w:rPr>
+          <w:b w:val="false"/>
+          <w:bCs w:val="false"/>
+          <w:i w:val="false"/>
+          <w:iCs w:val="false"/>
+          <w:color w:val="000000"/>
+          <w:sz w:val="24"/>
+          <w:szCs w:val="24"/>
+          <w:rFonts w:ascii="Times New Roman" w:cs="Times New Roman" w:eastAsia="Times New Roman" w:hAnsi="Times New Roman"/>
+        </w:rPr>
+        <w:t xml:space="preserve">• le </w:t>
+      </w:r>
+      <w:r>
+        <w:rPr>
+          <w:b/>
+          <w:bCs/>
+          <w:i w:val="false"/>
+          <w:iCs w:val="false"/>
+          <w:color w:val="1F4E79"/>
+          <w:sz w:val="24"/>
+          <w:szCs w:val="24"/>
+          <w:rFonts w:ascii="Times New Roman" w:cs="Times New Roman" w:eastAsia="Times New Roman" w:hAnsi="Times New Roman"/>
+        </w:rPr>
+        <w:t xml:space="preserve">nomadisme</w:t>
+      </w:r>
+      <w:r>
+        <w:rPr>
+          <w:b w:val="false"/>
+          <w:bCs w:val="false"/>
+          <w:i w:val="false"/>
+          <w:iCs w:val="false"/>
+          <w:color w:val="000000"/>
+          <w:sz w:val="24"/>
+          <w:szCs w:val="24"/>
+          <w:rFonts w:ascii="Times New Roman" w:cs="Times New Roman" w:eastAsia="Times New Roman" w:hAnsi="Times New Roman"/>
+        </w:rPr>
+        <w:t xml:space="preserve"> : quand le gibier part, l’homme part aussi — grottes et abris provisoires.</w:t>
+      </w:r>
+    </w:p>
+    <w:p>
+      <w:pPr>
+        <w:spacing w:after="80" w:line="300"/>
+        <w:jc w:val="both"/>
+      </w:pPr>
+      <w:r>
+        <w:rPr>
+          <w:b/>
+          <w:bCs/>
+          <w:i w:val="false"/>
+          <w:iCs w:val="false"/>
+          <w:color w:val="2E7D32"/>
+          <w:sz w:val="26"/>
+          <w:szCs w:val="26"/>
+          <w:rFonts w:ascii="Times New Roman" w:cs="Times New Roman" w:eastAsia="Times New Roman" w:hAnsi="Times New Roman"/>
+        </w:rPr>
+        <w:t xml:space="preserve">2. Le Néolithique : l’âge de la pierre polie</w:t>
+      </w:r>
+    </w:p>
+    <w:p>
+      <w:pPr>
+        <w:spacing w:after="100" w:line="300"/>
+        <w:jc w:val="both"/>
+      </w:pPr>
+      <w:r>
+        <w:rPr>
+          <w:b w:val="false"/>
+          <w:bCs w:val="false"/>
+          <w:i w:val="false"/>
+          <w:iCs w:val="false"/>
+          <w:color w:val="000000"/>
+          <w:sz w:val="24"/>
+          <w:szCs w:val="24"/>
+          <w:rFonts w:ascii="Times New Roman" w:cs="Times New Roman" w:eastAsia="Times New Roman" w:hAnsi="Times New Roman"/>
+        </w:rPr>
+        <w:t xml:space="preserve">Vers −12 000, le climat se réchauffe et tout bascule : l’homme découvre qu’une graine semée devient une récolte, qu’un animal capturé peut être élevé.</w:t>
+      </w:r>
+    </w:p>
+    <w:p>
+      <w:pPr>
+        <w:spacing w:after="60" w:line="300"/>
+        <w:jc w:val="both"/>
+      </w:pPr>
+      <w:r>
+        <w:rPr>
+          <w:b w:val="false"/>
+          <w:bCs w:val="false"/>
+          <w:i w:val="false"/>
+          <w:iCs w:val="false"/>
+          <w:color w:val="000000"/>
+          <w:sz w:val="24"/>
+          <w:szCs w:val="24"/>
+          <w:rFonts w:ascii="Times New Roman" w:cs="Times New Roman" w:eastAsia="Times New Roman" w:hAnsi="Times New Roman"/>
+        </w:rPr>
+        <w:t xml:space="preserve">• un outillage amélioré : </w:t>
+      </w:r>
+      <w:r>
+        <w:rPr>
+          <w:b/>
+          <w:bCs/>
+          <w:i w:val="false"/>
+          <w:iCs w:val="false"/>
+          <w:color w:val="1F4E79"/>
+          <w:sz w:val="24"/>
+          <w:szCs w:val="24"/>
+          <w:rFonts w:ascii="Times New Roman" w:cs="Times New Roman" w:eastAsia="Times New Roman" w:hAnsi="Times New Roman"/>
+        </w:rPr>
+        <w:t xml:space="preserve">pierre polie</w:t>
+      </w:r>
+      <w:r>
+        <w:rPr>
+          <w:b w:val="false"/>
+          <w:bCs w:val="false"/>
+          <w:i w:val="false"/>
+          <w:iCs w:val="false"/>
+          <w:color w:val="000000"/>
+          <w:sz w:val="24"/>
+          <w:szCs w:val="24"/>
+          <w:rFonts w:ascii="Times New Roman" w:cs="Times New Roman" w:eastAsia="Times New Roman" w:hAnsi="Times New Roman"/>
+        </w:rPr>
+        <w:t xml:space="preserve">, houes, faucilles, meules ;</w:t>
+      </w:r>
+    </w:p>
+    <w:p>
+      <w:pPr>
+        <w:spacing w:after="60" w:line="300"/>
+        <w:jc w:val="both"/>
+      </w:pPr>
+      <w:r>
+        <w:rPr>
+          <w:b w:val="false"/>
+          <w:bCs w:val="false"/>
+          <w:i w:val="false"/>
+          <w:iCs w:val="false"/>
+          <w:color w:val="000000"/>
+          <w:sz w:val="24"/>
+          <w:szCs w:val="24"/>
+          <w:rFonts w:ascii="Times New Roman" w:cs="Times New Roman" w:eastAsia="Times New Roman" w:hAnsi="Times New Roman"/>
+        </w:rPr>
+        <w:t xml:space="preserve">• l’</w:t>
+      </w:r>
+      <w:r>
+        <w:rPr>
+          <w:b/>
+          <w:bCs/>
+          <w:i w:val="false"/>
+          <w:iCs w:val="false"/>
+          <w:color w:val="1F4E79"/>
+          <w:sz w:val="24"/>
+          <w:szCs w:val="24"/>
+          <w:rFonts w:ascii="Times New Roman" w:cs="Times New Roman" w:eastAsia="Times New Roman" w:hAnsi="Times New Roman"/>
+        </w:rPr>
+        <w:t xml:space="preserve">agriculture</w:t>
+      </w:r>
+      <w:r>
+        <w:rPr>
+          <w:b w:val="false"/>
+          <w:bCs w:val="false"/>
+          <w:i w:val="false"/>
+          <w:iCs w:val="false"/>
+          <w:color w:val="000000"/>
+          <w:sz w:val="24"/>
+          <w:szCs w:val="24"/>
+          <w:rFonts w:ascii="Times New Roman" w:cs="Times New Roman" w:eastAsia="Times New Roman" w:hAnsi="Times New Roman"/>
+        </w:rPr>
+        <w:t xml:space="preserve"> et l’</w:t>
+      </w:r>
+      <w:r>
+        <w:rPr>
+          <w:b/>
+          <w:bCs/>
+          <w:i w:val="false"/>
+          <w:iCs w:val="false"/>
+          <w:color w:val="1F4E79"/>
+          <w:sz w:val="24"/>
+          <w:szCs w:val="24"/>
+          <w:rFonts w:ascii="Times New Roman" w:cs="Times New Roman" w:eastAsia="Times New Roman" w:hAnsi="Times New Roman"/>
+        </w:rPr>
+        <w:t xml:space="preserve">élevage</w:t>
+      </w:r>
+      <w:r>
+        <w:rPr>
+          <w:b w:val="false"/>
+          <w:bCs w:val="false"/>
+          <w:i w:val="false"/>
+          <w:iCs w:val="false"/>
+          <w:color w:val="000000"/>
+          <w:sz w:val="24"/>
+          <w:szCs w:val="24"/>
+          <w:rFonts w:ascii="Times New Roman" w:cs="Times New Roman" w:eastAsia="Times New Roman" w:hAnsi="Times New Roman"/>
+        </w:rPr>
+        <w:t xml:space="preserve"> : l’homme produit sa nourriture ;</w:t>
+      </w:r>
+    </w:p>
+    <w:p>
+      <w:pPr>
+        <w:spacing w:after="60" w:line="300"/>
+        <w:jc w:val="both"/>
+      </w:pPr>
+      <w:r>
+        <w:rPr>
+          <w:b w:val="false"/>
+          <w:bCs w:val="false"/>
+          <w:i w:val="false"/>
+          <w:iCs w:val="false"/>
+          <w:color w:val="000000"/>
+          <w:sz w:val="24"/>
+          <w:szCs w:val="24"/>
+          <w:rFonts w:ascii="Times New Roman" w:cs="Times New Roman" w:eastAsia="Times New Roman" w:hAnsi="Times New Roman"/>
+        </w:rPr>
+        <w:t xml:space="preserve">• la </w:t>
+      </w:r>
+      <w:r>
+        <w:rPr>
+          <w:b/>
+          <w:bCs/>
+          <w:i w:val="false"/>
+          <w:iCs w:val="false"/>
+          <w:color w:val="1F4E79"/>
+          <w:sz w:val="24"/>
+          <w:szCs w:val="24"/>
+          <w:rFonts w:ascii="Times New Roman" w:cs="Times New Roman" w:eastAsia="Times New Roman" w:hAnsi="Times New Roman"/>
+        </w:rPr>
+        <w:t xml:space="preserve">sédentarisation</w:t>
+      </w:r>
+      <w:r>
+        <w:rPr>
+          <w:b w:val="false"/>
+          <w:bCs w:val="false"/>
+          <w:i w:val="false"/>
+          <w:iCs w:val="false"/>
+          <w:color w:val="000000"/>
+          <w:sz w:val="24"/>
+          <w:szCs w:val="24"/>
+          <w:rFonts w:ascii="Times New Roman" w:cs="Times New Roman" w:eastAsia="Times New Roman" w:hAnsi="Times New Roman"/>
+        </w:rPr>
+        <w:t xml:space="preserve"> : qui cultive un champ doit rester près de lui — villages, maisons, greniers ;</w:t>
+      </w:r>
+    </w:p>
+    <w:p>
+      <w:pPr>
+        <w:spacing w:after="60" w:line="300"/>
+        <w:jc w:val="both"/>
+      </w:pPr>
+      <w:r>
+        <w:rPr>
+          <w:b w:val="false"/>
+          <w:bCs w:val="false"/>
+          <w:i w:val="false"/>
+          <w:iCs w:val="false"/>
+          <w:color w:val="000000"/>
+          <w:sz w:val="24"/>
+          <w:szCs w:val="24"/>
+          <w:rFonts w:ascii="Times New Roman" w:cs="Times New Roman" w:eastAsia="Times New Roman" w:hAnsi="Times New Roman"/>
+        </w:rPr>
+        <w:t xml:space="preserve">• des inventions nouvelles : la poterie conserve le grain, le tissage habille.</w:t>
+      </w:r>
+    </w:p>
+    <w:p>
+      <w:pPr>
+        <w:spacing w:after="80" w:line="300"/>
+        <w:jc w:val="both"/>
+      </w:pPr>
+      <w:r>
+        <w:rPr>
+          <w:b/>
+          <w:bCs/>
+          <w:i w:val="false"/>
+          <w:iCs w:val="false"/>
+          <w:color w:val="2E7D32"/>
+          <w:sz w:val="26"/>
+          <w:szCs w:val="26"/>
+          <w:rFonts w:ascii="Times New Roman" w:cs="Times New Roman" w:eastAsia="Times New Roman" w:hAnsi="Times New Roman"/>
+        </w:rPr>
+        <w:t xml:space="preserve">3. La révolution néolithique</w:t>
+      </w:r>
+    </w:p>
+    <w:p>
+      <w:pPr>
+        <w:spacing w:after="100" w:line="300"/>
+        <w:jc w:val="both"/>
+      </w:pPr>
+      <w:r>
+        <w:rPr>
+          <w:b w:val="false"/>
+          <w:bCs w:val="false"/>
+          <w:i w:val="false"/>
+          <w:iCs w:val="false"/>
+          <w:color w:val="000000"/>
+          <w:sz w:val="24"/>
+          <w:szCs w:val="24"/>
+          <w:rFonts w:ascii="Times New Roman" w:cs="Times New Roman" w:eastAsia="Times New Roman" w:hAnsi="Times New Roman"/>
+        </w:rPr>
+        <w:t xml:space="preserve">En produisant plus qu’il ne consomme, l’homme libère du temps : les métiers se spécialisent, les villages grossissent — jusqu’aux premières villes, où naîtra l’écriture, fin de la Préhistoire. On parle de révolution parce qu’en quelques millénaires, toute la vie humaine change : nourriture, habitat, outils, organisation.</w:t>
       </w:r>
     </w:p>
     <w:p>
@@ -9047,8 +11475,331 @@
     </w:p>
     <w:p>
       <w:pPr>
-        <w:spacing w:before="200" w:after="150"/>
-        <w:jc w:val="left"/>
+        <w:spacing w:after="120"/>
+      </w:pPr>
+    </w:p>
+    <w:tbl>
+      <w:tblPr>
+        <w:tblW w:type="dxa" w:w="9600"/>
+        <w:tblBorders>
+          <w:top w:val="single" w:color="B25000" w:sz="12"/>
+          <w:left w:val="single" w:color="B25000" w:sz="12"/>
+          <w:bottom w:val="single" w:color="B25000" w:sz="12"/>
+          <w:right w:val="single" w:color="B25000" w:sz="12"/>
+          <w:insideH w:val="none"/>
+          <w:insideV w:val="none"/>
+        </w:tblBorders>
+        <w:tblLayout w:type="fixed"/>
+      </w:tblPr>
+      <w:tblGrid>
+        <w:gridCol w:w="9600"/>
+      </w:tblGrid>
+      <w:tr>
+        <w:tc>
+          <w:tcPr>
+            <w:shd w:fill="FFF8EF" w:val="clear"/>
+            <w:tcMar>
+              <w:top w:type="dxa" w:w="140"/>
+              <w:left w:type="dxa" w:w="180"/>
+              <w:bottom w:type="dxa" w:w="140"/>
+              <w:right w:type="dxa" w:w="180"/>
+            </w:tcMar>
+          </w:tcPr>
+          <w:p>
+            <w:pPr>
+              <w:spacing w:after="90"/>
+            </w:pPr>
+            <w:r>
+              <w:rPr>
+                <w:b/>
+                <w:bCs/>
+                <w:i w:val="false"/>
+                <w:iCs w:val="false"/>
+                <w:color w:val="B25000"/>
+                <w:sz w:val="25"/>
+                <w:szCs w:val="25"/>
+                <w:rFonts w:ascii="Times New Roman" w:cs="Times New Roman" w:eastAsia="Times New Roman" w:hAnsi="Times New Roman"/>
+              </w:rPr>
+              <w:t xml:space="preserve">Document à étudier</w:t>
+            </w:r>
+          </w:p>
+          <w:p>
+            <w:pPr>
+              <w:spacing w:after="80" w:line="300"/>
+              <w:jc w:val="left"/>
+            </w:pPr>
+            <w:r>
+              <w:rPr>
+                <w:b/>
+                <w:bCs/>
+                <w:i w:val="false"/>
+                <w:iCs w:val="false"/>
+                <w:color w:val="000000"/>
+                <w:sz w:val="21"/>
+                <w:szCs w:val="21"/>
+                <w:rFonts w:ascii="Times New Roman" w:cs="Times New Roman" w:eastAsia="Times New Roman" w:hAnsi="Times New Roman"/>
+              </w:rPr>
+              <w:t xml:space="preserve">La grotte de Lascaux, « chapelle Sixtine de la Préhistoire » — d’après la présentation officielle du site de Lascaux (France) — extrait adapté</w:t>
+            </w:r>
+          </w:p>
+          <w:p>
+            <w:pPr>
+              <w:spacing w:after="100" w:line="300"/>
+              <w:jc w:val="both"/>
+            </w:pPr>
+            <w:r>
+              <w:rPr>
+                <w:b w:val="false"/>
+                <w:bCs w:val="false"/>
+                <w:i/>
+                <w:iCs/>
+                <w:color w:val="000000"/>
+                <w:sz w:val="24"/>
+                <w:szCs w:val="24"/>
+                <w:rFonts w:ascii="Times New Roman" w:cs="Times New Roman" w:eastAsia="Times New Roman" w:hAnsi="Times New Roman"/>
+              </w:rPr>
+              <w:t xml:space="preserve">« Découverte en 1940 par quatre adolescents, la grotte de Lascaux abrite l’un des plus grands ensembles d’art pariétal du Paléolithique : près de deux mille figures — chevaux, taureaux, cerfs — peintes il y a environ 17 000 ans à la lumière des torches. Les artistes utilisaient des pigments de terre broyée et travaillaient parfois sur des échafaudages. La grotte originale est aujourd’hui fermée au public pour protéger les peintures. »</w:t>
+            </w:r>
+          </w:p>
+          <w:p>
+            <w:pPr>
+              <w:spacing w:after="40" w:line="300"/>
+              <w:jc w:val="both"/>
+            </w:pPr>
+            <w:r>
+              <w:rPr>
+                <w:b w:val="false"/>
+                <w:bCs w:val="false"/>
+                <w:i w:val="false"/>
+                <w:iCs w:val="false"/>
+                <w:color w:val="000000"/>
+                <w:sz w:val="24"/>
+                <w:szCs w:val="24"/>
+                <w:rFonts w:ascii="Times New Roman" w:cs="Times New Roman" w:eastAsia="Times New Roman" w:hAnsi="Times New Roman"/>
+              </w:rPr>
+              <w:t xml:space="preserve">1. À quelle période de la Préhistoire les peintures de Lascaux appartiennent-elles ? Justifie par la date.</w:t>
+            </w:r>
+          </w:p>
+          <w:p>
+            <w:pPr>
+              <w:spacing w:after="40" w:line="300"/>
+              <w:jc w:val="both"/>
+            </w:pPr>
+            <w:r>
+              <w:rPr>
+                <w:b w:val="false"/>
+                <w:bCs w:val="false"/>
+                <w:i w:val="false"/>
+                <w:iCs w:val="false"/>
+                <w:color w:val="000000"/>
+                <w:sz w:val="24"/>
+                <w:szCs w:val="24"/>
+                <w:rFonts w:ascii="Times New Roman" w:cs="Times New Roman" w:eastAsia="Times New Roman" w:hAnsi="Times New Roman"/>
+              </w:rPr>
+              <w:t xml:space="preserve">2. Quels indices montrent que ces peintres étaient déjà de véritables artistes organisés ?</w:t>
+            </w:r>
+          </w:p>
+          <w:p>
+            <w:pPr>
+              <w:spacing w:after="40" w:line="300"/>
+              <w:jc w:val="both"/>
+            </w:pPr>
+            <w:r>
+              <w:rPr>
+                <w:b w:val="false"/>
+                <w:bCs w:val="false"/>
+                <w:i w:val="false"/>
+                <w:iCs w:val="false"/>
+                <w:color w:val="000000"/>
+                <w:sz w:val="24"/>
+                <w:szCs w:val="24"/>
+                <w:rFonts w:ascii="Times New Roman" w:cs="Times New Roman" w:eastAsia="Times New Roman" w:hAnsi="Times New Roman"/>
+              </w:rPr>
+              <w:t xml:space="preserve">3. Pourquoi la grotte originale est-elle fermée au public ?</w:t>
+            </w:r>
+          </w:p>
+          <w:p>
+            <w:pPr>
+              <w:spacing w:after="60"/>
+            </w:pPr>
+          </w:p>
+          <w:p>
+            <w:pPr>
+              <w:spacing w:after="40"/>
+            </w:pPr>
+            <w:r>
+              <w:rPr>
+                <w:b/>
+                <w:bCs/>
+                <w:i w:val="false"/>
+                <w:iCs w:val="false"/>
+                <w:color w:val="C2185B"/>
+                <w:sz w:val="22"/>
+                <w:szCs w:val="22"/>
+                <w:rFonts w:ascii="Times New Roman" w:cs="Times New Roman" w:eastAsia="Times New Roman" w:hAnsi="Times New Roman"/>
+              </w:rPr>
+              <w:t xml:space="preserve">Réponse 1. </w:t>
+            </w:r>
+            <w:r>
+              <w:rPr>
+                <w:b w:val="false"/>
+                <w:bCs w:val="false"/>
+                <w:i w:val="false"/>
+                <w:iCs w:val="false"/>
+                <w:color w:val="000000"/>
+                <w:sz w:val="22"/>
+                <w:szCs w:val="22"/>
+                <w:rFonts w:ascii="Times New Roman" w:cs="Times New Roman" w:eastAsia="Times New Roman" w:hAnsi="Times New Roman"/>
+              </w:rPr>
+              <w:t xml:space="preserve">Au Paléolithique : 17 000 ans avant nous, bien avant −12 000, borne du Néolithique.</w:t>
+            </w:r>
+          </w:p>
+          <w:p>
+            <w:pPr>
+              <w:spacing w:after="40"/>
+            </w:pPr>
+            <w:r>
+              <w:rPr>
+                <w:b/>
+                <w:bCs/>
+                <w:i w:val="false"/>
+                <w:iCs w:val="false"/>
+                <w:color w:val="C2185B"/>
+                <w:sz w:val="22"/>
+                <w:szCs w:val="22"/>
+                <w:rFonts w:ascii="Times New Roman" w:cs="Times New Roman" w:eastAsia="Times New Roman" w:hAnsi="Times New Roman"/>
+              </w:rPr>
+              <w:t xml:space="preserve">Réponse 2. </w:t>
+            </w:r>
+            <w:r>
+              <w:rPr>
+                <w:b w:val="false"/>
+                <w:bCs w:val="false"/>
+                <w:i w:val="false"/>
+                <w:iCs w:val="false"/>
+                <w:color w:val="000000"/>
+                <w:sz w:val="22"/>
+                <w:szCs w:val="22"/>
+                <w:rFonts w:ascii="Times New Roman" w:cs="Times New Roman" w:eastAsia="Times New Roman" w:hAnsi="Times New Roman"/>
+              </w:rPr>
+              <w:t xml:space="preserve">Près de deux mille figures, des pigments préparés (terre broyée), des échafaudages : un travail réfléchi et organisé.</w:t>
+            </w:r>
+          </w:p>
+          <w:p>
+            <w:pPr>
+              <w:spacing w:after="40"/>
+            </w:pPr>
+            <w:r>
+              <w:rPr>
+                <w:b/>
+                <w:bCs/>
+                <w:i w:val="false"/>
+                <w:iCs w:val="false"/>
+                <w:color w:val="C2185B"/>
+                <w:sz w:val="22"/>
+                <w:szCs w:val="22"/>
+                <w:rFonts w:ascii="Times New Roman" w:cs="Times New Roman" w:eastAsia="Times New Roman" w:hAnsi="Times New Roman"/>
+              </w:rPr>
+              <w:t xml:space="preserve">Réponse 3. </w:t>
+            </w:r>
+            <w:r>
+              <w:rPr>
+                <w:b w:val="false"/>
+                <w:bCs w:val="false"/>
+                <w:i w:val="false"/>
+                <w:iCs w:val="false"/>
+                <w:color w:val="000000"/>
+                <w:sz w:val="22"/>
+                <w:szCs w:val="22"/>
+                <w:rFonts w:ascii="Times New Roman" w:cs="Times New Roman" w:eastAsia="Times New Roman" w:hAnsi="Times New Roman"/>
+              </w:rPr>
+              <w:t xml:space="preserve">Pour protéger les peintures, fragiles, de la dégradation — un patrimoine de l’humanité se conserve.</w:t>
+            </w:r>
+          </w:p>
+        </w:tc>
+      </w:tr>
+    </w:tbl>
+    <w:p>
+      <w:pPr>
+        <w:spacing w:after="160"/>
+      </w:pPr>
+    </w:p>
+    <w:tbl>
+      <w:tblPr>
+        <w:tblW w:type="dxa" w:w="9600"/>
+        <w:tblBorders>
+          <w:top w:val="single" w:color="1565C0" w:sz="12"/>
+          <w:left w:val="single" w:color="1565C0" w:sz="12"/>
+          <w:bottom w:val="single" w:color="1565C0" w:sz="12"/>
+          <w:right w:val="single" w:color="1565C0" w:sz="12"/>
+          <w:insideH w:val="none"/>
+          <w:insideV w:val="none"/>
+        </w:tblBorders>
+        <w:tblLayout w:type="fixed"/>
+      </w:tblPr>
+      <w:tblGrid>
+        <w:gridCol w:w="9600"/>
+      </w:tblGrid>
+      <w:tr>
+        <w:tc>
+          <w:tcPr>
+            <w:shd w:fill="E3F2FD" w:val="clear"/>
+            <w:tcMar>
+              <w:top w:type="dxa" w:w="140"/>
+              <w:left w:type="dxa" w:w="180"/>
+              <w:bottom w:type="dxa" w:w="140"/>
+              <w:right w:type="dxa" w:w="180"/>
+            </w:tcMar>
+          </w:tcPr>
+          <w:p>
+            <w:pPr>
+              <w:spacing w:after="90"/>
+            </w:pPr>
+            <w:r>
+              <w:rPr>
+                <w:b/>
+                <w:bCs/>
+                <w:i w:val="false"/>
+                <w:iCs w:val="false"/>
+                <w:color w:val="1565C0"/>
+                <w:sz w:val="25"/>
+                <w:szCs w:val="25"/>
+                <w:rFonts w:ascii="Times New Roman" w:cs="Times New Roman" w:eastAsia="Times New Roman" w:hAnsi="Times New Roman"/>
+              </w:rPr>
+              <w:t xml:space="preserve">Le savais-tu ?</w:t>
+            </w:r>
+          </w:p>
+          <w:p>
+            <w:pPr>
+              <w:spacing w:after="0" w:line="300"/>
+              <w:jc w:val="both"/>
+            </w:pPr>
+            <w:r>
+              <w:rPr>
+                <w:b w:val="false"/>
+                <w:bCs w:val="false"/>
+                <w:i w:val="false"/>
+                <w:iCs w:val="false"/>
+                <w:color w:val="000000"/>
+                <w:sz w:val="22"/>
+                <w:szCs w:val="22"/>
+                <w:rFonts w:ascii="Times New Roman" w:cs="Times New Roman" w:eastAsia="Times New Roman" w:hAnsi="Times New Roman"/>
+              </w:rPr>
+              <w:t xml:space="preserve">La grotte de Lascaux, en France, abrite des centaines de peintures d’il y a 17 000 ans : chevaux, taureaux, cerfs tracés à la lumière des torches par des artistes du Paléolithique. On l’appelle la « chapelle Sixtine de la Préhistoire » — la preuve que bien avant l’écriture, l’homme savait déjà raconter avec des images.</w:t>
+            </w:r>
+          </w:p>
+        </w:tc>
+      </w:tr>
+    </w:tbl>
+    <w:p>
+      <w:pPr>
+        <w:spacing w:after="160"/>
+      </w:pPr>
+    </w:p>
+    <w:p>
+      <w:pPr>
+        <w:spacing w:after="80" w:line="300"/>
+        <w:jc w:val="both"/>
       </w:pPr>
       <w:r>
         <w:rPr>
@@ -9057,166 +11808,337 @@
           <w:i w:val="false"/>
           <w:iCs w:val="false"/>
           <w:color w:val="2E7D32"/>
-          <w:sz w:val="28"/>
-          <w:szCs w:val="28"/>
-          <w:rFonts w:ascii="Times New Roman" w:cs="Times New Roman" w:eastAsia="Times New Roman" w:hAnsi="Times New Roman"/>
-        </w:rPr>
-        <w:t xml:space="preserve">Méthode</w:t>
-      </w:r>
-    </w:p>
-    <w:p>
-      <w:pPr>
-        <w:spacing w:after="60" w:line="300"/>
-        <w:jc w:val="both"/>
-      </w:pPr>
-      <w:r>
-        <w:rPr>
-          <w:b w:val="false"/>
-          <w:bCs w:val="false"/>
-          <w:i w:val="false"/>
-          <w:iCs w:val="false"/>
-          <w:color w:val="000000"/>
-          <w:sz w:val="24"/>
-          <w:szCs w:val="24"/>
-          <w:rFonts w:ascii="Times New Roman" w:cs="Times New Roman" w:eastAsia="Times New Roman" w:hAnsi="Times New Roman"/>
-        </w:rPr>
-        <w:t xml:space="preserve">1. Identifier les indices : outils taillés ou polis ? nourriture prélevée ou produite ?</w:t>
-      </w:r>
-    </w:p>
-    <w:p>
-      <w:pPr>
-        <w:spacing w:after="60" w:line="300"/>
-        <w:jc w:val="both"/>
-      </w:pPr>
-      <w:r>
-        <w:rPr>
-          <w:b w:val="false"/>
-          <w:bCs w:val="false"/>
-          <w:i w:val="false"/>
-          <w:iCs w:val="false"/>
-          <w:color w:val="000000"/>
-          <w:sz w:val="24"/>
-          <w:szCs w:val="24"/>
-          <w:rFonts w:ascii="Times New Roman" w:cs="Times New Roman" w:eastAsia="Times New Roman" w:hAnsi="Times New Roman"/>
-        </w:rPr>
-        <w:t xml:space="preserve">2. En déduire le mode de vie : nomade ou sédentaire.</w:t>
-      </w:r>
-    </w:p>
-    <w:p>
-      <w:pPr>
-        <w:spacing w:after="60" w:line="300"/>
-        <w:jc w:val="both"/>
-      </w:pPr>
-      <w:r>
-        <w:rPr>
-          <w:b w:val="false"/>
-          <w:bCs w:val="false"/>
-          <w:i w:val="false"/>
-          <w:iCs w:val="false"/>
-          <w:color w:val="000000"/>
-          <w:sz w:val="24"/>
-          <w:szCs w:val="24"/>
-          <w:rFonts w:ascii="Times New Roman" w:cs="Times New Roman" w:eastAsia="Times New Roman" w:hAnsi="Times New Roman"/>
-        </w:rPr>
-        <w:t xml:space="preserve">3. Conclure : Paléolithique ou Néolithique, et justifier par deux caractéristiques.</w:t>
-      </w:r>
-    </w:p>
-    <w:p>
-      <w:pPr>
-        <w:spacing w:after="110" w:line="300"/>
-        <w:jc w:val="both"/>
-      </w:pPr>
-      <w:r>
-        <w:rPr>
-          <w:b/>
-          <w:bCs/>
-          <w:i w:val="false"/>
-          <w:iCs w:val="false"/>
-          <w:color w:val="1F4E79"/>
-          <w:sz w:val="24"/>
-          <w:szCs w:val="24"/>
-          <w:rFonts w:ascii="Times New Roman" w:cs="Times New Roman" w:eastAsia="Times New Roman" w:hAnsi="Times New Roman"/>
-        </w:rPr>
-        <w:t xml:space="preserve">Exemple — </w:t>
-      </w:r>
-      <w:r>
-        <w:rPr>
-          <w:b w:val="false"/>
-          <w:bCs w:val="false"/>
-          <w:i w:val="false"/>
-          <w:iCs w:val="false"/>
-          <w:color w:val="000000"/>
-          <w:sz w:val="24"/>
-          <w:szCs w:val="24"/>
-          <w:rFonts w:ascii="Times New Roman" w:cs="Times New Roman" w:eastAsia="Times New Roman" w:hAnsi="Times New Roman"/>
-        </w:rPr>
-        <w:t xml:space="preserve">Un site livre des faucilles, des meules et des restes de maisons : outils agricoles + habitat fixe → Néolithique. Un autre livre des bifaces et des foyers dans une grotte : pierre taillée + abri temporaire → Paléolithique.</w:t>
-      </w:r>
-    </w:p>
-    <w:p>
-      <w:pPr>
-        <w:spacing w:after="110" w:line="300"/>
-        <w:jc w:val="both"/>
-      </w:pPr>
-      <w:r>
-        <w:rPr>
-          <w:b/>
-          <w:bCs/>
-          <w:i w:val="false"/>
-          <w:iCs w:val="false"/>
-          <w:color w:val="B25000"/>
-          <w:sz w:val="24"/>
-          <w:szCs w:val="24"/>
-          <w:rFonts w:ascii="Times New Roman" w:cs="Times New Roman" w:eastAsia="Times New Roman" w:hAnsi="Times New Roman"/>
-        </w:rPr>
-        <w:t xml:space="preserve">Erreur à éviter — </w:t>
-      </w:r>
-      <w:r>
-        <w:rPr>
-          <w:b w:val="false"/>
-          <w:bCs w:val="false"/>
-          <w:i w:val="false"/>
-          <w:iCs w:val="false"/>
-          <w:color w:val="000000"/>
-          <w:sz w:val="24"/>
-          <w:szCs w:val="24"/>
-          <w:rFonts w:ascii="Times New Roman" w:cs="Times New Roman" w:eastAsia="Times New Roman" w:hAnsi="Times New Roman"/>
-        </w:rPr>
-        <w:t xml:space="preserve">Croire que les hommes préhistoriques vivaient au temps des dinosaures : les dinosaures ont disparu environ 60 millions d’années avant l’apparition de l’Homme. La Préhistoire est l’histoire des hommes — pas celle des dinosaures.</w:t>
-      </w:r>
-    </w:p>
-    <w:p>
-      <w:pPr>
-        <w:shd w:fill="E3F2FD" w:val="clear"/>
-        <w:spacing w:after="110" w:line="300"/>
-        <w:jc w:val="both"/>
-      </w:pPr>
-      <w:r>
-        <w:rPr>
-          <w:b/>
-          <w:bCs/>
-          <w:i w:val="false"/>
-          <w:iCs w:val="false"/>
-          <w:color w:val="1565C0"/>
-          <w:sz w:val="24"/>
-          <w:szCs w:val="24"/>
-          <w:rFonts w:ascii="Times New Roman" w:cs="Times New Roman" w:eastAsia="Times New Roman" w:hAnsi="Times New Roman"/>
-        </w:rPr>
-        <w:t xml:space="preserve">Le savais-tu ? </w:t>
-      </w:r>
-      <w:r>
-        <w:rPr>
-          <w:b w:val="false"/>
-          <w:bCs w:val="false"/>
-          <w:i w:val="false"/>
-          <w:iCs w:val="false"/>
-          <w:color w:val="000000"/>
-          <w:sz w:val="24"/>
-          <w:szCs w:val="24"/>
-          <w:rFonts w:ascii="Times New Roman" w:cs="Times New Roman" w:eastAsia="Times New Roman" w:hAnsi="Times New Roman"/>
-        </w:rPr>
-        <w:t xml:space="preserve">La grotte de Lascaux, en France, abrite des centaines de peintures d’il y a 17 000 ans : chevaux, taureaux, cerfs tracés à la lumière des torches par des artistes du Paléolithique. On l’appelle la « chapelle Sixtine de la Préhistoire » — la preuve que bien avant l’écriture, l’homme savait déjà raconter avec des images.</w:t>
-      </w:r>
+          <w:sz w:val="26"/>
+          <w:szCs w:val="26"/>
+          <w:rFonts w:ascii="Times New Roman" w:cs="Times New Roman" w:eastAsia="Times New Roman" w:hAnsi="Times New Roman"/>
+        </w:rPr>
+        <w:t xml:space="preserve">Petit lexique</w:t>
+      </w:r>
+    </w:p>
+    <w:tbl>
+      <w:tblPr>
+        <w:tblW w:type="dxa" w:w="9600"/>
+        <w:tblBorders>
+          <w:top w:val="single" w:color="808080" w:sz="4"/>
+          <w:left w:val="single" w:color="808080" w:sz="4"/>
+          <w:bottom w:val="single" w:color="808080" w:sz="4"/>
+          <w:right w:val="single" w:color="808080" w:sz="4"/>
+          <w:insideH w:val="single" w:color="B0B0B0" w:sz="4"/>
+          <w:insideV w:val="single" w:color="B0B0B0" w:sz="4"/>
+        </w:tblBorders>
+        <w:tblLayout w:type="fixed"/>
+      </w:tblPr>
+      <w:tblGrid>
+        <w:gridCol w:w="2800"/>
+        <w:gridCol w:w="6800"/>
+      </w:tblGrid>
+      <w:tr>
+        <w:tc>
+          <w:tcPr>
+            <w:shd w:fill="E7E6E6" w:val="clear"/>
+            <w:tcMar>
+              <w:top w:type="dxa" w:w="80"/>
+              <w:left w:type="dxa" w:w="80"/>
+              <w:bottom w:type="dxa" w:w="80"/>
+              <w:right w:type="dxa" w:w="80"/>
+            </w:tcMar>
+          </w:tcPr>
+          <w:p>
+            <w:pPr>
+              <w:spacing w:after="40"/>
+              <w:jc w:val="left"/>
+            </w:pPr>
+            <w:r>
+              <w:rPr>
+                <w:b/>
+                <w:bCs/>
+                <w:i w:val="false"/>
+                <w:iCs w:val="false"/>
+                <w:color w:val="000000"/>
+                <w:sz w:val="20"/>
+                <w:szCs w:val="20"/>
+                <w:rFonts w:ascii="Times New Roman" w:cs="Times New Roman" w:eastAsia="Times New Roman" w:hAnsi="Times New Roman"/>
+              </w:rPr>
+              <w:t xml:space="preserve">Mot</w:t>
+            </w:r>
+          </w:p>
+        </w:tc>
+        <w:tc>
+          <w:tcPr>
+            <w:shd w:fill="E7E6E6" w:val="clear"/>
+            <w:tcMar>
+              <w:top w:type="dxa" w:w="80"/>
+              <w:left w:type="dxa" w:w="80"/>
+              <w:bottom w:type="dxa" w:w="80"/>
+              <w:right w:type="dxa" w:w="80"/>
+            </w:tcMar>
+          </w:tcPr>
+          <w:p>
+            <w:pPr>
+              <w:spacing w:after="40"/>
+              <w:jc w:val="left"/>
+            </w:pPr>
+            <w:r>
+              <w:rPr>
+                <w:b/>
+                <w:bCs/>
+                <w:i w:val="false"/>
+                <w:iCs w:val="false"/>
+                <w:color w:val="000000"/>
+                <w:sz w:val="20"/>
+                <w:szCs w:val="20"/>
+                <w:rFonts w:ascii="Times New Roman" w:cs="Times New Roman" w:eastAsia="Times New Roman" w:hAnsi="Times New Roman"/>
+              </w:rPr>
+              <w:t xml:space="preserve">Sens</w:t>
+            </w:r>
+          </w:p>
+        </w:tc>
+      </w:tr>
+      <w:tr>
+        <w:tc>
+          <w:tcPr>
+            <w:tcMar>
+              <w:top w:type="dxa" w:w="80"/>
+              <w:left w:type="dxa" w:w="80"/>
+              <w:bottom w:type="dxa" w:w="80"/>
+              <w:right w:type="dxa" w:w="80"/>
+            </w:tcMar>
+          </w:tcPr>
+          <w:p>
+            <w:pPr>
+              <w:spacing w:after="40"/>
+              <w:jc w:val="left"/>
+            </w:pPr>
+            <w:r>
+              <w:rPr>
+                <w:b/>
+                <w:bCs/>
+                <w:i w:val="false"/>
+                <w:iCs w:val="false"/>
+                <w:color w:val="000000"/>
+                <w:sz w:val="20"/>
+                <w:szCs w:val="20"/>
+                <w:rFonts w:ascii="Times New Roman" w:cs="Times New Roman" w:eastAsia="Times New Roman" w:hAnsi="Times New Roman"/>
+              </w:rPr>
+              <w:t xml:space="preserve">Paléolithique</w:t>
+            </w:r>
+          </w:p>
+        </w:tc>
+        <w:tc>
+          <w:tcPr>
+            <w:tcMar>
+              <w:top w:type="dxa" w:w="80"/>
+              <w:left w:type="dxa" w:w="80"/>
+              <w:bottom w:type="dxa" w:w="80"/>
+              <w:right w:type="dxa" w:w="80"/>
+            </w:tcMar>
+          </w:tcPr>
+          <w:p>
+            <w:pPr>
+              <w:spacing w:after="40"/>
+              <w:jc w:val="left"/>
+            </w:pPr>
+            <w:r>
+              <w:rPr>
+                <w:b w:val="false"/>
+                <w:bCs w:val="false"/>
+                <w:i w:val="false"/>
+                <w:iCs w:val="false"/>
+                <w:color w:val="000000"/>
+                <w:sz w:val="20"/>
+                <w:szCs w:val="20"/>
+                <w:rFonts w:ascii="Times New Roman" w:cs="Times New Roman" w:eastAsia="Times New Roman" w:hAnsi="Times New Roman"/>
+              </w:rPr>
+              <w:t xml:space="preserve">âge de la pierre taillée (palaios = ancien, lithos = pierre)</w:t>
+            </w:r>
+          </w:p>
+        </w:tc>
+      </w:tr>
+      <w:tr>
+        <w:tc>
+          <w:tcPr>
+            <w:tcMar>
+              <w:top w:type="dxa" w:w="80"/>
+              <w:left w:type="dxa" w:w="80"/>
+              <w:bottom w:type="dxa" w:w="80"/>
+              <w:right w:type="dxa" w:w="80"/>
+            </w:tcMar>
+          </w:tcPr>
+          <w:p>
+            <w:pPr>
+              <w:spacing w:after="40"/>
+              <w:jc w:val="left"/>
+            </w:pPr>
+            <w:r>
+              <w:rPr>
+                <w:b/>
+                <w:bCs/>
+                <w:i w:val="false"/>
+                <w:iCs w:val="false"/>
+                <w:color w:val="000000"/>
+                <w:sz w:val="20"/>
+                <w:szCs w:val="20"/>
+                <w:rFonts w:ascii="Times New Roman" w:cs="Times New Roman" w:eastAsia="Times New Roman" w:hAnsi="Times New Roman"/>
+              </w:rPr>
+              <w:t xml:space="preserve">Néolithique</w:t>
+            </w:r>
+          </w:p>
+        </w:tc>
+        <w:tc>
+          <w:tcPr>
+            <w:tcMar>
+              <w:top w:type="dxa" w:w="80"/>
+              <w:left w:type="dxa" w:w="80"/>
+              <w:bottom w:type="dxa" w:w="80"/>
+              <w:right w:type="dxa" w:w="80"/>
+            </w:tcMar>
+          </w:tcPr>
+          <w:p>
+            <w:pPr>
+              <w:spacing w:after="40"/>
+              <w:jc w:val="left"/>
+            </w:pPr>
+            <w:r>
+              <w:rPr>
+                <w:b w:val="false"/>
+                <w:bCs w:val="false"/>
+                <w:i w:val="false"/>
+                <w:iCs w:val="false"/>
+                <w:color w:val="000000"/>
+                <w:sz w:val="20"/>
+                <w:szCs w:val="20"/>
+                <w:rFonts w:ascii="Times New Roman" w:cs="Times New Roman" w:eastAsia="Times New Roman" w:hAnsi="Times New Roman"/>
+              </w:rPr>
+              <w:t xml:space="preserve">âge de la pierre polie (neos = nouveau)</w:t>
+            </w:r>
+          </w:p>
+        </w:tc>
+      </w:tr>
+      <w:tr>
+        <w:tc>
+          <w:tcPr>
+            <w:tcMar>
+              <w:top w:type="dxa" w:w="80"/>
+              <w:left w:type="dxa" w:w="80"/>
+              <w:bottom w:type="dxa" w:w="80"/>
+              <w:right w:type="dxa" w:w="80"/>
+            </w:tcMar>
+          </w:tcPr>
+          <w:p>
+            <w:pPr>
+              <w:spacing w:after="40"/>
+              <w:jc w:val="left"/>
+            </w:pPr>
+            <w:r>
+              <w:rPr>
+                <w:b/>
+                <w:bCs/>
+                <w:i w:val="false"/>
+                <w:iCs w:val="false"/>
+                <w:color w:val="000000"/>
+                <w:sz w:val="20"/>
+                <w:szCs w:val="20"/>
+                <w:rFonts w:ascii="Times New Roman" w:cs="Times New Roman" w:eastAsia="Times New Roman" w:hAnsi="Times New Roman"/>
+              </w:rPr>
+              <w:t xml:space="preserve">Nomadisme</w:t>
+            </w:r>
+          </w:p>
+        </w:tc>
+        <w:tc>
+          <w:tcPr>
+            <w:tcMar>
+              <w:top w:type="dxa" w:w="80"/>
+              <w:left w:type="dxa" w:w="80"/>
+              <w:bottom w:type="dxa" w:w="80"/>
+              <w:right w:type="dxa" w:w="80"/>
+            </w:tcMar>
+          </w:tcPr>
+          <w:p>
+            <w:pPr>
+              <w:spacing w:after="40"/>
+              <w:jc w:val="left"/>
+            </w:pPr>
+            <w:r>
+              <w:rPr>
+                <w:b w:val="false"/>
+                <w:bCs w:val="false"/>
+                <w:i w:val="false"/>
+                <w:iCs w:val="false"/>
+                <w:color w:val="000000"/>
+                <w:sz w:val="20"/>
+                <w:szCs w:val="20"/>
+                <w:rFonts w:ascii="Times New Roman" w:cs="Times New Roman" w:eastAsia="Times New Roman" w:hAnsi="Times New Roman"/>
+              </w:rPr>
+              <w:t xml:space="preserve">vie en déplacement, sans habitat fixe</w:t>
+            </w:r>
+          </w:p>
+        </w:tc>
+      </w:tr>
+      <w:tr>
+        <w:tc>
+          <w:tcPr>
+            <w:tcMar>
+              <w:top w:type="dxa" w:w="80"/>
+              <w:left w:type="dxa" w:w="80"/>
+              <w:bottom w:type="dxa" w:w="80"/>
+              <w:right w:type="dxa" w:w="80"/>
+            </w:tcMar>
+          </w:tcPr>
+          <w:p>
+            <w:pPr>
+              <w:spacing w:after="40"/>
+              <w:jc w:val="left"/>
+            </w:pPr>
+            <w:r>
+              <w:rPr>
+                <w:b/>
+                <w:bCs/>
+                <w:i w:val="false"/>
+                <w:iCs w:val="false"/>
+                <w:color w:val="000000"/>
+                <w:sz w:val="20"/>
+                <w:szCs w:val="20"/>
+                <w:rFonts w:ascii="Times New Roman" w:cs="Times New Roman" w:eastAsia="Times New Roman" w:hAnsi="Times New Roman"/>
+              </w:rPr>
+              <w:t xml:space="preserve">Sédentarisation</w:t>
+            </w:r>
+          </w:p>
+        </w:tc>
+        <w:tc>
+          <w:tcPr>
+            <w:tcMar>
+              <w:top w:type="dxa" w:w="80"/>
+              <w:left w:type="dxa" w:w="80"/>
+              <w:bottom w:type="dxa" w:w="80"/>
+              <w:right w:type="dxa" w:w="80"/>
+            </w:tcMar>
+          </w:tcPr>
+          <w:p>
+            <w:pPr>
+              <w:spacing w:after="40"/>
+              <w:jc w:val="left"/>
+            </w:pPr>
+            <w:r>
+              <w:rPr>
+                <w:b w:val="false"/>
+                <w:bCs w:val="false"/>
+                <w:i w:val="false"/>
+                <w:iCs w:val="false"/>
+                <w:color w:val="000000"/>
+                <w:sz w:val="20"/>
+                <w:szCs w:val="20"/>
+                <w:rFonts w:ascii="Times New Roman" w:cs="Times New Roman" w:eastAsia="Times New Roman" w:hAnsi="Times New Roman"/>
+              </w:rPr>
+              <w:t xml:space="preserve">installation durable en un lieu : villages, maisons</w:t>
+            </w:r>
+          </w:p>
+        </w:tc>
+      </w:tr>
+    </w:tbl>
+    <w:p>
+      <w:pPr>
+        <w:spacing w:after="120"/>
+      </w:pPr>
     </w:p>
     <w:p>
       <w:pPr>
@@ -10880,152 +13802,152 @@
                 <w:szCs w:val="20"/>
                 <w:rFonts w:ascii="Times New Roman" w:cs="Times New Roman" w:eastAsia="Times New Roman" w:hAnsi="Times New Roman"/>
               </w:rPr>
-              <w:t xml:space="preserve">3. Observation</w:t>
-            </w:r>
-          </w:p>
-        </w:tc>
-        <w:tc>
-          <w:tcPr>
-            <w:tcMar>
-              <w:top w:type="dxa" w:w="80"/>
-              <w:left w:type="dxa" w:w="80"/>
-              <w:bottom w:type="dxa" w:w="80"/>
-              <w:right w:type="dxa" w:w="80"/>
-            </w:tcMar>
-          </w:tcPr>
-          <w:p>
-            <w:pPr>
-              <w:spacing w:after="40"/>
-              <w:jc w:val="left"/>
-            </w:pPr>
-            <w:r>
-              <w:rPr>
-                <w:b w:val="false"/>
-                <w:bCs w:val="false"/>
-                <w:i w:val="false"/>
-                <w:iCs w:val="false"/>
-                <w:color w:val="000000"/>
-                <w:sz w:val="20"/>
-                <w:szCs w:val="20"/>
-                <w:rFonts w:ascii="Times New Roman" w:cs="Times New Roman" w:eastAsia="Times New Roman" w:hAnsi="Times New Roman"/>
-              </w:rPr>
-              <w:t xml:space="preserve">On attribue un foyer de feu ancien à l’Homo erectus (maîtrise du feu) ; des galets aménagés à l’Homo habilis (premiers outils) ; une sépulture à Néandertal ou Sapiens (pensée symbolique).</w:t>
-            </w:r>
-          </w:p>
-        </w:tc>
-        <w:tc>
-          <w:tcPr>
-            <w:tcMar>
-              <w:top w:type="dxa" w:w="80"/>
-              <w:left w:type="dxa" w:w="80"/>
-              <w:bottom w:type="dxa" w:w="80"/>
-              <w:right w:type="dxa" w:w="80"/>
-            </w:tcMar>
-          </w:tcPr>
-          <w:p>
-            <w:pPr>
-              <w:spacing w:after="40"/>
-              <w:jc w:val="left"/>
-            </w:pPr>
-            <w:r>
-              <w:rPr>
-                <w:b w:val="false"/>
-                <w:bCs w:val="false"/>
-                <w:i w:val="false"/>
-                <w:iCs w:val="false"/>
-                <w:color w:val="000000"/>
-                <w:sz w:val="20"/>
-                <w:szCs w:val="20"/>
-                <w:rFonts w:ascii="Times New Roman" w:cs="Times New Roman" w:eastAsia="Times New Roman" w:hAnsi="Times New Roman"/>
-              </w:rPr>
-              <w:t xml:space="preserve">Observent l’exemple résolu.</w:t>
-            </w:r>
-          </w:p>
-        </w:tc>
-        <w:tc>
-          <w:tcPr>
-            <w:tcMar>
-              <w:top w:type="dxa" w:w="80"/>
-              <w:left w:type="dxa" w:w="80"/>
-              <w:bottom w:type="dxa" w:w="80"/>
-              <w:right w:type="dxa" w:w="80"/>
-            </w:tcMar>
-          </w:tcPr>
-          <w:p>
-            <w:pPr>
-              <w:spacing w:after="40"/>
-              <w:jc w:val="left"/>
-            </w:pPr>
-            <w:r>
-              <w:rPr>
-                <w:b w:val="false"/>
-                <w:bCs w:val="false"/>
-                <w:i w:val="false"/>
-                <w:iCs w:val="false"/>
-                <w:color w:val="000000"/>
-                <w:sz w:val="20"/>
-                <w:szCs w:val="20"/>
-                <w:rFonts w:ascii="Times New Roman" w:cs="Times New Roman" w:eastAsia="Times New Roman" w:hAnsi="Times New Roman"/>
-              </w:rPr>
-              <w:t xml:space="preserve">Observation dirigée</w:t>
-            </w:r>
-          </w:p>
-        </w:tc>
-        <w:tc>
-          <w:tcPr>
-            <w:tcMar>
-              <w:top w:type="dxa" w:w="80"/>
-              <w:left w:type="dxa" w:w="80"/>
-              <w:bottom w:type="dxa" w:w="80"/>
-              <w:right w:type="dxa" w:w="80"/>
-            </w:tcMar>
-          </w:tcPr>
-          <w:p>
-            <w:pPr>
-              <w:spacing w:after="40"/>
-              <w:jc w:val="left"/>
-            </w:pPr>
-            <w:r>
-              <w:rPr>
-                <w:b w:val="false"/>
-                <w:bCs w:val="false"/>
-                <w:i w:val="false"/>
-                <w:iCs w:val="false"/>
-                <w:color w:val="000000"/>
-                <w:sz w:val="20"/>
-                <w:szCs w:val="20"/>
-                <w:rFonts w:ascii="Times New Roman" w:cs="Times New Roman" w:eastAsia="Times New Roman" w:hAnsi="Times New Roman"/>
-              </w:rPr>
-              <w:t xml:space="preserve">Document imprimé</w:t>
-            </w:r>
-          </w:p>
-        </w:tc>
-        <w:tc>
-          <w:tcPr>
-            <w:tcMar>
-              <w:top w:type="dxa" w:w="80"/>
-              <w:left w:type="dxa" w:w="80"/>
-              <w:bottom w:type="dxa" w:w="80"/>
-              <w:right w:type="dxa" w:w="80"/>
-            </w:tcMar>
-          </w:tcPr>
-          <w:p>
-            <w:pPr>
-              <w:spacing w:after="40"/>
-              <w:jc w:val="left"/>
-            </w:pPr>
-            <w:r>
-              <w:rPr>
-                <w:b w:val="false"/>
-                <w:bCs w:val="false"/>
-                <w:i w:val="false"/>
-                <w:iCs w:val="false"/>
-                <w:color w:val="000000"/>
-                <w:sz w:val="20"/>
-                <w:szCs w:val="20"/>
-                <w:rFonts w:ascii="Times New Roman" w:cs="Times New Roman" w:eastAsia="Times New Roman" w:hAnsi="Times New Roman"/>
-              </w:rPr>
-              <w:t xml:space="preserve">Compréhension</w:t>
+              <w:t xml:space="preserve">3. Développement</w:t>
+            </w:r>
+          </w:p>
+        </w:tc>
+        <w:tc>
+          <w:tcPr>
+            <w:tcMar>
+              <w:top w:type="dxa" w:w="80"/>
+              <w:left w:type="dxa" w:w="80"/>
+              <w:bottom w:type="dxa" w:w="80"/>
+              <w:right w:type="dxa" w:w="80"/>
+            </w:tcMar>
+          </w:tcPr>
+          <w:p>
+            <w:pPr>
+              <w:spacing w:after="40"/>
+              <w:jc w:val="left"/>
+            </w:pPr>
+            <w:r>
+              <w:rPr>
+                <w:b w:val="false"/>
+                <w:bCs w:val="false"/>
+                <w:i w:val="false"/>
+                <w:iCs w:val="false"/>
+                <w:color w:val="000000"/>
+                <w:sz w:val="20"/>
+                <w:szCs w:val="20"/>
+                <w:rFonts w:ascii="Times New Roman" w:cs="Times New Roman" w:eastAsia="Times New Roman" w:hAnsi="Times New Roman"/>
+              </w:rPr>
+              <w:t xml:space="preserve">Développe la leçon partie par partie : Les six étapes de l’évolution ; Deux lignes de lecture : biologique et technique ; Un arbre, pas une échelle.</w:t>
+            </w:r>
+          </w:p>
+        </w:tc>
+        <w:tc>
+          <w:tcPr>
+            <w:tcMar>
+              <w:top w:type="dxa" w:w="80"/>
+              <w:left w:type="dxa" w:w="80"/>
+              <w:bottom w:type="dxa" w:w="80"/>
+              <w:right w:type="dxa" w:w="80"/>
+            </w:tcMar>
+          </w:tcPr>
+          <w:p>
+            <w:pPr>
+              <w:spacing w:after="40"/>
+              <w:jc w:val="left"/>
+            </w:pPr>
+            <w:r>
+              <w:rPr>
+                <w:b w:val="false"/>
+                <w:bCs w:val="false"/>
+                <w:i w:val="false"/>
+                <w:iCs w:val="false"/>
+                <w:color w:val="000000"/>
+                <w:sz w:val="20"/>
+                <w:szCs w:val="20"/>
+                <w:rFonts w:ascii="Times New Roman" w:cs="Times New Roman" w:eastAsia="Times New Roman" w:hAnsi="Times New Roman"/>
+              </w:rPr>
+              <w:t xml:space="preserve">Écoutent, répondent aux questions et notent les mots-clés.</w:t>
+            </w:r>
+          </w:p>
+        </w:tc>
+        <w:tc>
+          <w:tcPr>
+            <w:tcMar>
+              <w:top w:type="dxa" w:w="80"/>
+              <w:left w:type="dxa" w:w="80"/>
+              <w:bottom w:type="dxa" w:w="80"/>
+              <w:right w:type="dxa" w:w="80"/>
+            </w:tcMar>
+          </w:tcPr>
+          <w:p>
+            <w:pPr>
+              <w:spacing w:after="40"/>
+              <w:jc w:val="left"/>
+            </w:pPr>
+            <w:r>
+              <w:rPr>
+                <w:b w:val="false"/>
+                <w:bCs w:val="false"/>
+                <w:i w:val="false"/>
+                <w:iCs w:val="false"/>
+                <w:color w:val="000000"/>
+                <w:sz w:val="20"/>
+                <w:szCs w:val="20"/>
+                <w:rFonts w:ascii="Times New Roman" w:cs="Times New Roman" w:eastAsia="Times New Roman" w:hAnsi="Times New Roman"/>
+              </w:rPr>
+              <w:t xml:space="preserve">Exposé interactif, questions-réponses</w:t>
+            </w:r>
+          </w:p>
+        </w:tc>
+        <w:tc>
+          <w:tcPr>
+            <w:tcMar>
+              <w:top w:type="dxa" w:w="80"/>
+              <w:left w:type="dxa" w:w="80"/>
+              <w:bottom w:type="dxa" w:w="80"/>
+              <w:right w:type="dxa" w:w="80"/>
+            </w:tcMar>
+          </w:tcPr>
+          <w:p>
+            <w:pPr>
+              <w:spacing w:after="40"/>
+              <w:jc w:val="left"/>
+            </w:pPr>
+            <w:r>
+              <w:rPr>
+                <w:b w:val="false"/>
+                <w:bCs w:val="false"/>
+                <w:i w:val="false"/>
+                <w:iCs w:val="false"/>
+                <w:color w:val="000000"/>
+                <w:sz w:val="20"/>
+                <w:szCs w:val="20"/>
+                <w:rFonts w:ascii="Times New Roman" w:cs="Times New Roman" w:eastAsia="Times New Roman" w:hAnsi="Times New Roman"/>
+              </w:rPr>
+              <w:t xml:space="preserve">Tableau, frises, cartes</w:t>
+            </w:r>
+          </w:p>
+        </w:tc>
+        <w:tc>
+          <w:tcPr>
+            <w:tcMar>
+              <w:top w:type="dxa" w:w="80"/>
+              <w:left w:type="dxa" w:w="80"/>
+              <w:bottom w:type="dxa" w:w="80"/>
+              <w:right w:type="dxa" w:w="80"/>
+            </w:tcMar>
+          </w:tcPr>
+          <w:p>
+            <w:pPr>
+              <w:spacing w:after="40"/>
+              <w:jc w:val="left"/>
+            </w:pPr>
+            <w:r>
+              <w:rPr>
+                <w:b w:val="false"/>
+                <w:bCs w:val="false"/>
+                <w:i w:val="false"/>
+                <w:iCs w:val="false"/>
+                <w:color w:val="000000"/>
+                <w:sz w:val="20"/>
+                <w:szCs w:val="20"/>
+                <w:rFonts w:ascii="Times New Roman" w:cs="Times New Roman" w:eastAsia="Times New Roman" w:hAnsi="Times New Roman"/>
+              </w:rPr>
+              <w:t xml:space="preserve">Attention, participation</w:t>
             </w:r>
           </w:p>
         </w:tc>
@@ -11056,152 +13978,152 @@
                 <w:szCs w:val="20"/>
                 <w:rFonts w:ascii="Times New Roman" w:cs="Times New Roman" w:eastAsia="Times New Roman" w:hAnsi="Times New Roman"/>
               </w:rPr>
-              <w:t xml:space="preserve">4. Analyse</w:t>
-            </w:r>
-          </w:p>
-        </w:tc>
-        <w:tc>
-          <w:tcPr>
-            <w:tcMar>
-              <w:top w:type="dxa" w:w="80"/>
-              <w:left w:type="dxa" w:w="80"/>
-              <w:bottom w:type="dxa" w:w="80"/>
-              <w:right w:type="dxa" w:w="80"/>
-            </w:tcMar>
-          </w:tcPr>
-          <w:p>
-            <w:pPr>
-              <w:spacing w:after="40"/>
-              <w:jc w:val="left"/>
-            </w:pPr>
-            <w:r>
-              <w:rPr>
-                <w:b w:val="false"/>
-                <w:bCs w:val="false"/>
-                <w:i w:val="false"/>
-                <w:iCs w:val="false"/>
-                <w:color w:val="000000"/>
-                <w:sz w:val="20"/>
-                <w:szCs w:val="20"/>
-                <w:rFonts w:ascii="Times New Roman" w:cs="Times New Roman" w:eastAsia="Times New Roman" w:hAnsi="Times New Roman"/>
-              </w:rPr>
-              <w:t xml:space="preserve">Guide l’analyse : L’Australopithèque, apparu en Afrique, marche debout — la bipédie libère les mains. L’Homo habilis, « l’homme habile », fabrique les premiers outils : galets aménagés d’un tranchant. L’Homo erectus, « l’homme redressé », taille le biface et réussit l’exploit décisif : la maîtrise du feu ; il quitte l’Afrique et peuple l’Asie et l’Europe. L’Homo neanderthalensis, trapu et robuste, affronte les glaciations ; il enterre ses morts — premiers gestes de pensée symbolique. L’Homo sapiens, « l’homme qui sait », est l’homme moderne : crâne développé, langage articulé, outils spécialisés. L’Homo sapiens sapiens — nous — invente l’art des cavernes, l’aiguille, l’arc, puis l’agriculture et bientôt l’écriture. Deux lignes de lecture pour classer ces étapes : la ligne biologique (bipédie → cerveau plus volumineux → langage) et la ligne technique (galet aménagé → biface → feu → outils spécialisés → art). Attention : cette évolution n’est pas une file indienne parfaite — certaines espèces ont coexisté, comme Néandertal et Sapiens ; les fossiles découverts, souvent en Afrique, permettent aux savants de compléter l’arbre de famille humain, pièce par pièce.</w:t>
-            </w:r>
-          </w:p>
-        </w:tc>
-        <w:tc>
-          <w:tcPr>
-            <w:tcMar>
-              <w:top w:type="dxa" w:w="80"/>
-              <w:left w:type="dxa" w:w="80"/>
-              <w:bottom w:type="dxa" w:w="80"/>
-              <w:right w:type="dxa" w:w="80"/>
-            </w:tcMar>
-          </w:tcPr>
-          <w:p>
-            <w:pPr>
-              <w:spacing w:after="40"/>
-              <w:jc w:val="left"/>
-            </w:pPr>
-            <w:r>
-              <w:rPr>
-                <w:b w:val="false"/>
-                <w:bCs w:val="false"/>
-                <w:i w:val="false"/>
-                <w:iCs w:val="false"/>
-                <w:color w:val="000000"/>
-                <w:sz w:val="20"/>
-                <w:szCs w:val="20"/>
-                <w:rFonts w:ascii="Times New Roman" w:cs="Times New Roman" w:eastAsia="Times New Roman" w:hAnsi="Times New Roman"/>
-              </w:rPr>
-              <w:t xml:space="preserve">Expliquent la démarche et vérifient le résultat.</w:t>
-            </w:r>
-          </w:p>
-        </w:tc>
-        <w:tc>
-          <w:tcPr>
-            <w:tcMar>
-              <w:top w:type="dxa" w:w="80"/>
-              <w:left w:type="dxa" w:w="80"/>
-              <w:bottom w:type="dxa" w:w="80"/>
-              <w:right w:type="dxa" w:w="80"/>
-            </w:tcMar>
-          </w:tcPr>
-          <w:p>
-            <w:pPr>
-              <w:spacing w:after="40"/>
-              <w:jc w:val="left"/>
-            </w:pPr>
-            <w:r>
-              <w:rPr>
-                <w:b w:val="false"/>
-                <w:bCs w:val="false"/>
-                <w:i w:val="false"/>
-                <w:iCs w:val="false"/>
-                <w:color w:val="000000"/>
-                <w:sz w:val="20"/>
-                <w:szCs w:val="20"/>
-                <w:rFonts w:ascii="Times New Roman" w:cs="Times New Roman" w:eastAsia="Times New Roman" w:hAnsi="Times New Roman"/>
-              </w:rPr>
-              <w:t xml:space="preserve">Recherche en binômes</w:t>
-            </w:r>
-          </w:p>
-        </w:tc>
-        <w:tc>
-          <w:tcPr>
-            <w:tcMar>
-              <w:top w:type="dxa" w:w="80"/>
-              <w:left w:type="dxa" w:w="80"/>
-              <w:bottom w:type="dxa" w:w="80"/>
-              <w:right w:type="dxa" w:w="80"/>
-            </w:tcMar>
-          </w:tcPr>
-          <w:p>
-            <w:pPr>
-              <w:spacing w:after="40"/>
-              <w:jc w:val="left"/>
-            </w:pPr>
-            <w:r>
-              <w:rPr>
-                <w:b w:val="false"/>
-                <w:bCs w:val="false"/>
-                <w:i w:val="false"/>
-                <w:iCs w:val="false"/>
-                <w:color w:val="000000"/>
-                <w:sz w:val="20"/>
-                <w:szCs w:val="20"/>
-                <w:rFonts w:ascii="Times New Roman" w:cs="Times New Roman" w:eastAsia="Times New Roman" w:hAnsi="Times New Roman"/>
-              </w:rPr>
-              <w:t xml:space="preserve">Documents, cartes, frises</w:t>
-            </w:r>
-          </w:p>
-        </w:tc>
-        <w:tc>
-          <w:tcPr>
-            <w:tcMar>
-              <w:top w:type="dxa" w:w="80"/>
-              <w:left w:type="dxa" w:w="80"/>
-              <w:bottom w:type="dxa" w:w="80"/>
-              <w:right w:type="dxa" w:w="80"/>
-            </w:tcMar>
-          </w:tcPr>
-          <w:p>
-            <w:pPr>
-              <w:spacing w:after="40"/>
-              <w:jc w:val="left"/>
-            </w:pPr>
-            <w:r>
-              <w:rPr>
-                <w:b w:val="false"/>
-                <w:bCs w:val="false"/>
-                <w:i w:val="false"/>
-                <w:iCs w:val="false"/>
-                <w:color w:val="000000"/>
-                <w:sz w:val="20"/>
-                <w:szCs w:val="20"/>
-                <w:rFonts w:ascii="Times New Roman" w:cs="Times New Roman" w:eastAsia="Times New Roman" w:hAnsi="Times New Roman"/>
-              </w:rPr>
-              <w:t xml:space="preserve">Raisonnement</w:t>
+              <w:t xml:space="preserve">4. Étude de document</w:t>
+            </w:r>
+          </w:p>
+        </w:tc>
+        <w:tc>
+          <w:tcPr>
+            <w:tcMar>
+              <w:top w:type="dxa" w:w="80"/>
+              <w:left w:type="dxa" w:w="80"/>
+              <w:bottom w:type="dxa" w:w="80"/>
+              <w:right w:type="dxa" w:w="80"/>
+            </w:tcMar>
+          </w:tcPr>
+          <w:p>
+            <w:pPr>
+              <w:spacing w:after="40"/>
+              <w:jc w:val="left"/>
+            </w:pPr>
+            <w:r>
+              <w:rPr>
+                <w:b w:val="false"/>
+                <w:bCs w:val="false"/>
+                <w:i w:val="false"/>
+                <w:iCs w:val="false"/>
+                <w:color w:val="000000"/>
+                <w:sz w:val="20"/>
+                <w:szCs w:val="20"/>
+                <w:rFonts w:ascii="Times New Roman" w:cs="Times New Roman" w:eastAsia="Times New Roman" w:hAnsi="Times New Roman"/>
+              </w:rPr>
+              <w:t xml:space="preserve">Fait lire le document « Lucy, la grand-tante d’Éthiopie » (d’après les récits de la découverte de 1974 (expédition Johanson-Coppens-Taieb) — extrait adapté), puis pose les questions.</w:t>
+            </w:r>
+          </w:p>
+        </w:tc>
+        <w:tc>
+          <w:tcPr>
+            <w:tcMar>
+              <w:top w:type="dxa" w:w="80"/>
+              <w:left w:type="dxa" w:w="80"/>
+              <w:bottom w:type="dxa" w:w="80"/>
+              <w:right w:type="dxa" w:w="80"/>
+            </w:tcMar>
+          </w:tcPr>
+          <w:p>
+            <w:pPr>
+              <w:spacing w:after="40"/>
+              <w:jc w:val="left"/>
+            </w:pPr>
+            <w:r>
+              <w:rPr>
+                <w:b w:val="false"/>
+                <w:bCs w:val="false"/>
+                <w:i w:val="false"/>
+                <w:iCs w:val="false"/>
+                <w:color w:val="000000"/>
+                <w:sz w:val="20"/>
+                <w:szCs w:val="20"/>
+                <w:rFonts w:ascii="Times New Roman" w:cs="Times New Roman" w:eastAsia="Times New Roman" w:hAnsi="Times New Roman"/>
+              </w:rPr>
+              <w:t xml:space="preserve">Lisent le document, répondent aux questions et critiquent la source.</w:t>
+            </w:r>
+          </w:p>
+        </w:tc>
+        <w:tc>
+          <w:tcPr>
+            <w:tcMar>
+              <w:top w:type="dxa" w:w="80"/>
+              <w:left w:type="dxa" w:w="80"/>
+              <w:bottom w:type="dxa" w:w="80"/>
+              <w:right w:type="dxa" w:w="80"/>
+            </w:tcMar>
+          </w:tcPr>
+          <w:p>
+            <w:pPr>
+              <w:spacing w:after="40"/>
+              <w:jc w:val="left"/>
+            </w:pPr>
+            <w:r>
+              <w:rPr>
+                <w:b w:val="false"/>
+                <w:bCs w:val="false"/>
+                <w:i w:val="false"/>
+                <w:iCs w:val="false"/>
+                <w:color w:val="000000"/>
+                <w:sz w:val="20"/>
+                <w:szCs w:val="20"/>
+                <w:rFonts w:ascii="Times New Roman" w:cs="Times New Roman" w:eastAsia="Times New Roman" w:hAnsi="Times New Roman"/>
+              </w:rPr>
+              <w:t xml:space="preserve">Observation dirigée, travail en binômes</w:t>
+            </w:r>
+          </w:p>
+        </w:tc>
+        <w:tc>
+          <w:tcPr>
+            <w:tcMar>
+              <w:top w:type="dxa" w:w="80"/>
+              <w:left w:type="dxa" w:w="80"/>
+              <w:bottom w:type="dxa" w:w="80"/>
+              <w:right w:type="dxa" w:w="80"/>
+            </w:tcMar>
+          </w:tcPr>
+          <w:p>
+            <w:pPr>
+              <w:spacing w:after="40"/>
+              <w:jc w:val="left"/>
+            </w:pPr>
+            <w:r>
+              <w:rPr>
+                <w:b w:val="false"/>
+                <w:bCs w:val="false"/>
+                <w:i w:val="false"/>
+                <w:iCs w:val="false"/>
+                <w:color w:val="000000"/>
+                <w:sz w:val="20"/>
+                <w:szCs w:val="20"/>
+                <w:rFonts w:ascii="Times New Roman" w:cs="Times New Roman" w:eastAsia="Times New Roman" w:hAnsi="Times New Roman"/>
+              </w:rPr>
+              <w:t xml:space="preserve">Document imprimé</w:t>
+            </w:r>
+          </w:p>
+        </w:tc>
+        <w:tc>
+          <w:tcPr>
+            <w:tcMar>
+              <w:top w:type="dxa" w:w="80"/>
+              <w:left w:type="dxa" w:w="80"/>
+              <w:bottom w:type="dxa" w:w="80"/>
+              <w:right w:type="dxa" w:w="80"/>
+            </w:tcMar>
+          </w:tcPr>
+          <w:p>
+            <w:pPr>
+              <w:spacing w:after="40"/>
+              <w:jc w:val="left"/>
+            </w:pPr>
+            <w:r>
+              <w:rPr>
+                <w:b w:val="false"/>
+                <w:bCs w:val="false"/>
+                <w:i w:val="false"/>
+                <w:iCs w:val="false"/>
+                <w:color w:val="000000"/>
+                <w:sz w:val="20"/>
+                <w:szCs w:val="20"/>
+                <w:rFonts w:ascii="Times New Roman" w:cs="Times New Roman" w:eastAsia="Times New Roman" w:hAnsi="Times New Roman"/>
+              </w:rPr>
+              <w:t xml:space="preserve">Esprit critique</w:t>
             </w:r>
           </w:p>
         </w:tc>
@@ -11807,7 +14729,26 @@
     </w:p>
     <w:p>
       <w:pPr>
-        <w:spacing w:after="110" w:line="300"/>
+        <w:spacing w:after="160" w:line="300"/>
+        <w:jc w:val="center"/>
+      </w:pPr>
+      <w:r>
+        <w:rPr>
+          <w:b w:val="false"/>
+          <w:bCs w:val="false"/>
+          <w:i/>
+          <w:iCs/>
+          <w:color w:val="000000"/>
+          <w:sz w:val="21"/>
+          <w:szCs w:val="21"/>
+          <w:rFonts w:ascii="Times New Roman" w:cs="Times New Roman" w:eastAsia="Times New Roman" w:hAnsi="Times New Roman"/>
+        </w:rPr>
+        <w:t xml:space="preserve">Six silhouettes au musée : des millions d’années entre la première, à peine redressée, et la dernière qui te ressemble.</w:t>
+      </w:r>
+    </w:p>
+    <w:p>
+      <w:pPr>
+        <w:spacing w:after="80" w:line="300"/>
         <w:jc w:val="both"/>
       </w:pPr>
       <w:r>
@@ -11817,11 +14758,49 @@
           <w:i w:val="false"/>
           <w:iCs w:val="false"/>
           <w:color w:val="2E7D32"/>
-          <w:sz w:val="24"/>
-          <w:szCs w:val="24"/>
-          <w:rFonts w:ascii="Times New Roman" w:cs="Times New Roman" w:eastAsia="Times New Roman" w:hAnsi="Times New Roman"/>
-        </w:rPr>
-        <w:t xml:space="preserve">Définition — </w:t>
+          <w:sz w:val="26"/>
+          <w:szCs w:val="26"/>
+          <w:rFonts w:ascii="Times New Roman" w:cs="Times New Roman" w:eastAsia="Times New Roman" w:hAnsi="Times New Roman"/>
+        </w:rPr>
+        <w:t xml:space="preserve">1. Les six étapes de l’évolution</w:t>
+      </w:r>
+    </w:p>
+    <w:p>
+      <w:pPr>
+        <w:spacing w:after="100" w:line="300"/>
+        <w:jc w:val="both"/>
+      </w:pPr>
+      <w:r>
+        <w:rPr>
+          <w:b w:val="false"/>
+          <w:bCs w:val="false"/>
+          <w:i w:val="false"/>
+          <w:iCs w:val="false"/>
+          <w:color w:val="000000"/>
+          <w:sz w:val="24"/>
+          <w:szCs w:val="24"/>
+          <w:rFonts w:ascii="Times New Roman" w:cs="Times New Roman" w:eastAsia="Times New Roman" w:hAnsi="Times New Roman"/>
+        </w:rPr>
+        <w:t xml:space="preserve">L’évolution de l’Homme durant la Préhistoire compte six grandes étapes :</w:t>
+      </w:r>
+    </w:p>
+    <w:p>
+      <w:pPr>
+        <w:spacing w:after="60" w:line="300"/>
+        <w:jc w:val="both"/>
+      </w:pPr>
+      <w:r>
+        <w:rPr>
+          <w:b w:val="false"/>
+          <w:bCs w:val="false"/>
+          <w:i w:val="false"/>
+          <w:iCs w:val="false"/>
+          <w:color w:val="000000"/>
+          <w:sz w:val="24"/>
+          <w:szCs w:val="24"/>
+          <w:rFonts w:ascii="Times New Roman" w:cs="Times New Roman" w:eastAsia="Times New Roman" w:hAnsi="Times New Roman"/>
+        </w:rPr>
+        <w:t xml:space="preserve">• l’</w:t>
       </w:r>
       <w:r>
         <w:rPr>
@@ -11829,19 +14808,26 @@
           <w:bCs/>
           <w:i w:val="false"/>
           <w:iCs w:val="false"/>
+          <w:color w:val="1F4E79"/>
+          <w:sz w:val="24"/>
+          <w:szCs w:val="24"/>
+          <w:rFonts w:ascii="Times New Roman" w:cs="Times New Roman" w:eastAsia="Times New Roman" w:hAnsi="Times New Roman"/>
+        </w:rPr>
+        <w:t xml:space="preserve">Australopithèque</w:t>
+      </w:r>
+      <w:r>
+        <w:rPr>
+          <w:b w:val="false"/>
+          <w:bCs w:val="false"/>
+          <w:i w:val="false"/>
+          <w:iCs w:val="false"/>
           <w:color w:val="000000"/>
           <w:sz w:val="24"/>
           <w:szCs w:val="24"/>
           <w:rFonts w:ascii="Times New Roman" w:cs="Times New Roman" w:eastAsia="Times New Roman" w:hAnsi="Times New Roman"/>
         </w:rPr>
-        <w:t xml:space="preserve">L’évolution de l’Homme durant la Préhistoire compte six grandes étapes : l’Australopithèque, l’Homo habilis, l’Homo erectus, l’Homo neanderthalensis, l’Homo sapiens et l’Homo sapiens sapiens. Cette évolution est à la fois biologique (le corps : marche debout, volume du cerveau) et technique (les outils : du galet aménagé à l’outillage perfectionné).</w:t>
-      </w:r>
-    </w:p>
-    <w:p>
-      <w:pPr>
-        <w:spacing w:after="110" w:line="300"/>
-        <w:jc w:val="both"/>
-      </w:pPr>
+        <w:t xml:space="preserve">, apparu en Afrique : il marche debout — la </w:t>
+      </w:r>
       <w:r>
         <w:rPr>
           <w:b/>
@@ -11853,7 +14839,7 @@
           <w:szCs w:val="24"/>
           <w:rFonts w:ascii="Times New Roman" w:cs="Times New Roman" w:eastAsia="Times New Roman" w:hAnsi="Times New Roman"/>
         </w:rPr>
-        <w:t xml:space="preserve">Autrement dit : </w:t>
+        <w:t xml:space="preserve">bipédie</w:t>
       </w:r>
       <w:r>
         <w:rPr>
@@ -11866,12 +14852,12 @@
           <w:szCs w:val="24"/>
           <w:rFonts w:ascii="Times New Roman" w:cs="Times New Roman" w:eastAsia="Times New Roman" w:hAnsi="Times New Roman"/>
         </w:rPr>
-        <w:t xml:space="preserve">de l’Australopithèque à l’Homo sapiens sapiens, le corps se redresse, le cerveau grandit, les outils se perfectionnent — chaque étape franchit un progrès.</w:t>
-      </w:r>
-    </w:p>
-    <w:p>
-      <w:pPr>
-        <w:spacing w:after="110" w:line="300"/>
+        <w:t xml:space="preserve"> libère les mains ;</w:t>
+      </w:r>
+    </w:p>
+    <w:p>
+      <w:pPr>
+        <w:spacing w:after="60" w:line="300"/>
         <w:jc w:val="both"/>
       </w:pPr>
       <w:r>
@@ -11885,7 +14871,367 @@
           <w:szCs w:val="24"/>
           <w:rFonts w:ascii="Times New Roman" w:cs="Times New Roman" w:eastAsia="Times New Roman" w:hAnsi="Times New Roman"/>
         </w:rPr>
-        <w:t xml:space="preserve">L’Australopithèque, apparu en Afrique, marche debout — la bipédie libère les mains. L’Homo habilis, « l’homme habile », fabrique les premiers outils : galets aménagés d’un tranchant. L’Homo erectus, « l’homme redressé », taille le biface et réussit l’exploit décisif : la maîtrise du feu ; il quitte l’Afrique et peuple l’Asie et l’Europe. L’Homo neanderthalensis, trapu et robuste, affronte les glaciations ; il enterre ses morts — premiers gestes de pensée symbolique. L’Homo sapiens, « l’homme qui sait », est l’homme moderne : crâne développé, langage articulé, outils spécialisés. L’Homo sapiens sapiens — nous — invente l’art des cavernes, l’aiguille, l’arc, puis l’agriculture et bientôt l’écriture. Deux lignes de lecture pour classer ces étapes : la ligne biologique (bipédie → cerveau plus volumineux → langage) et la ligne technique (galet aménagé → biface → feu → outils spécialisés → art). Attention : cette évolution n’est pas une file indienne parfaite — certaines espèces ont coexisté, comme Néandertal et Sapiens ; les fossiles découverts, souvent en Afrique, permettent aux savants de compléter l’arbre de famille humain, pièce par pièce.</w:t>
+        <w:t xml:space="preserve">• l’</w:t>
+      </w:r>
+      <w:r>
+        <w:rPr>
+          <w:b/>
+          <w:bCs/>
+          <w:i w:val="false"/>
+          <w:iCs w:val="false"/>
+          <w:color w:val="1F4E79"/>
+          <w:sz w:val="24"/>
+          <w:szCs w:val="24"/>
+          <w:rFonts w:ascii="Times New Roman" w:cs="Times New Roman" w:eastAsia="Times New Roman" w:hAnsi="Times New Roman"/>
+        </w:rPr>
+        <w:t xml:space="preserve">Homo habilis</w:t>
+      </w:r>
+      <w:r>
+        <w:rPr>
+          <w:b w:val="false"/>
+          <w:bCs w:val="false"/>
+          <w:i w:val="false"/>
+          <w:iCs w:val="false"/>
+          <w:color w:val="000000"/>
+          <w:sz w:val="24"/>
+          <w:szCs w:val="24"/>
+          <w:rFonts w:ascii="Times New Roman" w:cs="Times New Roman" w:eastAsia="Times New Roman" w:hAnsi="Times New Roman"/>
+        </w:rPr>
+        <w:t xml:space="preserve">, « l’homme habile » : il fabrique les premiers outils, des galets aménagés ;</w:t>
+      </w:r>
+    </w:p>
+    <w:p>
+      <w:pPr>
+        <w:spacing w:after="60" w:line="300"/>
+        <w:jc w:val="both"/>
+      </w:pPr>
+      <w:r>
+        <w:rPr>
+          <w:b w:val="false"/>
+          <w:bCs w:val="false"/>
+          <w:i w:val="false"/>
+          <w:iCs w:val="false"/>
+          <w:color w:val="000000"/>
+          <w:sz w:val="24"/>
+          <w:szCs w:val="24"/>
+          <w:rFonts w:ascii="Times New Roman" w:cs="Times New Roman" w:eastAsia="Times New Roman" w:hAnsi="Times New Roman"/>
+        </w:rPr>
+        <w:t xml:space="preserve">• l’</w:t>
+      </w:r>
+      <w:r>
+        <w:rPr>
+          <w:b/>
+          <w:bCs/>
+          <w:i w:val="false"/>
+          <w:iCs w:val="false"/>
+          <w:color w:val="1F4E79"/>
+          <w:sz w:val="24"/>
+          <w:szCs w:val="24"/>
+          <w:rFonts w:ascii="Times New Roman" w:cs="Times New Roman" w:eastAsia="Times New Roman" w:hAnsi="Times New Roman"/>
+        </w:rPr>
+        <w:t xml:space="preserve">Homo erectus</w:t>
+      </w:r>
+      <w:r>
+        <w:rPr>
+          <w:b w:val="false"/>
+          <w:bCs w:val="false"/>
+          <w:i w:val="false"/>
+          <w:iCs w:val="false"/>
+          <w:color w:val="000000"/>
+          <w:sz w:val="24"/>
+          <w:szCs w:val="24"/>
+          <w:rFonts w:ascii="Times New Roman" w:cs="Times New Roman" w:eastAsia="Times New Roman" w:hAnsi="Times New Roman"/>
+        </w:rPr>
+        <w:t xml:space="preserve">, « l’homme redressé » : il taille le biface, maîtrise le feu et quitte l’Afrique pour peupler l’Asie et l’Europe ;</w:t>
+      </w:r>
+    </w:p>
+    <w:p>
+      <w:pPr>
+        <w:spacing w:after="60" w:line="300"/>
+        <w:jc w:val="both"/>
+      </w:pPr>
+      <w:r>
+        <w:rPr>
+          <w:b w:val="false"/>
+          <w:bCs w:val="false"/>
+          <w:i w:val="false"/>
+          <w:iCs w:val="false"/>
+          <w:color w:val="000000"/>
+          <w:sz w:val="24"/>
+          <w:szCs w:val="24"/>
+          <w:rFonts w:ascii="Times New Roman" w:cs="Times New Roman" w:eastAsia="Times New Roman" w:hAnsi="Times New Roman"/>
+        </w:rPr>
+        <w:t xml:space="preserve">• l’</w:t>
+      </w:r>
+      <w:r>
+        <w:rPr>
+          <w:b/>
+          <w:bCs/>
+          <w:i w:val="false"/>
+          <w:iCs w:val="false"/>
+          <w:color w:val="1F4E79"/>
+          <w:sz w:val="24"/>
+          <w:szCs w:val="24"/>
+          <w:rFonts w:ascii="Times New Roman" w:cs="Times New Roman" w:eastAsia="Times New Roman" w:hAnsi="Times New Roman"/>
+        </w:rPr>
+        <w:t xml:space="preserve">Homo neanderthalensis</w:t>
+      </w:r>
+      <w:r>
+        <w:rPr>
+          <w:b w:val="false"/>
+          <w:bCs w:val="false"/>
+          <w:i w:val="false"/>
+          <w:iCs w:val="false"/>
+          <w:color w:val="000000"/>
+          <w:sz w:val="24"/>
+          <w:szCs w:val="24"/>
+          <w:rFonts w:ascii="Times New Roman" w:cs="Times New Roman" w:eastAsia="Times New Roman" w:hAnsi="Times New Roman"/>
+        </w:rPr>
+        <w:t xml:space="preserve">, trapu et robuste : il affronte les glaciations et enterre ses morts — premiers gestes de pensée symbolique ;</w:t>
+      </w:r>
+    </w:p>
+    <w:p>
+      <w:pPr>
+        <w:spacing w:after="60" w:line="300"/>
+        <w:jc w:val="both"/>
+      </w:pPr>
+      <w:r>
+        <w:rPr>
+          <w:b w:val="false"/>
+          <w:bCs w:val="false"/>
+          <w:i w:val="false"/>
+          <w:iCs w:val="false"/>
+          <w:color w:val="000000"/>
+          <w:sz w:val="24"/>
+          <w:szCs w:val="24"/>
+          <w:rFonts w:ascii="Times New Roman" w:cs="Times New Roman" w:eastAsia="Times New Roman" w:hAnsi="Times New Roman"/>
+        </w:rPr>
+        <w:t xml:space="preserve">• l’</w:t>
+      </w:r>
+      <w:r>
+        <w:rPr>
+          <w:b/>
+          <w:bCs/>
+          <w:i w:val="false"/>
+          <w:iCs w:val="false"/>
+          <w:color w:val="1F4E79"/>
+          <w:sz w:val="24"/>
+          <w:szCs w:val="24"/>
+          <w:rFonts w:ascii="Times New Roman" w:cs="Times New Roman" w:eastAsia="Times New Roman" w:hAnsi="Times New Roman"/>
+        </w:rPr>
+        <w:t xml:space="preserve">Homo sapiens</w:t>
+      </w:r>
+      <w:r>
+        <w:rPr>
+          <w:b w:val="false"/>
+          <w:bCs w:val="false"/>
+          <w:i w:val="false"/>
+          <w:iCs w:val="false"/>
+          <w:color w:val="000000"/>
+          <w:sz w:val="24"/>
+          <w:szCs w:val="24"/>
+          <w:rFonts w:ascii="Times New Roman" w:cs="Times New Roman" w:eastAsia="Times New Roman" w:hAnsi="Times New Roman"/>
+        </w:rPr>
+        <w:t xml:space="preserve">, « l’homme qui sait » : homme moderne, crâne développé, langage articulé, outils spécialisés ;</w:t>
+      </w:r>
+    </w:p>
+    <w:p>
+      <w:pPr>
+        <w:spacing w:after="60" w:line="300"/>
+        <w:jc w:val="both"/>
+      </w:pPr>
+      <w:r>
+        <w:rPr>
+          <w:b w:val="false"/>
+          <w:bCs w:val="false"/>
+          <w:i w:val="false"/>
+          <w:iCs w:val="false"/>
+          <w:color w:val="000000"/>
+          <w:sz w:val="24"/>
+          <w:szCs w:val="24"/>
+          <w:rFonts w:ascii="Times New Roman" w:cs="Times New Roman" w:eastAsia="Times New Roman" w:hAnsi="Times New Roman"/>
+        </w:rPr>
+        <w:t xml:space="preserve">• l’</w:t>
+      </w:r>
+      <w:r>
+        <w:rPr>
+          <w:b/>
+          <w:bCs/>
+          <w:i w:val="false"/>
+          <w:iCs w:val="false"/>
+          <w:color w:val="1F4E79"/>
+          <w:sz w:val="24"/>
+          <w:szCs w:val="24"/>
+          <w:rFonts w:ascii="Times New Roman" w:cs="Times New Roman" w:eastAsia="Times New Roman" w:hAnsi="Times New Roman"/>
+        </w:rPr>
+        <w:t xml:space="preserve">Homo sapiens sapiens</w:t>
+      </w:r>
+      <w:r>
+        <w:rPr>
+          <w:b w:val="false"/>
+          <w:bCs w:val="false"/>
+          <w:i w:val="false"/>
+          <w:iCs w:val="false"/>
+          <w:color w:val="000000"/>
+          <w:sz w:val="24"/>
+          <w:szCs w:val="24"/>
+          <w:rFonts w:ascii="Times New Roman" w:cs="Times New Roman" w:eastAsia="Times New Roman" w:hAnsi="Times New Roman"/>
+        </w:rPr>
+        <w:t xml:space="preserve"> — nous : art des cavernes, aiguille, arc, puis agriculture et bientôt écriture.</w:t>
+      </w:r>
+    </w:p>
+    <w:p>
+      <w:pPr>
+        <w:spacing w:after="80" w:line="300"/>
+        <w:jc w:val="both"/>
+      </w:pPr>
+      <w:r>
+        <w:rPr>
+          <w:b/>
+          <w:bCs/>
+          <w:i w:val="false"/>
+          <w:iCs w:val="false"/>
+          <w:color w:val="2E7D32"/>
+          <w:sz w:val="26"/>
+          <w:szCs w:val="26"/>
+          <w:rFonts w:ascii="Times New Roman" w:cs="Times New Roman" w:eastAsia="Times New Roman" w:hAnsi="Times New Roman"/>
+        </w:rPr>
+        <w:t xml:space="preserve">2. Deux lignes de lecture : biologique et technique</w:t>
+      </w:r>
+    </w:p>
+    <w:p>
+      <w:pPr>
+        <w:spacing w:after="100" w:line="300"/>
+        <w:jc w:val="both"/>
+      </w:pPr>
+      <w:r>
+        <w:rPr>
+          <w:b w:val="false"/>
+          <w:bCs w:val="false"/>
+          <w:i w:val="false"/>
+          <w:iCs w:val="false"/>
+          <w:color w:val="000000"/>
+          <w:sz w:val="24"/>
+          <w:szCs w:val="24"/>
+          <w:rFonts w:ascii="Times New Roman" w:cs="Times New Roman" w:eastAsia="Times New Roman" w:hAnsi="Times New Roman"/>
+        </w:rPr>
+        <w:t xml:space="preserve">L’</w:t>
+      </w:r>
+      <w:r>
+        <w:rPr>
+          <w:b/>
+          <w:bCs/>
+          <w:i w:val="false"/>
+          <w:iCs w:val="false"/>
+          <w:color w:val="1F4E79"/>
+          <w:sz w:val="24"/>
+          <w:szCs w:val="24"/>
+          <w:rFonts w:ascii="Times New Roman" w:cs="Times New Roman" w:eastAsia="Times New Roman" w:hAnsi="Times New Roman"/>
+        </w:rPr>
+        <w:t xml:space="preserve">évolution biologique</w:t>
+      </w:r>
+      <w:r>
+        <w:rPr>
+          <w:b w:val="false"/>
+          <w:bCs w:val="false"/>
+          <w:i w:val="false"/>
+          <w:iCs w:val="false"/>
+          <w:color w:val="000000"/>
+          <w:sz w:val="24"/>
+          <w:szCs w:val="24"/>
+          <w:rFonts w:ascii="Times New Roman" w:cs="Times New Roman" w:eastAsia="Times New Roman" w:hAnsi="Times New Roman"/>
+        </w:rPr>
+        <w:t xml:space="preserve"> concerne le corps : </w:t>
+      </w:r>
+      <w:r>
+        <w:rPr>
+          <w:b/>
+          <w:bCs/>
+          <w:i w:val="false"/>
+          <w:iCs w:val="false"/>
+          <w:color w:val="1F4E79"/>
+          <w:sz w:val="24"/>
+          <w:szCs w:val="24"/>
+          <w:rFonts w:ascii="Times New Roman" w:cs="Times New Roman" w:eastAsia="Times New Roman" w:hAnsi="Times New Roman"/>
+        </w:rPr>
+        <w:t xml:space="preserve">bipédie</w:t>
+      </w:r>
+      <w:r>
+        <w:rPr>
+          <w:b w:val="false"/>
+          <w:bCs w:val="false"/>
+          <w:i w:val="false"/>
+          <w:iCs w:val="false"/>
+          <w:color w:val="000000"/>
+          <w:sz w:val="24"/>
+          <w:szCs w:val="24"/>
+          <w:rFonts w:ascii="Times New Roman" w:cs="Times New Roman" w:eastAsia="Times New Roman" w:hAnsi="Times New Roman"/>
+        </w:rPr>
+        <w:t xml:space="preserve">, cerveau plus volumineux, langage. L’</w:t>
+      </w:r>
+      <w:r>
+        <w:rPr>
+          <w:b/>
+          <w:bCs/>
+          <w:i w:val="false"/>
+          <w:iCs w:val="false"/>
+          <w:color w:val="1F4E79"/>
+          <w:sz w:val="24"/>
+          <w:szCs w:val="24"/>
+          <w:rFonts w:ascii="Times New Roman" w:cs="Times New Roman" w:eastAsia="Times New Roman" w:hAnsi="Times New Roman"/>
+        </w:rPr>
+        <w:t xml:space="preserve">évolution technique</w:t>
+      </w:r>
+      <w:r>
+        <w:rPr>
+          <w:b w:val="false"/>
+          <w:bCs w:val="false"/>
+          <w:i w:val="false"/>
+          <w:iCs w:val="false"/>
+          <w:color w:val="000000"/>
+          <w:sz w:val="24"/>
+          <w:szCs w:val="24"/>
+          <w:rFonts w:ascii="Times New Roman" w:cs="Times New Roman" w:eastAsia="Times New Roman" w:hAnsi="Times New Roman"/>
+        </w:rPr>
+        <w:t xml:space="preserve"> concerne les outils : du galet aménagé au biface, du feu aux outils spécialisés, jusqu’à l’art.</w:t>
+      </w:r>
+    </w:p>
+    <w:p>
+      <w:pPr>
+        <w:spacing w:after="80" w:line="300"/>
+        <w:jc w:val="both"/>
+      </w:pPr>
+      <w:r>
+        <w:rPr>
+          <w:b/>
+          <w:bCs/>
+          <w:i w:val="false"/>
+          <w:iCs w:val="false"/>
+          <w:color w:val="2E7D32"/>
+          <w:sz w:val="26"/>
+          <w:szCs w:val="26"/>
+          <w:rFonts w:ascii="Times New Roman" w:cs="Times New Roman" w:eastAsia="Times New Roman" w:hAnsi="Times New Roman"/>
+        </w:rPr>
+        <w:t xml:space="preserve">3. Un arbre, pas une échelle</w:t>
+      </w:r>
+    </w:p>
+    <w:p>
+      <w:pPr>
+        <w:spacing w:after="100" w:line="300"/>
+        <w:jc w:val="both"/>
+      </w:pPr>
+      <w:r>
+        <w:rPr>
+          <w:b w:val="false"/>
+          <w:bCs w:val="false"/>
+          <w:i w:val="false"/>
+          <w:iCs w:val="false"/>
+          <w:color w:val="000000"/>
+          <w:sz w:val="24"/>
+          <w:szCs w:val="24"/>
+          <w:rFonts w:ascii="Times New Roman" w:cs="Times New Roman" w:eastAsia="Times New Roman" w:hAnsi="Times New Roman"/>
+        </w:rPr>
+        <w:t xml:space="preserve">Attention : cette évolution n’est pas une file indienne parfaite — certaines espèces ont coexisté, comme Néandertal et Sapiens. Les fossiles découverts, souvent en Afrique, permettent aux savants de compléter l’arbre de famille humain, pièce par pièce. Dire que « l’homme descend du singe » est faux : l’Homme et les singes actuels descendent d’ancêtres communs, puis leurs lignées se sont séparées.</w:t>
       </w:r>
     </w:p>
     <w:p>
@@ -11936,8 +15282,331 @@
     </w:p>
     <w:p>
       <w:pPr>
-        <w:spacing w:before="200" w:after="150"/>
-        <w:jc w:val="left"/>
+        <w:spacing w:after="120"/>
+      </w:pPr>
+    </w:p>
+    <w:tbl>
+      <w:tblPr>
+        <w:tblW w:type="dxa" w:w="9600"/>
+        <w:tblBorders>
+          <w:top w:val="single" w:color="B25000" w:sz="12"/>
+          <w:left w:val="single" w:color="B25000" w:sz="12"/>
+          <w:bottom w:val="single" w:color="B25000" w:sz="12"/>
+          <w:right w:val="single" w:color="B25000" w:sz="12"/>
+          <w:insideH w:val="none"/>
+          <w:insideV w:val="none"/>
+        </w:tblBorders>
+        <w:tblLayout w:type="fixed"/>
+      </w:tblPr>
+      <w:tblGrid>
+        <w:gridCol w:w="9600"/>
+      </w:tblGrid>
+      <w:tr>
+        <w:tc>
+          <w:tcPr>
+            <w:shd w:fill="FFF8EF" w:val="clear"/>
+            <w:tcMar>
+              <w:top w:type="dxa" w:w="140"/>
+              <w:left w:type="dxa" w:w="180"/>
+              <w:bottom w:type="dxa" w:w="140"/>
+              <w:right w:type="dxa" w:w="180"/>
+            </w:tcMar>
+          </w:tcPr>
+          <w:p>
+            <w:pPr>
+              <w:spacing w:after="90"/>
+            </w:pPr>
+            <w:r>
+              <w:rPr>
+                <w:b/>
+                <w:bCs/>
+                <w:i w:val="false"/>
+                <w:iCs w:val="false"/>
+                <w:color w:val="B25000"/>
+                <w:sz w:val="25"/>
+                <w:szCs w:val="25"/>
+                <w:rFonts w:ascii="Times New Roman" w:cs="Times New Roman" w:eastAsia="Times New Roman" w:hAnsi="Times New Roman"/>
+              </w:rPr>
+              <w:t xml:space="preserve">Document à étudier</w:t>
+            </w:r>
+          </w:p>
+          <w:p>
+            <w:pPr>
+              <w:spacing w:after="80" w:line="300"/>
+              <w:jc w:val="left"/>
+            </w:pPr>
+            <w:r>
+              <w:rPr>
+                <w:b/>
+                <w:bCs/>
+                <w:i w:val="false"/>
+                <w:iCs w:val="false"/>
+                <w:color w:val="000000"/>
+                <w:sz w:val="21"/>
+                <w:szCs w:val="21"/>
+                <w:rFonts w:ascii="Times New Roman" w:cs="Times New Roman" w:eastAsia="Times New Roman" w:hAnsi="Times New Roman"/>
+              </w:rPr>
+              <w:t xml:space="preserve">Lucy, la grand-tante d’Éthiopie — d’après les récits de la découverte de 1974 (expédition Johanson-Coppens-Taieb) — extrait adapté</w:t>
+            </w:r>
+          </w:p>
+          <w:p>
+            <w:pPr>
+              <w:spacing w:after="100" w:line="300"/>
+              <w:jc w:val="both"/>
+            </w:pPr>
+            <w:r>
+              <w:rPr>
+                <w:b w:val="false"/>
+                <w:bCs w:val="false"/>
+                <w:i/>
+                <w:iCs/>
+                <w:color w:val="000000"/>
+                <w:sz w:val="24"/>
+                <w:szCs w:val="24"/>
+                <w:rFonts w:ascii="Times New Roman" w:cs="Times New Roman" w:eastAsia="Times New Roman" w:hAnsi="Times New Roman"/>
+              </w:rPr>
+              <w:t xml:space="preserve">« Le 24 novembre 1974, dans la vallée de l’Awash, en Éthiopie, l’équipe internationale repère des fragments d’os qui affleurent du sol : au total, plusieurs dizaines de morceaux d’un même squelette d’Australopithèque, vieux de plus de trois millions d’années. Le soir, au campement, les chercheurs fêtent la trouvaille en écoutant une chanson des Beatles, « Lucy in the Sky with Diamonds » : le squelette s’appellera Lucy. Haute d’environ 1,10 m, Lucy marchait déjà debout. »</w:t>
+            </w:r>
+          </w:p>
+          <w:p>
+            <w:pPr>
+              <w:spacing w:after="40" w:line="300"/>
+              <w:jc w:val="both"/>
+            </w:pPr>
+            <w:r>
+              <w:rPr>
+                <w:b w:val="false"/>
+                <w:bCs w:val="false"/>
+                <w:i w:val="false"/>
+                <w:iCs w:val="false"/>
+                <w:color w:val="000000"/>
+                <w:sz w:val="24"/>
+                <w:szCs w:val="24"/>
+                <w:rFonts w:ascii="Times New Roman" w:cs="Times New Roman" w:eastAsia="Times New Roman" w:hAnsi="Times New Roman"/>
+              </w:rPr>
+              <w:t xml:space="preserve">1. Où et quand Lucy a-t-elle été découverte, et quel âge a ce squelette ?</w:t>
+            </w:r>
+          </w:p>
+          <w:p>
+            <w:pPr>
+              <w:spacing w:after="40" w:line="300"/>
+              <w:jc w:val="both"/>
+            </w:pPr>
+            <w:r>
+              <w:rPr>
+                <w:b w:val="false"/>
+                <w:bCs w:val="false"/>
+                <w:i w:val="false"/>
+                <w:iCs w:val="false"/>
+                <w:color w:val="000000"/>
+                <w:sz w:val="24"/>
+                <w:szCs w:val="24"/>
+                <w:rFonts w:ascii="Times New Roman" w:cs="Times New Roman" w:eastAsia="Times New Roman" w:hAnsi="Times New Roman"/>
+              </w:rPr>
+              <w:t xml:space="preserve">2. D’où vient son nom ?</w:t>
+            </w:r>
+          </w:p>
+          <w:p>
+            <w:pPr>
+              <w:spacing w:after="40" w:line="300"/>
+              <w:jc w:val="both"/>
+            </w:pPr>
+            <w:r>
+              <w:rPr>
+                <w:b w:val="false"/>
+                <w:bCs w:val="false"/>
+                <w:i w:val="false"/>
+                <w:iCs w:val="false"/>
+                <w:color w:val="000000"/>
+                <w:sz w:val="24"/>
+                <w:szCs w:val="24"/>
+                <w:rFonts w:ascii="Times New Roman" w:cs="Times New Roman" w:eastAsia="Times New Roman" w:hAnsi="Times New Roman"/>
+              </w:rPr>
+              <w:t xml:space="preserve">3. Pourquoi cette découverte confirme-t-elle que l’Afrique est le berceau de l’humanité ?</w:t>
+            </w:r>
+          </w:p>
+          <w:p>
+            <w:pPr>
+              <w:spacing w:after="60"/>
+            </w:pPr>
+          </w:p>
+          <w:p>
+            <w:pPr>
+              <w:spacing w:after="40"/>
+            </w:pPr>
+            <w:r>
+              <w:rPr>
+                <w:b/>
+                <w:bCs/>
+                <w:i w:val="false"/>
+                <w:iCs w:val="false"/>
+                <w:color w:val="C2185B"/>
+                <w:sz w:val="22"/>
+                <w:szCs w:val="22"/>
+                <w:rFonts w:ascii="Times New Roman" w:cs="Times New Roman" w:eastAsia="Times New Roman" w:hAnsi="Times New Roman"/>
+              </w:rPr>
+              <w:t xml:space="preserve">Réponse 1. </w:t>
+            </w:r>
+            <w:r>
+              <w:rPr>
+                <w:b w:val="false"/>
+                <w:bCs w:val="false"/>
+                <w:i w:val="false"/>
+                <w:iCs w:val="false"/>
+                <w:color w:val="000000"/>
+                <w:sz w:val="22"/>
+                <w:szCs w:val="22"/>
+                <w:rFonts w:ascii="Times New Roman" w:cs="Times New Roman" w:eastAsia="Times New Roman" w:hAnsi="Times New Roman"/>
+              </w:rPr>
+              <w:t xml:space="preserve">En Éthiopie, dans la vallée de l’Awash, le 24 novembre 1974 ; le squelette a plus de trois millions d’années.</w:t>
+            </w:r>
+          </w:p>
+          <w:p>
+            <w:pPr>
+              <w:spacing w:after="40"/>
+            </w:pPr>
+            <w:r>
+              <w:rPr>
+                <w:b/>
+                <w:bCs/>
+                <w:i w:val="false"/>
+                <w:iCs w:val="false"/>
+                <w:color w:val="C2185B"/>
+                <w:sz w:val="22"/>
+                <w:szCs w:val="22"/>
+                <w:rFonts w:ascii="Times New Roman" w:cs="Times New Roman" w:eastAsia="Times New Roman" w:hAnsi="Times New Roman"/>
+              </w:rPr>
+              <w:t xml:space="preserve">Réponse 2. </w:t>
+            </w:r>
+            <w:r>
+              <w:rPr>
+                <w:b w:val="false"/>
+                <w:bCs w:val="false"/>
+                <w:i w:val="false"/>
+                <w:iCs w:val="false"/>
+                <w:color w:val="000000"/>
+                <w:sz w:val="22"/>
+                <w:szCs w:val="22"/>
+                <w:rFonts w:ascii="Times New Roman" w:cs="Times New Roman" w:eastAsia="Times New Roman" w:hAnsi="Times New Roman"/>
+              </w:rPr>
+              <w:t xml:space="preserve">D’une chanson des Beatles, « Lucy in the Sky with Diamonds », écoutée au campement le soir de la découverte.</w:t>
+            </w:r>
+          </w:p>
+          <w:p>
+            <w:pPr>
+              <w:spacing w:after="40"/>
+            </w:pPr>
+            <w:r>
+              <w:rPr>
+                <w:b/>
+                <w:bCs/>
+                <w:i w:val="false"/>
+                <w:iCs w:val="false"/>
+                <w:color w:val="C2185B"/>
+                <w:sz w:val="22"/>
+                <w:szCs w:val="22"/>
+                <w:rFonts w:ascii="Times New Roman" w:cs="Times New Roman" w:eastAsia="Times New Roman" w:hAnsi="Times New Roman"/>
+              </w:rPr>
+              <w:t xml:space="preserve">Réponse 3. </w:t>
+            </w:r>
+            <w:r>
+              <w:rPr>
+                <w:b w:val="false"/>
+                <w:bCs w:val="false"/>
+                <w:i w:val="false"/>
+                <w:iCs w:val="false"/>
+                <w:color w:val="000000"/>
+                <w:sz w:val="22"/>
+                <w:szCs w:val="22"/>
+                <w:rFonts w:ascii="Times New Roman" w:cs="Times New Roman" w:eastAsia="Times New Roman" w:hAnsi="Times New Roman"/>
+              </w:rPr>
+              <w:t xml:space="preserve">Parce que les plus anciens fossiles d’ancêtres humains, comme Lucy, sont découverts en Afrique : c’est là que commence l’évolution humaine.</w:t>
+            </w:r>
+          </w:p>
+        </w:tc>
+      </w:tr>
+    </w:tbl>
+    <w:p>
+      <w:pPr>
+        <w:spacing w:after="160"/>
+      </w:pPr>
+    </w:p>
+    <w:tbl>
+      <w:tblPr>
+        <w:tblW w:type="dxa" w:w="9600"/>
+        <w:tblBorders>
+          <w:top w:val="single" w:color="1565C0" w:sz="12"/>
+          <w:left w:val="single" w:color="1565C0" w:sz="12"/>
+          <w:bottom w:val="single" w:color="1565C0" w:sz="12"/>
+          <w:right w:val="single" w:color="1565C0" w:sz="12"/>
+          <w:insideH w:val="none"/>
+          <w:insideV w:val="none"/>
+        </w:tblBorders>
+        <w:tblLayout w:type="fixed"/>
+      </w:tblPr>
+      <w:tblGrid>
+        <w:gridCol w:w="9600"/>
+      </w:tblGrid>
+      <w:tr>
+        <w:tc>
+          <w:tcPr>
+            <w:shd w:fill="E3F2FD" w:val="clear"/>
+            <w:tcMar>
+              <w:top w:type="dxa" w:w="140"/>
+              <w:left w:type="dxa" w:w="180"/>
+              <w:bottom w:type="dxa" w:w="140"/>
+              <w:right w:type="dxa" w:w="180"/>
+            </w:tcMar>
+          </w:tcPr>
+          <w:p>
+            <w:pPr>
+              <w:spacing w:after="90"/>
+            </w:pPr>
+            <w:r>
+              <w:rPr>
+                <w:b/>
+                <w:bCs/>
+                <w:i w:val="false"/>
+                <w:iCs w:val="false"/>
+                <w:color w:val="1565C0"/>
+                <w:sz w:val="25"/>
+                <w:szCs w:val="25"/>
+                <w:rFonts w:ascii="Times New Roman" w:cs="Times New Roman" w:eastAsia="Times New Roman" w:hAnsi="Times New Roman"/>
+              </w:rPr>
+              <w:t xml:space="preserve">Le savais-tu ?</w:t>
+            </w:r>
+          </w:p>
+          <w:p>
+            <w:pPr>
+              <w:spacing w:after="0" w:line="300"/>
+              <w:jc w:val="both"/>
+            </w:pPr>
+            <w:r>
+              <w:rPr>
+                <w:b w:val="false"/>
+                <w:bCs w:val="false"/>
+                <w:i w:val="false"/>
+                <w:iCs w:val="false"/>
+                <w:color w:val="000000"/>
+                <w:sz w:val="22"/>
+                <w:szCs w:val="22"/>
+                <w:rFonts w:ascii="Times New Roman" w:cs="Times New Roman" w:eastAsia="Times New Roman" w:hAnsi="Times New Roman"/>
+              </w:rPr>
+              <w:t xml:space="preserve">La célèbre « Lucy », squelette d’Australopithèque découvert en Éthiopie en 1974, doit son nom à une chanson des Beatles que les chercheurs écoutaient le soir de la trouvaille ! Haute d’à peine 1,10 m, vieille de plus de 3 millions d’années, elle marchait déjà debout — l’Afrique est bien le berceau de l’humanité.</w:t>
+            </w:r>
+          </w:p>
+        </w:tc>
+      </w:tr>
+    </w:tbl>
+    <w:p>
+      <w:pPr>
+        <w:spacing w:after="160"/>
+      </w:pPr>
+    </w:p>
+    <w:p>
+      <w:pPr>
+        <w:spacing w:after="80" w:line="300"/>
+        <w:jc w:val="both"/>
       </w:pPr>
       <w:r>
         <w:rPr>
@@ -11946,166 +15615,337 @@
           <w:i w:val="false"/>
           <w:iCs w:val="false"/>
           <w:color w:val="2E7D32"/>
-          <w:sz w:val="28"/>
-          <w:szCs w:val="28"/>
-          <w:rFonts w:ascii="Times New Roman" w:cs="Times New Roman" w:eastAsia="Times New Roman" w:hAnsi="Times New Roman"/>
-        </w:rPr>
-        <w:t xml:space="preserve">Méthode</w:t>
-      </w:r>
-    </w:p>
-    <w:p>
-      <w:pPr>
-        <w:spacing w:after="60" w:line="300"/>
-        <w:jc w:val="both"/>
-      </w:pPr>
-      <w:r>
-        <w:rPr>
-          <w:b w:val="false"/>
-          <w:bCs w:val="false"/>
-          <w:i w:val="false"/>
-          <w:iCs w:val="false"/>
-          <w:color w:val="000000"/>
-          <w:sz w:val="24"/>
-          <w:szCs w:val="24"/>
-          <w:rFonts w:ascii="Times New Roman" w:cs="Times New Roman" w:eastAsia="Times New Roman" w:hAnsi="Times New Roman"/>
-        </w:rPr>
-        <w:t xml:space="preserve">1. Ranger les six étapes dans l’ordre chronologique.</w:t>
-      </w:r>
-    </w:p>
-    <w:p>
-      <w:pPr>
-        <w:spacing w:after="60" w:line="300"/>
-        <w:jc w:val="both"/>
-      </w:pPr>
-      <w:r>
-        <w:rPr>
-          <w:b w:val="false"/>
-          <w:bCs w:val="false"/>
-          <w:i w:val="false"/>
-          <w:iCs w:val="false"/>
-          <w:color w:val="000000"/>
-          <w:sz w:val="24"/>
-          <w:szCs w:val="24"/>
-          <w:rFonts w:ascii="Times New Roman" w:cs="Times New Roman" w:eastAsia="Times New Roman" w:hAnsi="Times New Roman"/>
-        </w:rPr>
-        <w:t xml:space="preserve">2. Associer à chaque étape son progrès biologique (corps) et technique (outil).</w:t>
-      </w:r>
-    </w:p>
-    <w:p>
-      <w:pPr>
-        <w:spacing w:after="60" w:line="300"/>
-        <w:jc w:val="both"/>
-      </w:pPr>
-      <w:r>
-        <w:rPr>
-          <w:b w:val="false"/>
-          <w:bCs w:val="false"/>
-          <w:i w:val="false"/>
-          <w:iCs w:val="false"/>
-          <w:color w:val="000000"/>
-          <w:sz w:val="24"/>
-          <w:szCs w:val="24"/>
-          <w:rFonts w:ascii="Times New Roman" w:cs="Times New Roman" w:eastAsia="Times New Roman" w:hAnsi="Times New Roman"/>
-        </w:rPr>
-        <w:t xml:space="preserve">3. Vérifier sur la frise : les étapes se recouvrent parfois — l’évolution n’est pas une ligne droite.</w:t>
-      </w:r>
-    </w:p>
-    <w:p>
-      <w:pPr>
-        <w:spacing w:after="110" w:line="300"/>
-        <w:jc w:val="both"/>
-      </w:pPr>
-      <w:r>
-        <w:rPr>
-          <w:b/>
-          <w:bCs/>
-          <w:i w:val="false"/>
-          <w:iCs w:val="false"/>
-          <w:color w:val="1F4E79"/>
-          <w:sz w:val="24"/>
-          <w:szCs w:val="24"/>
-          <w:rFonts w:ascii="Times New Roman" w:cs="Times New Roman" w:eastAsia="Times New Roman" w:hAnsi="Times New Roman"/>
-        </w:rPr>
-        <w:t xml:space="preserve">Exemple — </w:t>
-      </w:r>
-      <w:r>
-        <w:rPr>
-          <w:b w:val="false"/>
-          <w:bCs w:val="false"/>
-          <w:i w:val="false"/>
-          <w:iCs w:val="false"/>
-          <w:color w:val="000000"/>
-          <w:sz w:val="24"/>
-          <w:szCs w:val="24"/>
-          <w:rFonts w:ascii="Times New Roman" w:cs="Times New Roman" w:eastAsia="Times New Roman" w:hAnsi="Times New Roman"/>
-        </w:rPr>
-        <w:t xml:space="preserve">On attribue un foyer de feu ancien à l’Homo erectus (maîtrise du feu) ; des galets aménagés à l’Homo habilis (premiers outils) ; une sépulture à Néandertal ou Sapiens (pensée symbolique).</w:t>
-      </w:r>
-    </w:p>
-    <w:p>
-      <w:pPr>
-        <w:spacing w:after="110" w:line="300"/>
-        <w:jc w:val="both"/>
-      </w:pPr>
-      <w:r>
-        <w:rPr>
-          <w:b/>
-          <w:bCs/>
-          <w:i w:val="false"/>
-          <w:iCs w:val="false"/>
-          <w:color w:val="B25000"/>
-          <w:sz w:val="24"/>
-          <w:szCs w:val="24"/>
-          <w:rFonts w:ascii="Times New Roman" w:cs="Times New Roman" w:eastAsia="Times New Roman" w:hAnsi="Times New Roman"/>
-        </w:rPr>
-        <w:t xml:space="preserve">Erreur à éviter — </w:t>
-      </w:r>
-      <w:r>
-        <w:rPr>
-          <w:b w:val="false"/>
-          <w:bCs w:val="false"/>
-          <w:i w:val="false"/>
-          <w:iCs w:val="false"/>
-          <w:color w:val="000000"/>
-          <w:sz w:val="24"/>
-          <w:szCs w:val="24"/>
-          <w:rFonts w:ascii="Times New Roman" w:cs="Times New Roman" w:eastAsia="Times New Roman" w:hAnsi="Times New Roman"/>
-        </w:rPr>
-        <w:t xml:space="preserve">Dire que « l’homme descend du singe » : l’Homme et les singes actuels descendent d’ancêtres communs, puis leurs lignées se sont séparées ; aucun singe d’aujourd’hui n’est notre « grand-père ». L’évolution est un arbre aux multiples branches, pas une échelle.</w:t>
-      </w:r>
-    </w:p>
-    <w:p>
-      <w:pPr>
-        <w:shd w:fill="E3F2FD" w:val="clear"/>
-        <w:spacing w:after="110" w:line="300"/>
-        <w:jc w:val="both"/>
-      </w:pPr>
-      <w:r>
-        <w:rPr>
-          <w:b/>
-          <w:bCs/>
-          <w:i w:val="false"/>
-          <w:iCs w:val="false"/>
-          <w:color w:val="1565C0"/>
-          <w:sz w:val="24"/>
-          <w:szCs w:val="24"/>
-          <w:rFonts w:ascii="Times New Roman" w:cs="Times New Roman" w:eastAsia="Times New Roman" w:hAnsi="Times New Roman"/>
-        </w:rPr>
-        <w:t xml:space="preserve">Le savais-tu ? </w:t>
-      </w:r>
-      <w:r>
-        <w:rPr>
-          <w:b w:val="false"/>
-          <w:bCs w:val="false"/>
-          <w:i w:val="false"/>
-          <w:iCs w:val="false"/>
-          <w:color w:val="000000"/>
-          <w:sz w:val="24"/>
-          <w:szCs w:val="24"/>
-          <w:rFonts w:ascii="Times New Roman" w:cs="Times New Roman" w:eastAsia="Times New Roman" w:hAnsi="Times New Roman"/>
-        </w:rPr>
-        <w:t xml:space="preserve">La célèbre « Lucy », squelette d’Australopithèque découvert en Éthiopie en 1974, doit son nom à une chanson des Beatles que les chercheurs écoutaient le soir de la trouvaille ! Haute d’à peine 1,10 m, vieille de plus de 3 millions d’années, elle marchait déjà debout — l’Afrique est bien le berceau de l’humanité.</w:t>
-      </w:r>
+          <w:sz w:val="26"/>
+          <w:szCs w:val="26"/>
+          <w:rFonts w:ascii="Times New Roman" w:cs="Times New Roman" w:eastAsia="Times New Roman" w:hAnsi="Times New Roman"/>
+        </w:rPr>
+        <w:t xml:space="preserve">Petit lexique</w:t>
+      </w:r>
+    </w:p>
+    <w:tbl>
+      <w:tblPr>
+        <w:tblW w:type="dxa" w:w="9600"/>
+        <w:tblBorders>
+          <w:top w:val="single" w:color="808080" w:sz="4"/>
+          <w:left w:val="single" w:color="808080" w:sz="4"/>
+          <w:bottom w:val="single" w:color="808080" w:sz="4"/>
+          <w:right w:val="single" w:color="808080" w:sz="4"/>
+          <w:insideH w:val="single" w:color="B0B0B0" w:sz="4"/>
+          <w:insideV w:val="single" w:color="B0B0B0" w:sz="4"/>
+        </w:tblBorders>
+        <w:tblLayout w:type="fixed"/>
+      </w:tblPr>
+      <w:tblGrid>
+        <w:gridCol w:w="2800"/>
+        <w:gridCol w:w="6800"/>
+      </w:tblGrid>
+      <w:tr>
+        <w:tc>
+          <w:tcPr>
+            <w:shd w:fill="E7E6E6" w:val="clear"/>
+            <w:tcMar>
+              <w:top w:type="dxa" w:w="80"/>
+              <w:left w:type="dxa" w:w="80"/>
+              <w:bottom w:type="dxa" w:w="80"/>
+              <w:right w:type="dxa" w:w="80"/>
+            </w:tcMar>
+          </w:tcPr>
+          <w:p>
+            <w:pPr>
+              <w:spacing w:after="40"/>
+              <w:jc w:val="left"/>
+            </w:pPr>
+            <w:r>
+              <w:rPr>
+                <w:b/>
+                <w:bCs/>
+                <w:i w:val="false"/>
+                <w:iCs w:val="false"/>
+                <w:color w:val="000000"/>
+                <w:sz w:val="20"/>
+                <w:szCs w:val="20"/>
+                <w:rFonts w:ascii="Times New Roman" w:cs="Times New Roman" w:eastAsia="Times New Roman" w:hAnsi="Times New Roman"/>
+              </w:rPr>
+              <w:t xml:space="preserve">Mot</w:t>
+            </w:r>
+          </w:p>
+        </w:tc>
+        <w:tc>
+          <w:tcPr>
+            <w:shd w:fill="E7E6E6" w:val="clear"/>
+            <w:tcMar>
+              <w:top w:type="dxa" w:w="80"/>
+              <w:left w:type="dxa" w:w="80"/>
+              <w:bottom w:type="dxa" w:w="80"/>
+              <w:right w:type="dxa" w:w="80"/>
+            </w:tcMar>
+          </w:tcPr>
+          <w:p>
+            <w:pPr>
+              <w:spacing w:after="40"/>
+              <w:jc w:val="left"/>
+            </w:pPr>
+            <w:r>
+              <w:rPr>
+                <w:b/>
+                <w:bCs/>
+                <w:i w:val="false"/>
+                <w:iCs w:val="false"/>
+                <w:color w:val="000000"/>
+                <w:sz w:val="20"/>
+                <w:szCs w:val="20"/>
+                <w:rFonts w:ascii="Times New Roman" w:cs="Times New Roman" w:eastAsia="Times New Roman" w:hAnsi="Times New Roman"/>
+              </w:rPr>
+              <w:t xml:space="preserve">Sens</w:t>
+            </w:r>
+          </w:p>
+        </w:tc>
+      </w:tr>
+      <w:tr>
+        <w:tc>
+          <w:tcPr>
+            <w:tcMar>
+              <w:top w:type="dxa" w:w="80"/>
+              <w:left w:type="dxa" w:w="80"/>
+              <w:bottom w:type="dxa" w:w="80"/>
+              <w:right w:type="dxa" w:w="80"/>
+            </w:tcMar>
+          </w:tcPr>
+          <w:p>
+            <w:pPr>
+              <w:spacing w:after="40"/>
+              <w:jc w:val="left"/>
+            </w:pPr>
+            <w:r>
+              <w:rPr>
+                <w:b/>
+                <w:bCs/>
+                <w:i w:val="false"/>
+                <w:iCs w:val="false"/>
+                <w:color w:val="000000"/>
+                <w:sz w:val="20"/>
+                <w:szCs w:val="20"/>
+                <w:rFonts w:ascii="Times New Roman" w:cs="Times New Roman" w:eastAsia="Times New Roman" w:hAnsi="Times New Roman"/>
+              </w:rPr>
+              <w:t xml:space="preserve">Bipédie</w:t>
+            </w:r>
+          </w:p>
+        </w:tc>
+        <w:tc>
+          <w:tcPr>
+            <w:tcMar>
+              <w:top w:type="dxa" w:w="80"/>
+              <w:left w:type="dxa" w:w="80"/>
+              <w:bottom w:type="dxa" w:w="80"/>
+              <w:right w:type="dxa" w:w="80"/>
+            </w:tcMar>
+          </w:tcPr>
+          <w:p>
+            <w:pPr>
+              <w:spacing w:after="40"/>
+              <w:jc w:val="left"/>
+            </w:pPr>
+            <w:r>
+              <w:rPr>
+                <w:b w:val="false"/>
+                <w:bCs w:val="false"/>
+                <w:i w:val="false"/>
+                <w:iCs w:val="false"/>
+                <w:color w:val="000000"/>
+                <w:sz w:val="20"/>
+                <w:szCs w:val="20"/>
+                <w:rFonts w:ascii="Times New Roman" w:cs="Times New Roman" w:eastAsia="Times New Roman" w:hAnsi="Times New Roman"/>
+              </w:rPr>
+              <w:t xml:space="preserve">marche debout sur deux jambes, qui libère les mains</w:t>
+            </w:r>
+          </w:p>
+        </w:tc>
+      </w:tr>
+      <w:tr>
+        <w:tc>
+          <w:tcPr>
+            <w:tcMar>
+              <w:top w:type="dxa" w:w="80"/>
+              <w:left w:type="dxa" w:w="80"/>
+              <w:bottom w:type="dxa" w:w="80"/>
+              <w:right w:type="dxa" w:w="80"/>
+            </w:tcMar>
+          </w:tcPr>
+          <w:p>
+            <w:pPr>
+              <w:spacing w:after="40"/>
+              <w:jc w:val="left"/>
+            </w:pPr>
+            <w:r>
+              <w:rPr>
+                <w:b/>
+                <w:bCs/>
+                <w:i w:val="false"/>
+                <w:iCs w:val="false"/>
+                <w:color w:val="000000"/>
+                <w:sz w:val="20"/>
+                <w:szCs w:val="20"/>
+                <w:rFonts w:ascii="Times New Roman" w:cs="Times New Roman" w:eastAsia="Times New Roman" w:hAnsi="Times New Roman"/>
+              </w:rPr>
+              <w:t xml:space="preserve">Fossile</w:t>
+            </w:r>
+          </w:p>
+        </w:tc>
+        <w:tc>
+          <w:tcPr>
+            <w:tcMar>
+              <w:top w:type="dxa" w:w="80"/>
+              <w:left w:type="dxa" w:w="80"/>
+              <w:bottom w:type="dxa" w:w="80"/>
+              <w:right w:type="dxa" w:w="80"/>
+            </w:tcMar>
+          </w:tcPr>
+          <w:p>
+            <w:pPr>
+              <w:spacing w:after="40"/>
+              <w:jc w:val="left"/>
+            </w:pPr>
+            <w:r>
+              <w:rPr>
+                <w:b w:val="false"/>
+                <w:bCs w:val="false"/>
+                <w:i w:val="false"/>
+                <w:iCs w:val="false"/>
+                <w:color w:val="000000"/>
+                <w:sz w:val="20"/>
+                <w:szCs w:val="20"/>
+                <w:rFonts w:ascii="Times New Roman" w:cs="Times New Roman" w:eastAsia="Times New Roman" w:hAnsi="Times New Roman"/>
+              </w:rPr>
+              <w:t xml:space="preserve">reste d’être vivant conservé dans la roche</w:t>
+            </w:r>
+          </w:p>
+        </w:tc>
+      </w:tr>
+      <w:tr>
+        <w:tc>
+          <w:tcPr>
+            <w:tcMar>
+              <w:top w:type="dxa" w:w="80"/>
+              <w:left w:type="dxa" w:w="80"/>
+              <w:bottom w:type="dxa" w:w="80"/>
+              <w:right w:type="dxa" w:w="80"/>
+            </w:tcMar>
+          </w:tcPr>
+          <w:p>
+            <w:pPr>
+              <w:spacing w:after="40"/>
+              <w:jc w:val="left"/>
+            </w:pPr>
+            <w:r>
+              <w:rPr>
+                <w:b/>
+                <w:bCs/>
+                <w:i w:val="false"/>
+                <w:iCs w:val="false"/>
+                <w:color w:val="000000"/>
+                <w:sz w:val="20"/>
+                <w:szCs w:val="20"/>
+                <w:rFonts w:ascii="Times New Roman" w:cs="Times New Roman" w:eastAsia="Times New Roman" w:hAnsi="Times New Roman"/>
+              </w:rPr>
+              <w:t xml:space="preserve">Évolution biologique</w:t>
+            </w:r>
+          </w:p>
+        </w:tc>
+        <w:tc>
+          <w:tcPr>
+            <w:tcMar>
+              <w:top w:type="dxa" w:w="80"/>
+              <w:left w:type="dxa" w:w="80"/>
+              <w:bottom w:type="dxa" w:w="80"/>
+              <w:right w:type="dxa" w:w="80"/>
+            </w:tcMar>
+          </w:tcPr>
+          <w:p>
+            <w:pPr>
+              <w:spacing w:after="40"/>
+              <w:jc w:val="left"/>
+            </w:pPr>
+            <w:r>
+              <w:rPr>
+                <w:b w:val="false"/>
+                <w:bCs w:val="false"/>
+                <w:i w:val="false"/>
+                <w:iCs w:val="false"/>
+                <w:color w:val="000000"/>
+                <w:sz w:val="20"/>
+                <w:szCs w:val="20"/>
+                <w:rFonts w:ascii="Times New Roman" w:cs="Times New Roman" w:eastAsia="Times New Roman" w:hAnsi="Times New Roman"/>
+              </w:rPr>
+              <w:t xml:space="preserve">transformation du corps : taille, crâne, marche</w:t>
+            </w:r>
+          </w:p>
+        </w:tc>
+      </w:tr>
+      <w:tr>
+        <w:tc>
+          <w:tcPr>
+            <w:tcMar>
+              <w:top w:type="dxa" w:w="80"/>
+              <w:left w:type="dxa" w:w="80"/>
+              <w:bottom w:type="dxa" w:w="80"/>
+              <w:right w:type="dxa" w:w="80"/>
+            </w:tcMar>
+          </w:tcPr>
+          <w:p>
+            <w:pPr>
+              <w:spacing w:after="40"/>
+              <w:jc w:val="left"/>
+            </w:pPr>
+            <w:r>
+              <w:rPr>
+                <w:b/>
+                <w:bCs/>
+                <w:i w:val="false"/>
+                <w:iCs w:val="false"/>
+                <w:color w:val="000000"/>
+                <w:sz w:val="20"/>
+                <w:szCs w:val="20"/>
+                <w:rFonts w:ascii="Times New Roman" w:cs="Times New Roman" w:eastAsia="Times New Roman" w:hAnsi="Times New Roman"/>
+              </w:rPr>
+              <w:t xml:space="preserve">Évolution technique</w:t>
+            </w:r>
+          </w:p>
+        </w:tc>
+        <w:tc>
+          <w:tcPr>
+            <w:tcMar>
+              <w:top w:type="dxa" w:w="80"/>
+              <w:left w:type="dxa" w:w="80"/>
+              <w:bottom w:type="dxa" w:w="80"/>
+              <w:right w:type="dxa" w:w="80"/>
+            </w:tcMar>
+          </w:tcPr>
+          <w:p>
+            <w:pPr>
+              <w:spacing w:after="40"/>
+              <w:jc w:val="left"/>
+            </w:pPr>
+            <w:r>
+              <w:rPr>
+                <w:b w:val="false"/>
+                <w:bCs w:val="false"/>
+                <w:i w:val="false"/>
+                <w:iCs w:val="false"/>
+                <w:color w:val="000000"/>
+                <w:sz w:val="20"/>
+                <w:szCs w:val="20"/>
+                <w:rFonts w:ascii="Times New Roman" w:cs="Times New Roman" w:eastAsia="Times New Roman" w:hAnsi="Times New Roman"/>
+              </w:rPr>
+              <w:t xml:space="preserve">progrès des outils et des savoir-faire</w:t>
+            </w:r>
+          </w:p>
+        </w:tc>
+      </w:tr>
+    </w:tbl>
+    <w:p>
+      <w:pPr>
+        <w:spacing w:after="120"/>
+      </w:pPr>
     </w:p>
     <w:p>
       <w:pPr>
